--- a/sablony/BARVA dlouhy popis sk.docx
+++ b/sablony/BARVA dlouhy popis sk.docx
@@ -4,17 +4,19 @@
   <w:body>
     <w:p>
       <w:pPr>
-        <w:pStyle w:val="Text"/>
-      </w:pPr>
-      <w:r>
-        <w:rPr>
-          <w:rtl w:val="0"/>
+        <w:pStyle w:val="Text A"/>
+      </w:pPr>
+      <w:r>
+        <w:rPr>
+          <w:rtl w:val="0"/>
+          <w:lang w:val="en-US"/>
         </w:rPr>
         <w:t>&lt;!-- ===================== UNIVERZ</w:t>
       </w:r>
       <w:r>
         <w:rPr>
           <w:rtl w:val="0"/>
+          <w:lang w:val="en-US"/>
         </w:rPr>
         <w:t>Á</w:t>
       </w:r>
@@ -28,6 +30,7 @@
       <w:r>
         <w:rPr>
           <w:rtl w:val="0"/>
+          <w:lang w:val="en-US"/>
         </w:rPr>
         <w:t>Š</w:t>
       </w:r>
@@ -41,1548 +44,1734 @@
       <w:r>
         <w:rPr>
           <w:rtl w:val="0"/>
+          <w:lang w:val="en-US"/>
         </w:rPr>
         <w:t>Ó</w:t>
       </w:r>
       <w:r>
         <w:rPr>
           <w:rtl w:val="0"/>
+          <w:lang w:val="en-US"/>
         </w:rPr>
         <w:t>NA PRODUKTU ===================== --&gt;</w:t>
       </w:r>
     </w:p>
     <w:p>
       <w:pPr>
-        <w:pStyle w:val="Text"/>
-      </w:pPr>
-      <w:r>
-        <w:rPr>
-          <w:rtl w:val="0"/>
+        <w:pStyle w:val="Text A"/>
+      </w:pPr>
+      <w:r>
+        <w:rPr>
+          <w:rtl w:val="0"/>
+          <w:lang w:val="en-US"/>
         </w:rPr>
         <w:t>&lt;style&gt;&lt;!--</w:t>
       </w:r>
     </w:p>
     <w:p>
       <w:pPr>
-        <w:pStyle w:val="Text"/>
-      </w:pPr>
-      <w:r>
-        <w:rPr>
-          <w:rtl w:val="0"/>
+        <w:pStyle w:val="Text A"/>
+      </w:pPr>
+      <w:r>
+        <w:rPr>
+          <w:rtl w:val="0"/>
+          <w:lang w:val="en-US"/>
         </w:rPr>
         <w:t>body {</w:t>
       </w:r>
     </w:p>
     <w:p>
       <w:pPr>
-        <w:pStyle w:val="Text"/>
-      </w:pPr>
-      <w:r>
-        <w:rPr>
-          <w:rtl w:val="0"/>
+        <w:pStyle w:val="Text A"/>
+        <w:rPr>
           <w:lang w:val="nl-NL"/>
         </w:rPr>
+      </w:pPr>
+      <w:r>
+        <w:rPr>
+          <w:rtl w:val="0"/>
+          <w:lang w:val="nl-NL"/>
+        </w:rPr>
         <w:t xml:space="preserve">  font-family: 'Inter', 'Helvetica Neue', sans-serif;</w:t>
       </w:r>
     </w:p>
     <w:p>
       <w:pPr>
-        <w:pStyle w:val="Text"/>
-      </w:pPr>
-      <w:r>
-        <w:rPr>
-          <w:rtl w:val="0"/>
+        <w:pStyle w:val="Text A"/>
+      </w:pPr>
+      <w:r>
+        <w:rPr>
+          <w:rtl w:val="0"/>
+          <w:lang w:val="en-US"/>
         </w:rPr>
         <w:t xml:space="preserve">  background-color: #fff;</w:t>
       </w:r>
     </w:p>
     <w:p>
       <w:pPr>
-        <w:pStyle w:val="Text"/>
-      </w:pPr>
-      <w:r>
-        <w:rPr>
-          <w:rtl w:val="0"/>
+        <w:pStyle w:val="Text A"/>
+      </w:pPr>
+      <w:r>
+        <w:rPr>
+          <w:rtl w:val="0"/>
+          <w:lang w:val="en-US"/>
         </w:rPr>
         <w:t xml:space="preserve">  color: #333;</w:t>
       </w:r>
     </w:p>
     <w:p>
       <w:pPr>
-        <w:pStyle w:val="Text"/>
-      </w:pPr>
-      <w:r>
-        <w:rPr>
-          <w:rtl w:val="0"/>
+        <w:pStyle w:val="Text A"/>
+      </w:pPr>
+      <w:r>
+        <w:rPr>
+          <w:rtl w:val="0"/>
+          <w:lang w:val="en-US"/>
         </w:rPr>
         <w:t xml:space="preserve">  line-height: 1.5;</w:t>
       </w:r>
     </w:p>
     <w:p>
       <w:pPr>
-        <w:pStyle w:val="Text"/>
-      </w:pPr>
-      <w:r>
-        <w:rPr>
-          <w:rtl w:val="0"/>
+        <w:pStyle w:val="Text A"/>
+      </w:pPr>
+      <w:r>
+        <w:rPr>
+          <w:rtl w:val="0"/>
+          <w:lang w:val="en-US"/>
         </w:rPr>
         <w:t xml:space="preserve">  margin: 0;</w:t>
       </w:r>
     </w:p>
     <w:p>
       <w:pPr>
-        <w:pStyle w:val="Text"/>
-      </w:pPr>
-      <w:r>
-        <w:rPr>
-          <w:rtl w:val="0"/>
+        <w:pStyle w:val="Text A"/>
+      </w:pPr>
+      <w:r>
+        <w:rPr>
+          <w:rtl w:val="0"/>
+          <w:lang w:val="en-US"/>
         </w:rPr>
         <w:t xml:space="preserve">  padding: 0;</w:t>
       </w:r>
     </w:p>
     <w:p>
       <w:pPr>
-        <w:pStyle w:val="Text"/>
-      </w:pPr>
-      <w:r>
-        <w:rPr>
-          <w:rtl w:val="0"/>
+        <w:pStyle w:val="Text A"/>
+      </w:pPr>
+      <w:r>
+        <w:rPr>
+          <w:rtl w:val="0"/>
+          <w:lang w:val="en-US"/>
         </w:rPr>
         <w:t>}</w:t>
       </w:r>
     </w:p>
     <w:p>
       <w:pPr>
-        <w:pStyle w:val="Text"/>
-      </w:pPr>
-    </w:p>
-    <w:p>
-      <w:pPr>
-        <w:pStyle w:val="Text"/>
-      </w:pPr>
-      <w:r>
-        <w:rPr>
-          <w:rtl w:val="0"/>
+        <w:pStyle w:val="Text A"/>
+      </w:pPr>
+    </w:p>
+    <w:p>
+      <w:pPr>
+        <w:pStyle w:val="Text A"/>
+      </w:pPr>
+      <w:r>
+        <w:rPr>
+          <w:rtl w:val="0"/>
+          <w:lang w:val="en-US"/>
         </w:rPr>
         <w:t>h1, h2, h3 {</w:t>
       </w:r>
     </w:p>
     <w:p>
       <w:pPr>
-        <w:pStyle w:val="Text"/>
-      </w:pPr>
-      <w:r>
-        <w:rPr>
-          <w:rtl w:val="0"/>
+        <w:pStyle w:val="Text A"/>
+      </w:pPr>
+      <w:r>
+        <w:rPr>
+          <w:rtl w:val="0"/>
+          <w:lang w:val="en-US"/>
         </w:rPr>
         <w:t xml:space="preserve">  color: #004466;</w:t>
       </w:r>
     </w:p>
     <w:p>
       <w:pPr>
-        <w:pStyle w:val="Text"/>
-      </w:pPr>
-      <w:r>
-        <w:rPr>
-          <w:rtl w:val="0"/>
+        <w:pStyle w:val="Text A"/>
+      </w:pPr>
+      <w:r>
+        <w:rPr>
+          <w:rtl w:val="0"/>
+          <w:lang w:val="en-US"/>
         </w:rPr>
         <w:t xml:space="preserve">  font-weight: 700;</w:t>
       </w:r>
     </w:p>
     <w:p>
       <w:pPr>
-        <w:pStyle w:val="Text"/>
-      </w:pPr>
-      <w:r>
-        <w:rPr>
-          <w:rtl w:val="0"/>
+        <w:pStyle w:val="Text A"/>
+      </w:pPr>
+      <w:r>
+        <w:rPr>
+          <w:rtl w:val="0"/>
+          <w:lang w:val="en-US"/>
         </w:rPr>
         <w:t xml:space="preserve">  margin-top: 0;</w:t>
       </w:r>
     </w:p>
     <w:p>
       <w:pPr>
-        <w:pStyle w:val="Text"/>
-      </w:pPr>
-      <w:r>
-        <w:rPr>
-          <w:rtl w:val="0"/>
+        <w:pStyle w:val="Text A"/>
+        <w:rPr>
           <w:lang w:val="it-IT"/>
         </w:rPr>
+      </w:pPr>
+      <w:r>
+        <w:rPr>
+          <w:rtl w:val="0"/>
+          <w:lang w:val="it-IT"/>
+        </w:rPr>
         <w:t xml:space="preserve">  margin-bottom: 12px;</w:t>
       </w:r>
     </w:p>
     <w:p>
       <w:pPr>
-        <w:pStyle w:val="Text"/>
-      </w:pPr>
-      <w:r>
-        <w:rPr>
-          <w:rtl w:val="0"/>
+        <w:pStyle w:val="Text A"/>
+      </w:pPr>
+      <w:r>
+        <w:rPr>
+          <w:rtl w:val="0"/>
+          <w:lang w:val="en-US"/>
         </w:rPr>
         <w:t>}</w:t>
       </w:r>
     </w:p>
     <w:p>
       <w:pPr>
-        <w:pStyle w:val="Text"/>
-      </w:pPr>
-    </w:p>
-    <w:p>
-      <w:pPr>
-        <w:pStyle w:val="Text"/>
-      </w:pPr>
-      <w:r>
-        <w:rPr>
-          <w:rtl w:val="0"/>
+        <w:pStyle w:val="Text A"/>
+      </w:pPr>
+    </w:p>
+    <w:p>
+      <w:pPr>
+        <w:pStyle w:val="Text A"/>
+        <w:rPr>
           <w:lang w:val="ru-RU"/>
         </w:rPr>
+      </w:pPr>
+      <w:r>
+        <w:rPr>
+          <w:rtl w:val="0"/>
+          <w:lang w:val="ru-RU"/>
+        </w:rPr>
         <w:t>h1 {</w:t>
       </w:r>
     </w:p>
     <w:p>
       <w:pPr>
-        <w:pStyle w:val="Text"/>
-      </w:pPr>
-      <w:r>
-        <w:rPr>
-          <w:rtl w:val="0"/>
+        <w:pStyle w:val="Text A"/>
+      </w:pPr>
+      <w:r>
+        <w:rPr>
+          <w:rtl w:val="0"/>
+          <w:lang w:val="en-US"/>
         </w:rPr>
         <w:t xml:space="preserve">  font-size: 36px;</w:t>
       </w:r>
     </w:p>
     <w:p>
       <w:pPr>
-        <w:pStyle w:val="Text"/>
-      </w:pPr>
-      <w:r>
-        <w:rPr>
-          <w:rtl w:val="0"/>
+        <w:pStyle w:val="Text A"/>
+      </w:pPr>
+      <w:r>
+        <w:rPr>
+          <w:rtl w:val="0"/>
+          <w:lang w:val="en-US"/>
         </w:rPr>
         <w:t xml:space="preserve">  text-align: center;</w:t>
       </w:r>
     </w:p>
     <w:p>
       <w:pPr>
-        <w:pStyle w:val="Text"/>
-      </w:pPr>
-      <w:r>
-        <w:rPr>
-          <w:rtl w:val="0"/>
+        <w:pStyle w:val="Text A"/>
+      </w:pPr>
+      <w:r>
+        <w:rPr>
+          <w:rtl w:val="0"/>
+          <w:lang w:val="en-US"/>
         </w:rPr>
         <w:t xml:space="preserve">  margin-top: 40px;</w:t>
       </w:r>
     </w:p>
     <w:p>
       <w:pPr>
-        <w:pStyle w:val="Text"/>
-      </w:pPr>
-      <w:r>
-        <w:rPr>
-          <w:rtl w:val="0"/>
+        <w:pStyle w:val="Text A"/>
+        <w:rPr>
           <w:lang w:val="it-IT"/>
         </w:rPr>
+      </w:pPr>
+      <w:r>
+        <w:rPr>
+          <w:rtl w:val="0"/>
+          <w:lang w:val="it-IT"/>
+        </w:rPr>
         <w:t xml:space="preserve">  margin-bottom: 16px;</w:t>
       </w:r>
     </w:p>
     <w:p>
       <w:pPr>
-        <w:pStyle w:val="Text"/>
-      </w:pPr>
-      <w:r>
-        <w:rPr>
-          <w:rtl w:val="0"/>
+        <w:pStyle w:val="Text A"/>
+      </w:pPr>
+      <w:r>
+        <w:rPr>
+          <w:rtl w:val="0"/>
+          <w:lang w:val="en-US"/>
         </w:rPr>
         <w:t>}</w:t>
       </w:r>
     </w:p>
     <w:p>
       <w:pPr>
-        <w:pStyle w:val="Text"/>
-      </w:pPr>
-    </w:p>
-    <w:p>
-      <w:pPr>
-        <w:pStyle w:val="Text"/>
-      </w:pPr>
-      <w:r>
-        <w:rPr>
-          <w:rtl w:val="0"/>
+        <w:pStyle w:val="Text A"/>
+      </w:pPr>
+    </w:p>
+    <w:p>
+      <w:pPr>
+        <w:pStyle w:val="Text A"/>
+      </w:pPr>
+      <w:r>
+        <w:rPr>
+          <w:rtl w:val="0"/>
+          <w:lang w:val="en-US"/>
         </w:rPr>
         <w:t>h2 {</w:t>
       </w:r>
     </w:p>
     <w:p>
       <w:pPr>
-        <w:pStyle w:val="Text"/>
-      </w:pPr>
-      <w:r>
-        <w:rPr>
-          <w:rtl w:val="0"/>
+        <w:pStyle w:val="Text A"/>
+      </w:pPr>
+      <w:r>
+        <w:rPr>
+          <w:rtl w:val="0"/>
+          <w:lang w:val="en-US"/>
         </w:rPr>
         <w:t xml:space="preserve">  font-size: 22px;</w:t>
       </w:r>
     </w:p>
     <w:p>
       <w:pPr>
-        <w:pStyle w:val="Text"/>
-      </w:pPr>
-      <w:r>
-        <w:rPr>
-          <w:rtl w:val="0"/>
+        <w:pStyle w:val="Text A"/>
+      </w:pPr>
+      <w:r>
+        <w:rPr>
+          <w:rtl w:val="0"/>
+          <w:lang w:val="en-US"/>
         </w:rPr>
         <w:t xml:space="preserve">  margin-top: 32px;</w:t>
       </w:r>
     </w:p>
     <w:p>
       <w:pPr>
-        <w:pStyle w:val="Text"/>
-      </w:pPr>
-      <w:r>
-        <w:rPr>
-          <w:rtl w:val="0"/>
+        <w:pStyle w:val="Text A"/>
+        <w:rPr>
           <w:lang w:val="it-IT"/>
         </w:rPr>
+      </w:pPr>
+      <w:r>
+        <w:rPr>
+          <w:rtl w:val="0"/>
+          <w:lang w:val="it-IT"/>
+        </w:rPr>
         <w:t xml:space="preserve">  margin-bottom: 10px;</w:t>
       </w:r>
     </w:p>
     <w:p>
       <w:pPr>
-        <w:pStyle w:val="Text"/>
-      </w:pPr>
-      <w:r>
-        <w:rPr>
-          <w:rtl w:val="0"/>
+        <w:pStyle w:val="Text A"/>
+      </w:pPr>
+      <w:r>
+        <w:rPr>
+          <w:rtl w:val="0"/>
+          <w:lang w:val="en-US"/>
         </w:rPr>
         <w:t>}</w:t>
       </w:r>
     </w:p>
     <w:p>
       <w:pPr>
-        <w:pStyle w:val="Text"/>
-      </w:pPr>
-    </w:p>
-    <w:p>
-      <w:pPr>
-        <w:pStyle w:val="Text"/>
-      </w:pPr>
-      <w:r>
-        <w:rPr>
-          <w:rtl w:val="0"/>
+        <w:pStyle w:val="Text A"/>
+      </w:pPr>
+    </w:p>
+    <w:p>
+      <w:pPr>
+        <w:pStyle w:val="Text A"/>
+      </w:pPr>
+      <w:r>
+        <w:rPr>
+          <w:rtl w:val="0"/>
+          <w:lang w:val="en-US"/>
         </w:rPr>
         <w:t>h3 {</w:t>
       </w:r>
     </w:p>
     <w:p>
       <w:pPr>
-        <w:pStyle w:val="Text"/>
-      </w:pPr>
-      <w:r>
-        <w:rPr>
-          <w:rtl w:val="0"/>
+        <w:pStyle w:val="Text A"/>
+      </w:pPr>
+      <w:r>
+        <w:rPr>
+          <w:rtl w:val="0"/>
+          <w:lang w:val="en-US"/>
         </w:rPr>
         <w:t xml:space="preserve">  font-size: 18px;</w:t>
       </w:r>
     </w:p>
     <w:p>
       <w:pPr>
-        <w:pStyle w:val="Text"/>
-      </w:pPr>
-      <w:r>
-        <w:rPr>
-          <w:rtl w:val="0"/>
+        <w:pStyle w:val="Text A"/>
+        <w:rPr>
           <w:lang w:val="it-IT"/>
         </w:rPr>
+      </w:pPr>
+      <w:r>
+        <w:rPr>
+          <w:rtl w:val="0"/>
+          <w:lang w:val="it-IT"/>
+        </w:rPr>
         <w:t xml:space="preserve">  margin-top: 24px;</w:t>
       </w:r>
     </w:p>
     <w:p>
       <w:pPr>
-        <w:pStyle w:val="Text"/>
-      </w:pPr>
-      <w:r>
-        <w:rPr>
-          <w:rtl w:val="0"/>
+        <w:pStyle w:val="Text A"/>
+        <w:rPr>
           <w:lang w:val="it-IT"/>
         </w:rPr>
+      </w:pPr>
+      <w:r>
+        <w:rPr>
+          <w:rtl w:val="0"/>
+          <w:lang w:val="it-IT"/>
+        </w:rPr>
         <w:t xml:space="preserve">  margin-bottom: 8px;</w:t>
       </w:r>
     </w:p>
     <w:p>
       <w:pPr>
-        <w:pStyle w:val="Text"/>
-      </w:pPr>
-      <w:r>
-        <w:rPr>
-          <w:rtl w:val="0"/>
+        <w:pStyle w:val="Text A"/>
+      </w:pPr>
+      <w:r>
+        <w:rPr>
+          <w:rtl w:val="0"/>
+          <w:lang w:val="en-US"/>
         </w:rPr>
         <w:t>}</w:t>
       </w:r>
     </w:p>
     <w:p>
       <w:pPr>
-        <w:pStyle w:val="Text"/>
-      </w:pPr>
-    </w:p>
-    <w:p>
-      <w:pPr>
-        <w:pStyle w:val="Text"/>
-      </w:pPr>
-      <w:r>
-        <w:rPr>
-          <w:rtl w:val="0"/>
+        <w:pStyle w:val="Text A"/>
+      </w:pPr>
+    </w:p>
+    <w:p>
+      <w:pPr>
+        <w:pStyle w:val="Text A"/>
+        <w:rPr>
           <w:lang w:val="fr-FR"/>
         </w:rPr>
+      </w:pPr>
+      <w:r>
+        <w:rPr>
+          <w:rtl w:val="0"/>
+          <w:lang w:val="fr-FR"/>
+        </w:rPr>
         <w:t>.section {</w:t>
       </w:r>
     </w:p>
     <w:p>
       <w:pPr>
-        <w:pStyle w:val="Text"/>
-      </w:pPr>
-      <w:r>
-        <w:rPr>
-          <w:rtl w:val="0"/>
+        <w:pStyle w:val="Text A"/>
+        <w:rPr>
           <w:lang w:val="de-DE"/>
         </w:rPr>
+      </w:pPr>
+      <w:r>
+        <w:rPr>
+          <w:rtl w:val="0"/>
+          <w:lang w:val="de-DE"/>
+        </w:rPr>
         <w:t xml:space="preserve">  max-width: 1000px;</w:t>
       </w:r>
     </w:p>
     <w:p>
       <w:pPr>
-        <w:pStyle w:val="Text"/>
-      </w:pPr>
-      <w:r>
-        <w:rPr>
-          <w:rtl w:val="0"/>
+        <w:pStyle w:val="Text A"/>
+      </w:pPr>
+      <w:r>
+        <w:rPr>
+          <w:rtl w:val="0"/>
+          <w:lang w:val="en-US"/>
         </w:rPr>
         <w:t xml:space="preserve">  margin: 0 auto;</w:t>
       </w:r>
     </w:p>
     <w:p>
       <w:pPr>
-        <w:pStyle w:val="Text"/>
-      </w:pPr>
-      <w:r>
-        <w:rPr>
-          <w:rtl w:val="0"/>
+        <w:pStyle w:val="Text A"/>
+      </w:pPr>
+      <w:r>
+        <w:rPr>
+          <w:rtl w:val="0"/>
+          <w:lang w:val="en-US"/>
         </w:rPr>
         <w:t xml:space="preserve">  padding: 30px 20px;</w:t>
       </w:r>
     </w:p>
     <w:p>
       <w:pPr>
-        <w:pStyle w:val="Text"/>
-      </w:pPr>
-      <w:r>
-        <w:rPr>
-          <w:rtl w:val="0"/>
+        <w:pStyle w:val="Text A"/>
+      </w:pPr>
+      <w:r>
+        <w:rPr>
+          <w:rtl w:val="0"/>
+          <w:lang w:val="en-US"/>
         </w:rPr>
         <w:t>}</w:t>
       </w:r>
     </w:p>
     <w:p>
       <w:pPr>
-        <w:pStyle w:val="Text"/>
-      </w:pPr>
-    </w:p>
-    <w:p>
-      <w:pPr>
-        <w:pStyle w:val="Text"/>
-      </w:pPr>
-      <w:r>
-        <w:rPr>
-          <w:rtl w:val="0"/>
+        <w:pStyle w:val="Text A"/>
+      </w:pPr>
+    </w:p>
+    <w:p>
+      <w:pPr>
+        <w:pStyle w:val="Text A"/>
+        <w:rPr>
           <w:lang w:val="it-IT"/>
         </w:rPr>
+      </w:pPr>
+      <w:r>
+        <w:rPr>
+          <w:rtl w:val="0"/>
+          <w:lang w:val="it-IT"/>
+        </w:rPr>
         <w:t>.hero {</w:t>
       </w:r>
     </w:p>
     <w:p>
       <w:pPr>
-        <w:pStyle w:val="Text"/>
-      </w:pPr>
-      <w:r>
-        <w:rPr>
-          <w:rtl w:val="0"/>
+        <w:pStyle w:val="Text A"/>
+      </w:pPr>
+      <w:r>
+        <w:rPr>
+          <w:rtl w:val="0"/>
+          <w:lang w:val="en-US"/>
         </w:rPr>
         <w:t xml:space="preserve">  text-align: center;</w:t>
       </w:r>
     </w:p>
     <w:p>
       <w:pPr>
-        <w:pStyle w:val="Text"/>
-      </w:pPr>
-      <w:r>
-        <w:rPr>
-          <w:rtl w:val="0"/>
+        <w:pStyle w:val="Text A"/>
+      </w:pPr>
+      <w:r>
+        <w:rPr>
+          <w:rtl w:val="0"/>
+          <w:lang w:val="en-US"/>
         </w:rPr>
         <w:t xml:space="preserve">  padding: 60px 20px 30px;</w:t>
       </w:r>
     </w:p>
     <w:p>
       <w:pPr>
-        <w:pStyle w:val="Text"/>
-      </w:pPr>
-      <w:r>
-        <w:rPr>
-          <w:rtl w:val="0"/>
+        <w:pStyle w:val="Text A"/>
+      </w:pPr>
+      <w:r>
+        <w:rPr>
+          <w:rtl w:val="0"/>
+          <w:lang w:val="en-US"/>
         </w:rPr>
         <w:t>}</w:t>
       </w:r>
     </w:p>
     <w:p>
       <w:pPr>
-        <w:pStyle w:val="Text"/>
-      </w:pPr>
-    </w:p>
-    <w:p>
-      <w:pPr>
-        <w:pStyle w:val="Text"/>
-      </w:pPr>
-      <w:r>
-        <w:rPr>
-          <w:rtl w:val="0"/>
+        <w:pStyle w:val="Text A"/>
+      </w:pPr>
+    </w:p>
+    <w:p>
+      <w:pPr>
+        <w:pStyle w:val="Text A"/>
+        <w:rPr>
           <w:lang w:val="it-IT"/>
         </w:rPr>
+      </w:pPr>
+      <w:r>
+        <w:rPr>
+          <w:rtl w:val="0"/>
+          <w:lang w:val="it-IT"/>
+        </w:rPr>
         <w:t>.hero p {</w:t>
       </w:r>
     </w:p>
     <w:p>
       <w:pPr>
-        <w:pStyle w:val="Text"/>
-      </w:pPr>
-      <w:r>
-        <w:rPr>
-          <w:rtl w:val="0"/>
+        <w:pStyle w:val="Text A"/>
+      </w:pPr>
+      <w:r>
+        <w:rPr>
+          <w:rtl w:val="0"/>
+          <w:lang w:val="en-US"/>
         </w:rPr>
         <w:t xml:space="preserve">  font-size: 17px;</w:t>
       </w:r>
     </w:p>
     <w:p>
       <w:pPr>
-        <w:pStyle w:val="Text"/>
-      </w:pPr>
-      <w:r>
-        <w:rPr>
-          <w:rtl w:val="0"/>
+        <w:pStyle w:val="Text A"/>
+      </w:pPr>
+      <w:r>
+        <w:rPr>
+          <w:rtl w:val="0"/>
+          <w:lang w:val="en-US"/>
         </w:rPr>
         <w:t xml:space="preserve">  color: #555;</w:t>
       </w:r>
     </w:p>
     <w:p>
       <w:pPr>
-        <w:pStyle w:val="Text"/>
-      </w:pPr>
-      <w:r>
-        <w:rPr>
-          <w:rtl w:val="0"/>
+        <w:pStyle w:val="Text A"/>
+        <w:rPr>
           <w:lang w:val="de-DE"/>
         </w:rPr>
+      </w:pPr>
+      <w:r>
+        <w:rPr>
+          <w:rtl w:val="0"/>
+          <w:lang w:val="de-DE"/>
+        </w:rPr>
         <w:t xml:space="preserve">  max-width: 700px;</w:t>
       </w:r>
     </w:p>
     <w:p>
       <w:pPr>
-        <w:pStyle w:val="Text"/>
-      </w:pPr>
-      <w:r>
-        <w:rPr>
-          <w:rtl w:val="0"/>
+        <w:pStyle w:val="Text A"/>
+      </w:pPr>
+      <w:r>
+        <w:rPr>
+          <w:rtl w:val="0"/>
+          <w:lang w:val="en-US"/>
         </w:rPr>
         <w:t xml:space="preserve">  margin: 0 auto;</w:t>
       </w:r>
     </w:p>
     <w:p>
       <w:pPr>
-        <w:pStyle w:val="Text"/>
-      </w:pPr>
-      <w:r>
-        <w:rPr>
-          <w:rtl w:val="0"/>
+        <w:pStyle w:val="Text A"/>
+      </w:pPr>
+      <w:r>
+        <w:rPr>
+          <w:rtl w:val="0"/>
+          <w:lang w:val="en-US"/>
         </w:rPr>
         <w:t>}</w:t>
       </w:r>
     </w:p>
     <w:p>
       <w:pPr>
-        <w:pStyle w:val="Text"/>
-      </w:pPr>
-    </w:p>
-    <w:p>
-      <w:pPr>
-        <w:pStyle w:val="Text"/>
-      </w:pPr>
-      <w:r>
-        <w:rPr>
-          <w:rtl w:val="0"/>
+        <w:pStyle w:val="Text A"/>
+      </w:pPr>
+    </w:p>
+    <w:p>
+      <w:pPr>
+        <w:pStyle w:val="Text A"/>
+      </w:pPr>
+      <w:r>
+        <w:rPr>
+          <w:rtl w:val="0"/>
+          <w:lang w:val="en-US"/>
         </w:rPr>
         <w:t>.flex-row {</w:t>
       </w:r>
     </w:p>
     <w:p>
       <w:pPr>
-        <w:pStyle w:val="Text"/>
-      </w:pPr>
-      <w:r>
-        <w:rPr>
-          <w:rtl w:val="0"/>
+        <w:pStyle w:val="Text A"/>
+        <w:rPr>
           <w:lang w:val="it-IT"/>
         </w:rPr>
+      </w:pPr>
+      <w:r>
+        <w:rPr>
+          <w:rtl w:val="0"/>
+          <w:lang w:val="it-IT"/>
+        </w:rPr>
         <w:t xml:space="preserve">  display: flex;</w:t>
       </w:r>
     </w:p>
     <w:p>
       <w:pPr>
-        <w:pStyle w:val="Text"/>
-      </w:pPr>
-      <w:r>
-        <w:rPr>
-          <w:rtl w:val="0"/>
+        <w:pStyle w:val="Text A"/>
+      </w:pPr>
+      <w:r>
+        <w:rPr>
+          <w:rtl w:val="0"/>
+          <w:lang w:val="en-US"/>
         </w:rPr>
         <w:t xml:space="preserve">  flex-wrap: wrap;</w:t>
       </w:r>
     </w:p>
     <w:p>
       <w:pPr>
-        <w:pStyle w:val="Text"/>
-      </w:pPr>
-      <w:r>
-        <w:rPr>
-          <w:rtl w:val="0"/>
+        <w:pStyle w:val="Text A"/>
+      </w:pPr>
+      <w:r>
+        <w:rPr>
+          <w:rtl w:val="0"/>
+          <w:lang w:val="en-US"/>
         </w:rPr>
         <w:t xml:space="preserve">  gap: 20px;</w:t>
       </w:r>
     </w:p>
     <w:p>
       <w:pPr>
-        <w:pStyle w:val="Text"/>
-      </w:pPr>
-      <w:r>
-        <w:rPr>
-          <w:rtl w:val="0"/>
+        <w:pStyle w:val="Text A"/>
+      </w:pPr>
+      <w:r>
+        <w:rPr>
+          <w:rtl w:val="0"/>
+          <w:lang w:val="en-US"/>
         </w:rPr>
         <w:t xml:space="preserve">  align-items: center;</w:t>
       </w:r>
     </w:p>
     <w:p>
       <w:pPr>
-        <w:pStyle w:val="Text"/>
-      </w:pPr>
-      <w:r>
-        <w:rPr>
-          <w:rtl w:val="0"/>
+        <w:pStyle w:val="Text A"/>
+      </w:pPr>
+      <w:r>
+        <w:rPr>
+          <w:rtl w:val="0"/>
+          <w:lang w:val="en-US"/>
         </w:rPr>
         <w:t xml:space="preserve">  justify-content: center;</w:t>
       </w:r>
     </w:p>
     <w:p>
       <w:pPr>
-        <w:pStyle w:val="Text"/>
-      </w:pPr>
-      <w:r>
-        <w:rPr>
-          <w:rtl w:val="0"/>
+        <w:pStyle w:val="Text A"/>
+        <w:rPr>
           <w:lang w:val="it-IT"/>
         </w:rPr>
+      </w:pPr>
+      <w:r>
+        <w:rPr>
+          <w:rtl w:val="0"/>
+          <w:lang w:val="it-IT"/>
+        </w:rPr>
         <w:t xml:space="preserve">  margin-top: 20px;</w:t>
       </w:r>
     </w:p>
     <w:p>
       <w:pPr>
-        <w:pStyle w:val="Text"/>
-      </w:pPr>
-      <w:r>
-        <w:rPr>
-          <w:rtl w:val="0"/>
+        <w:pStyle w:val="Text A"/>
+      </w:pPr>
+      <w:r>
+        <w:rPr>
+          <w:rtl w:val="0"/>
+          <w:lang w:val="en-US"/>
         </w:rPr>
         <w:t>}</w:t>
       </w:r>
     </w:p>
     <w:p>
       <w:pPr>
-        <w:pStyle w:val="Text"/>
-      </w:pPr>
-    </w:p>
-    <w:p>
-      <w:pPr>
-        <w:pStyle w:val="Text"/>
-      </w:pPr>
-      <w:r>
-        <w:rPr>
-          <w:rtl w:val="0"/>
+        <w:pStyle w:val="Text A"/>
+      </w:pPr>
+    </w:p>
+    <w:p>
+      <w:pPr>
+        <w:pStyle w:val="Text A"/>
+      </w:pPr>
+      <w:r>
+        <w:rPr>
+          <w:rtl w:val="0"/>
+          <w:lang w:val="en-US"/>
         </w:rPr>
         <w:t>.flex-row img {</w:t>
       </w:r>
     </w:p>
     <w:p>
       <w:pPr>
-        <w:pStyle w:val="Text"/>
-      </w:pPr>
-      <w:r>
-        <w:rPr>
-          <w:rtl w:val="0"/>
+        <w:pStyle w:val="Text A"/>
+        <w:rPr>
           <w:lang w:val="de-DE"/>
         </w:rPr>
+      </w:pPr>
+      <w:r>
+        <w:rPr>
+          <w:rtl w:val="0"/>
+          <w:lang w:val="de-DE"/>
+        </w:rPr>
         <w:t xml:space="preserve">  max-width: 250px;</w:t>
       </w:r>
     </w:p>
     <w:p>
       <w:pPr>
-        <w:pStyle w:val="Text"/>
-      </w:pPr>
-      <w:r>
-        <w:rPr>
-          <w:rtl w:val="0"/>
+        <w:pStyle w:val="Text A"/>
+        <w:rPr>
           <w:lang w:val="de-DE"/>
         </w:rPr>
+      </w:pPr>
+      <w:r>
+        <w:rPr>
+          <w:rtl w:val="0"/>
+          <w:lang w:val="de-DE"/>
+        </w:rPr>
         <w:t xml:space="preserve">  border-radius: 16px;</w:t>
       </w:r>
     </w:p>
     <w:p>
       <w:pPr>
-        <w:pStyle w:val="Text"/>
-      </w:pPr>
-      <w:r>
-        <w:rPr>
-          <w:rtl w:val="0"/>
+        <w:pStyle w:val="Text A"/>
+      </w:pPr>
+      <w:r>
+        <w:rPr>
+          <w:rtl w:val="0"/>
+          <w:lang w:val="en-US"/>
         </w:rPr>
         <w:t xml:space="preserve">  box-shadow: 0 8px 24px rgba(0,0,0,0.08);</w:t>
       </w:r>
     </w:p>
     <w:p>
       <w:pPr>
-        <w:pStyle w:val="Text"/>
-      </w:pPr>
-      <w:r>
-        <w:rPr>
-          <w:rtl w:val="0"/>
+        <w:pStyle w:val="Text A"/>
+      </w:pPr>
+      <w:r>
+        <w:rPr>
+          <w:rtl w:val="0"/>
+          <w:lang w:val="en-US"/>
         </w:rPr>
         <w:t xml:space="preserve">  transition: transform 0.3s ease;</w:t>
       </w:r>
     </w:p>
     <w:p>
       <w:pPr>
-        <w:pStyle w:val="Text"/>
-      </w:pPr>
-      <w:r>
-        <w:rPr>
-          <w:rtl w:val="0"/>
+        <w:pStyle w:val="Text A"/>
+      </w:pPr>
+      <w:r>
+        <w:rPr>
+          <w:rtl w:val="0"/>
+          <w:lang w:val="en-US"/>
         </w:rPr>
         <w:t>}</w:t>
       </w:r>
     </w:p>
     <w:p>
       <w:pPr>
-        <w:pStyle w:val="Text"/>
-      </w:pPr>
-    </w:p>
-    <w:p>
-      <w:pPr>
-        <w:pStyle w:val="Text"/>
-      </w:pPr>
-      <w:r>
-        <w:rPr>
-          <w:rtl w:val="0"/>
+        <w:pStyle w:val="Text A"/>
+      </w:pPr>
+    </w:p>
+    <w:p>
+      <w:pPr>
+        <w:pStyle w:val="Text A"/>
+      </w:pPr>
+      <w:r>
+        <w:rPr>
+          <w:rtl w:val="0"/>
+          <w:lang w:val="en-US"/>
         </w:rPr>
         <w:t>.flex-row img:hover {</w:t>
       </w:r>
     </w:p>
     <w:p>
       <w:pPr>
-        <w:pStyle w:val="Text"/>
-      </w:pPr>
-      <w:r>
-        <w:rPr>
-          <w:rtl w:val="0"/>
+        <w:pStyle w:val="Text A"/>
+        <w:rPr>
           <w:lang w:val="it-IT"/>
         </w:rPr>
+      </w:pPr>
+      <w:r>
+        <w:rPr>
+          <w:rtl w:val="0"/>
+          <w:lang w:val="it-IT"/>
+        </w:rPr>
         <w:t xml:space="preserve">  transform: scale(1.03);</w:t>
       </w:r>
     </w:p>
     <w:p>
       <w:pPr>
-        <w:pStyle w:val="Text"/>
-      </w:pPr>
-      <w:r>
-        <w:rPr>
-          <w:rtl w:val="0"/>
+        <w:pStyle w:val="Text A"/>
+      </w:pPr>
+      <w:r>
+        <w:rPr>
+          <w:rtl w:val="0"/>
+          <w:lang w:val="en-US"/>
         </w:rPr>
         <w:t>}</w:t>
       </w:r>
     </w:p>
     <w:p>
       <w:pPr>
-        <w:pStyle w:val="Text"/>
-      </w:pPr>
-    </w:p>
-    <w:p>
-      <w:pPr>
-        <w:pStyle w:val="Text"/>
-      </w:pPr>
-      <w:r>
-        <w:rPr>
-          <w:rtl w:val="0"/>
+        <w:pStyle w:val="Text A"/>
+      </w:pPr>
+    </w:p>
+    <w:p>
+      <w:pPr>
+        <w:pStyle w:val="Text A"/>
+      </w:pPr>
+      <w:r>
+        <w:rPr>
+          <w:rtl w:val="0"/>
+          <w:lang w:val="en-US"/>
         </w:rPr>
         <w:t>.text-block {</w:t>
       </w:r>
     </w:p>
     <w:p>
       <w:pPr>
-        <w:pStyle w:val="Text"/>
-      </w:pPr>
-      <w:r>
-        <w:rPr>
-          <w:rtl w:val="0"/>
+        <w:pStyle w:val="Text A"/>
+      </w:pPr>
+      <w:r>
+        <w:rPr>
+          <w:rtl w:val="0"/>
+          <w:lang w:val="en-US"/>
         </w:rPr>
         <w:t xml:space="preserve">  font-size: 16px;</w:t>
       </w:r>
     </w:p>
     <w:p>
       <w:pPr>
-        <w:pStyle w:val="Text"/>
-      </w:pPr>
-      <w:r>
-        <w:rPr>
-          <w:rtl w:val="0"/>
+        <w:pStyle w:val="Text A"/>
+      </w:pPr>
+      <w:r>
+        <w:rPr>
+          <w:rtl w:val="0"/>
+          <w:lang w:val="en-US"/>
         </w:rPr>
         <w:t xml:space="preserve">  color: #555;</w:t>
       </w:r>
     </w:p>
     <w:p>
       <w:pPr>
-        <w:pStyle w:val="Text"/>
-      </w:pPr>
-      <w:r>
-        <w:rPr>
-          <w:rtl w:val="0"/>
+        <w:pStyle w:val="Text A"/>
+      </w:pPr>
+      <w:r>
+        <w:rPr>
+          <w:rtl w:val="0"/>
+          <w:lang w:val="en-US"/>
         </w:rPr>
         <w:t xml:space="preserve">  line-height: 1.6;</w:t>
       </w:r>
     </w:p>
     <w:p>
       <w:pPr>
-        <w:pStyle w:val="Text"/>
-      </w:pPr>
-      <w:r>
-        <w:rPr>
-          <w:rtl w:val="0"/>
+        <w:pStyle w:val="Text A"/>
+      </w:pPr>
+      <w:r>
+        <w:rPr>
+          <w:rtl w:val="0"/>
+          <w:lang w:val="en-US"/>
         </w:rPr>
         <w:t xml:space="preserve">  margin-top: 12px;</w:t>
       </w:r>
     </w:p>
     <w:p>
       <w:pPr>
-        <w:pStyle w:val="Text"/>
-      </w:pPr>
-      <w:r>
-        <w:rPr>
-          <w:rtl w:val="0"/>
+        <w:pStyle w:val="Text A"/>
+      </w:pPr>
+      <w:r>
+        <w:rPr>
+          <w:rtl w:val="0"/>
+          <w:lang w:val="en-US"/>
         </w:rPr>
         <w:t>}</w:t>
       </w:r>
     </w:p>
     <w:p>
       <w:pPr>
-        <w:pStyle w:val="Text"/>
-      </w:pPr>
-    </w:p>
-    <w:p>
-      <w:pPr>
-        <w:pStyle w:val="Text"/>
-      </w:pPr>
-      <w:r>
-        <w:rPr>
-          <w:rtl w:val="0"/>
+        <w:pStyle w:val="Text A"/>
+      </w:pPr>
+    </w:p>
+    <w:p>
+      <w:pPr>
+        <w:pStyle w:val="Text A"/>
+      </w:pPr>
+      <w:r>
+        <w:rPr>
+          <w:rtl w:val="0"/>
+          <w:lang w:val="en-US"/>
         </w:rPr>
         <w:t>.card-table {</w:t>
       </w:r>
     </w:p>
     <w:p>
       <w:pPr>
-        <w:pStyle w:val="Text"/>
-      </w:pPr>
-      <w:r>
-        <w:rPr>
-          <w:rtl w:val="0"/>
+        <w:pStyle w:val="Text A"/>
+      </w:pPr>
+      <w:r>
+        <w:rPr>
+          <w:rtl w:val="0"/>
+          <w:lang w:val="en-US"/>
         </w:rPr>
         <w:t xml:space="preserve">  background: #fff;</w:t>
       </w:r>
     </w:p>
     <w:p>
       <w:pPr>
-        <w:pStyle w:val="Text"/>
-      </w:pPr>
-      <w:r>
-        <w:rPr>
-          <w:rtl w:val="0"/>
+        <w:pStyle w:val="Text A"/>
+        <w:rPr>
           <w:lang w:val="de-DE"/>
         </w:rPr>
+      </w:pPr>
+      <w:r>
+        <w:rPr>
+          <w:rtl w:val="0"/>
+          <w:lang w:val="de-DE"/>
+        </w:rPr>
         <w:t xml:space="preserve">  border-radius: 16px;</w:t>
       </w:r>
     </w:p>
     <w:p>
       <w:pPr>
-        <w:pStyle w:val="Text"/>
-      </w:pPr>
-      <w:r>
-        <w:rPr>
-          <w:rtl w:val="0"/>
+        <w:pStyle w:val="Text A"/>
+      </w:pPr>
+      <w:r>
+        <w:rPr>
+          <w:rtl w:val="0"/>
+          <w:lang w:val="en-US"/>
         </w:rPr>
         <w:t xml:space="preserve">  box-shadow: 0 8px 24px rgba(0,0,0,0.06);</w:t>
       </w:r>
     </w:p>
     <w:p>
       <w:pPr>
-        <w:pStyle w:val="Text"/>
-      </w:pPr>
-      <w:r>
-        <w:rPr>
-          <w:rtl w:val="0"/>
+        <w:pStyle w:val="Text A"/>
+      </w:pPr>
+      <w:r>
+        <w:rPr>
+          <w:rtl w:val="0"/>
+          <w:lang w:val="en-US"/>
         </w:rPr>
         <w:t xml:space="preserve">  padding: 16px;</w:t>
       </w:r>
     </w:p>
     <w:p>
       <w:pPr>
-        <w:pStyle w:val="Text"/>
-      </w:pPr>
-      <w:r>
-        <w:rPr>
-          <w:rtl w:val="0"/>
+        <w:pStyle w:val="Text A"/>
+      </w:pPr>
+      <w:r>
+        <w:rPr>
+          <w:rtl w:val="0"/>
+          <w:lang w:val="en-US"/>
         </w:rPr>
         <w:t xml:space="preserve">  margin-top: 16px;</w:t>
       </w:r>
     </w:p>
     <w:p>
       <w:pPr>
-        <w:pStyle w:val="Text"/>
-      </w:pPr>
-      <w:r>
-        <w:rPr>
-          <w:rtl w:val="0"/>
+        <w:pStyle w:val="Text A"/>
+      </w:pPr>
+      <w:r>
+        <w:rPr>
+          <w:rtl w:val="0"/>
+          <w:lang w:val="en-US"/>
         </w:rPr>
         <w:t>}</w:t>
       </w:r>
     </w:p>
     <w:p>
       <w:pPr>
-        <w:pStyle w:val="Text"/>
-      </w:pPr>
-    </w:p>
-    <w:p>
-      <w:pPr>
-        <w:pStyle w:val="Text"/>
-      </w:pPr>
-      <w:r>
-        <w:rPr>
-          <w:rtl w:val="0"/>
+        <w:pStyle w:val="Text A"/>
+      </w:pPr>
+    </w:p>
+    <w:p>
+      <w:pPr>
+        <w:pStyle w:val="Text A"/>
+      </w:pPr>
+      <w:r>
+        <w:rPr>
+          <w:rtl w:val="0"/>
+          <w:lang w:val="en-US"/>
         </w:rPr>
         <w:t>.card-table table {</w:t>
       </w:r>
     </w:p>
     <w:p>
       <w:pPr>
-        <w:pStyle w:val="Text"/>
-      </w:pPr>
-      <w:r>
-        <w:rPr>
-          <w:rtl w:val="0"/>
+        <w:pStyle w:val="Text A"/>
+        <w:rPr>
           <w:lang w:val="de-DE"/>
         </w:rPr>
+      </w:pPr>
+      <w:r>
+        <w:rPr>
+          <w:rtl w:val="0"/>
+          <w:lang w:val="de-DE"/>
+        </w:rPr>
         <w:t xml:space="preserve">  width: 100%;</w:t>
       </w:r>
     </w:p>
     <w:p>
       <w:pPr>
-        <w:pStyle w:val="Text"/>
-      </w:pPr>
-      <w:r>
-        <w:rPr>
-          <w:rtl w:val="0"/>
+        <w:pStyle w:val="Text A"/>
+      </w:pPr>
+      <w:r>
+        <w:rPr>
+          <w:rtl w:val="0"/>
+          <w:lang w:val="en-US"/>
         </w:rPr>
         <w:t xml:space="preserve">  border-collapse: collapse;</w:t>
       </w:r>
     </w:p>
     <w:p>
       <w:pPr>
-        <w:pStyle w:val="Text"/>
-      </w:pPr>
-      <w:r>
-        <w:rPr>
-          <w:rtl w:val="0"/>
+        <w:pStyle w:val="Text A"/>
+      </w:pPr>
+      <w:r>
+        <w:rPr>
+          <w:rtl w:val="0"/>
+          <w:lang w:val="en-US"/>
         </w:rPr>
         <w:t xml:space="preserve">  font-size: 15px;</w:t>
       </w:r>
     </w:p>
     <w:p>
       <w:pPr>
-        <w:pStyle w:val="Text"/>
-      </w:pPr>
-      <w:r>
-        <w:rPr>
-          <w:rtl w:val="0"/>
+        <w:pStyle w:val="Text A"/>
+      </w:pPr>
+      <w:r>
+        <w:rPr>
+          <w:rtl w:val="0"/>
+          <w:lang w:val="en-US"/>
         </w:rPr>
         <w:t>}</w:t>
       </w:r>
     </w:p>
     <w:p>
       <w:pPr>
-        <w:pStyle w:val="Text"/>
-      </w:pPr>
-    </w:p>
-    <w:p>
-      <w:pPr>
-        <w:pStyle w:val="Text"/>
-      </w:pPr>
-      <w:r>
-        <w:rPr>
-          <w:rtl w:val="0"/>
+        <w:pStyle w:val="Text A"/>
+      </w:pPr>
+    </w:p>
+    <w:p>
+      <w:pPr>
+        <w:pStyle w:val="Text A"/>
+      </w:pPr>
+      <w:r>
+        <w:rPr>
+          <w:rtl w:val="0"/>
+          <w:lang w:val="en-US"/>
         </w:rPr>
         <w:t>.card-table th, .card-table td {</w:t>
       </w:r>
     </w:p>
     <w:p>
       <w:pPr>
-        <w:pStyle w:val="Text"/>
-      </w:pPr>
-      <w:r>
-        <w:rPr>
-          <w:rtl w:val="0"/>
+        <w:pStyle w:val="Text A"/>
+      </w:pPr>
+      <w:r>
+        <w:rPr>
+          <w:rtl w:val="0"/>
+          <w:lang w:val="en-US"/>
         </w:rPr>
         <w:t xml:space="preserve">  padding: 10px;</w:t>
       </w:r>
     </w:p>
     <w:p>
       <w:pPr>
-        <w:pStyle w:val="Text"/>
-      </w:pPr>
-      <w:r>
-        <w:rPr>
-          <w:rtl w:val="0"/>
+        <w:pStyle w:val="Text A"/>
+      </w:pPr>
+      <w:r>
+        <w:rPr>
+          <w:rtl w:val="0"/>
+          <w:lang w:val="en-US"/>
         </w:rPr>
         <w:t xml:space="preserve">  text-align: left;</w:t>
       </w:r>
     </w:p>
     <w:p>
       <w:pPr>
-        <w:pStyle w:val="Text"/>
-      </w:pPr>
-      <w:r>
-        <w:rPr>
-          <w:rtl w:val="0"/>
+        <w:pStyle w:val="Text A"/>
+      </w:pPr>
+      <w:r>
+        <w:rPr>
+          <w:rtl w:val="0"/>
+          <w:lang w:val="en-US"/>
         </w:rPr>
         <w:t>}</w:t>
       </w:r>
     </w:p>
     <w:p>
       <w:pPr>
-        <w:pStyle w:val="Text"/>
-      </w:pPr>
-    </w:p>
-    <w:p>
-      <w:pPr>
-        <w:pStyle w:val="Text"/>
-      </w:pPr>
-      <w:r>
-        <w:rPr>
-          <w:rtl w:val="0"/>
+        <w:pStyle w:val="Text A"/>
+      </w:pPr>
+    </w:p>
+    <w:p>
+      <w:pPr>
+        <w:pStyle w:val="Text A"/>
+      </w:pPr>
+      <w:r>
+        <w:rPr>
+          <w:rtl w:val="0"/>
+          <w:lang w:val="en-US"/>
         </w:rPr>
         <w:t>.card-table th {</w:t>
       </w:r>
     </w:p>
     <w:p>
       <w:pPr>
-        <w:pStyle w:val="Text"/>
-      </w:pPr>
-      <w:r>
-        <w:rPr>
-          <w:rtl w:val="0"/>
+        <w:pStyle w:val="Text A"/>
+      </w:pPr>
+      <w:r>
+        <w:rPr>
+          <w:rtl w:val="0"/>
+          <w:lang w:val="en-US"/>
         </w:rPr>
         <w:t xml:space="preserve">  background-color: #f0f0f0;</w:t>
       </w:r>
     </w:p>
     <w:p>
       <w:pPr>
-        <w:pStyle w:val="Text"/>
-      </w:pPr>
-      <w:r>
-        <w:rPr>
-          <w:rtl w:val="0"/>
+        <w:pStyle w:val="Text A"/>
+      </w:pPr>
+      <w:r>
+        <w:rPr>
+          <w:rtl w:val="0"/>
+          <w:lang w:val="en-US"/>
         </w:rPr>
         <w:t xml:space="preserve">  border-bottom: 1px solid #ddd;</w:t>
       </w:r>
     </w:p>
     <w:p>
       <w:pPr>
-        <w:pStyle w:val="Text"/>
-      </w:pPr>
-      <w:r>
-        <w:rPr>
-          <w:rtl w:val="0"/>
+        <w:pStyle w:val="Text A"/>
+      </w:pPr>
+      <w:r>
+        <w:rPr>
+          <w:rtl w:val="0"/>
+          <w:lang w:val="en-US"/>
         </w:rPr>
         <w:t>}</w:t>
       </w:r>
     </w:p>
     <w:p>
       <w:pPr>
-        <w:pStyle w:val="Text"/>
-      </w:pPr>
-    </w:p>
-    <w:p>
-      <w:pPr>
-        <w:pStyle w:val="Text"/>
-      </w:pPr>
-      <w:r>
-        <w:rPr>
-          <w:rtl w:val="0"/>
+        <w:pStyle w:val="Text A"/>
+      </w:pPr>
+    </w:p>
+    <w:p>
+      <w:pPr>
+        <w:pStyle w:val="Text A"/>
+      </w:pPr>
+      <w:r>
+        <w:rPr>
+          <w:rtl w:val="0"/>
+          <w:lang w:val="en-US"/>
         </w:rPr>
         <w:t>.card-table td {</w:t>
       </w:r>
     </w:p>
     <w:p>
       <w:pPr>
-        <w:pStyle w:val="Text"/>
-      </w:pPr>
-      <w:r>
-        <w:rPr>
-          <w:rtl w:val="0"/>
+        <w:pStyle w:val="Text A"/>
+      </w:pPr>
+      <w:r>
+        <w:rPr>
+          <w:rtl w:val="0"/>
+          <w:lang w:val="en-US"/>
         </w:rPr>
         <w:t xml:space="preserve">  border-bottom: 1px solid #eee;</w:t>
       </w:r>
     </w:p>
     <w:p>
       <w:pPr>
-        <w:pStyle w:val="Text"/>
-      </w:pPr>
-      <w:r>
-        <w:rPr>
-          <w:rtl w:val="0"/>
+        <w:pStyle w:val="Text A"/>
+      </w:pPr>
+      <w:r>
+        <w:rPr>
+          <w:rtl w:val="0"/>
+          <w:lang w:val="en-US"/>
         </w:rPr>
         <w:t>}</w:t>
       </w:r>
     </w:p>
     <w:p>
       <w:pPr>
-        <w:pStyle w:val="Text"/>
-      </w:pPr>
-    </w:p>
-    <w:p>
-      <w:pPr>
-        <w:pStyle w:val="Text"/>
-      </w:pPr>
-      <w:r>
-        <w:rPr>
-          <w:rtl w:val="0"/>
+        <w:pStyle w:val="Text A"/>
+      </w:pPr>
+    </w:p>
+    <w:p>
+      <w:pPr>
+        <w:pStyle w:val="Text A"/>
+      </w:pPr>
+      <w:r>
+        <w:rPr>
+          <w:rtl w:val="0"/>
+          <w:lang w:val="en-US"/>
         </w:rPr>
         <w:t>ul {</w:t>
       </w:r>
     </w:p>
     <w:p>
       <w:pPr>
-        <w:pStyle w:val="Text"/>
-      </w:pPr>
-      <w:r>
-        <w:rPr>
-          <w:rtl w:val="0"/>
+        <w:pStyle w:val="Text A"/>
+      </w:pPr>
+      <w:r>
+        <w:rPr>
+          <w:rtl w:val="0"/>
+          <w:lang w:val="en-US"/>
         </w:rPr>
         <w:t xml:space="preserve">  padding-left: 20px;</w:t>
       </w:r>
     </w:p>
     <w:p>
       <w:pPr>
-        <w:pStyle w:val="Text"/>
-      </w:pPr>
-      <w:r>
-        <w:rPr>
-          <w:rtl w:val="0"/>
+        <w:pStyle w:val="Text A"/>
+      </w:pPr>
+      <w:r>
+        <w:rPr>
+          <w:rtl w:val="0"/>
+          <w:lang w:val="en-US"/>
         </w:rPr>
         <w:t xml:space="preserve">  line-height: 1.5;</w:t>
       </w:r>
     </w:p>
     <w:p>
       <w:pPr>
-        <w:pStyle w:val="Text"/>
-      </w:pPr>
-      <w:r>
-        <w:rPr>
-          <w:rtl w:val="0"/>
+        <w:pStyle w:val="Text A"/>
+      </w:pPr>
+      <w:r>
+        <w:rPr>
+          <w:rtl w:val="0"/>
+          <w:lang w:val="en-US"/>
         </w:rPr>
         <w:t xml:space="preserve">  margin: 8px 0;</w:t>
       </w:r>
     </w:p>
     <w:p>
       <w:pPr>
-        <w:pStyle w:val="Text"/>
-      </w:pPr>
-      <w:r>
-        <w:rPr>
-          <w:rtl w:val="0"/>
+        <w:pStyle w:val="Text A"/>
+      </w:pPr>
+      <w:r>
+        <w:rPr>
+          <w:rtl w:val="0"/>
+          <w:lang w:val="en-US"/>
         </w:rPr>
         <w:t>}</w:t>
       </w:r>
     </w:p>
     <w:p>
       <w:pPr>
-        <w:pStyle w:val="Text"/>
-      </w:pPr>
-      <w:r>
-        <w:rPr>
-          <w:rtl w:val="0"/>
+        <w:pStyle w:val="Text A"/>
+        <w:rPr>
           <w:lang w:val="fr-FR"/>
         </w:rPr>
+      </w:pPr>
+      <w:r>
+        <w:rPr>
+          <w:rtl w:val="0"/>
+          <w:lang w:val="fr-FR"/>
+        </w:rPr>
         <w:t>.section ul,</w:t>
       </w:r>
     </w:p>
     <w:p>
       <w:pPr>
-        <w:pStyle w:val="Text"/>
-      </w:pPr>
-      <w:r>
-        <w:rPr>
-          <w:rtl w:val="0"/>
+        <w:pStyle w:val="Text A"/>
+      </w:pPr>
+      <w:r>
+        <w:rPr>
+          <w:rtl w:val="0"/>
+          <w:lang w:val="en-US"/>
         </w:rPr>
         <w:t>.section li {</w:t>
       </w:r>
     </w:p>
     <w:p>
       <w:pPr>
-        <w:pStyle w:val="Text"/>
-      </w:pPr>
-      <w:r>
-        <w:rPr>
-          <w:rtl w:val="0"/>
+        <w:pStyle w:val="Text A"/>
+      </w:pPr>
+      <w:r>
+        <w:rPr>
+          <w:rtl w:val="0"/>
+          <w:lang w:val="en-US"/>
         </w:rPr>
         <w:t xml:space="preserve">  font-size: 16px;</w:t>
       </w:r>
     </w:p>
     <w:p>
       <w:pPr>
-        <w:pStyle w:val="Text"/>
-      </w:pPr>
-      <w:r>
-        <w:rPr>
-          <w:rtl w:val="0"/>
+        <w:pStyle w:val="Text A"/>
+      </w:pPr>
+      <w:r>
+        <w:rPr>
+          <w:rtl w:val="0"/>
+          <w:lang w:val="en-US"/>
         </w:rPr>
         <w:t xml:space="preserve">  color: #555;</w:t>
       </w:r>
     </w:p>
     <w:p>
       <w:pPr>
-        <w:pStyle w:val="Text"/>
-      </w:pPr>
-      <w:r>
-        <w:rPr>
-          <w:rtl w:val="0"/>
+        <w:pStyle w:val="Text A"/>
+      </w:pPr>
+      <w:r>
+        <w:rPr>
+          <w:rtl w:val="0"/>
+          <w:lang w:val="en-US"/>
         </w:rPr>
         <w:t xml:space="preserve">  line-height: 1.6;</w:t>
       </w:r>
     </w:p>
     <w:p>
       <w:pPr>
-        <w:pStyle w:val="Text"/>
-      </w:pPr>
-      <w:r>
-        <w:rPr>
-          <w:rtl w:val="0"/>
+        <w:pStyle w:val="Text A"/>
+      </w:pPr>
+      <w:r>
+        <w:rPr>
+          <w:rtl w:val="0"/>
+          <w:lang w:val="en-US"/>
         </w:rPr>
         <w:t>}</w:t>
       </w:r>
     </w:p>
     <w:p>
       <w:pPr>
-        <w:pStyle w:val="Text"/>
-      </w:pPr>
-    </w:p>
-    <w:p>
-      <w:pPr>
-        <w:pStyle w:val="Text"/>
-      </w:pPr>
-      <w:r>
-        <w:rPr>
-          <w:rtl w:val="0"/>
+        <w:pStyle w:val="Text A"/>
+      </w:pPr>
+    </w:p>
+    <w:p>
+      <w:pPr>
+        <w:pStyle w:val="Text A"/>
+      </w:pPr>
+      <w:r>
+        <w:rPr>
+          <w:rtl w:val="0"/>
+          <w:lang w:val="en-US"/>
         </w:rPr>
         <w:t>.video-block {</w:t>
       </w:r>
     </w:p>
     <w:p>
       <w:pPr>
-        <w:pStyle w:val="Text"/>
-      </w:pPr>
-      <w:r>
-        <w:rPr>
-          <w:rtl w:val="0"/>
+        <w:pStyle w:val="Text A"/>
+      </w:pPr>
+      <w:r>
+        <w:rPr>
+          <w:rtl w:val="0"/>
+          <w:lang w:val="en-US"/>
         </w:rPr>
         <w:t xml:space="preserve">  position: relative;</w:t>
       </w:r>
     </w:p>
     <w:p>
       <w:pPr>
-        <w:pStyle w:val="Text"/>
-      </w:pPr>
-      <w:r>
-        <w:rPr>
-          <w:rtl w:val="0"/>
+        <w:pStyle w:val="Text A"/>
+        <w:rPr>
           <w:lang w:val="it-IT"/>
         </w:rPr>
+      </w:pPr>
+      <w:r>
+        <w:rPr>
+          <w:rtl w:val="0"/>
+          <w:lang w:val="it-IT"/>
+        </w:rPr>
         <w:t xml:space="preserve">  padding-bottom: 56.25%;</w:t>
       </w:r>
     </w:p>
     <w:p>
       <w:pPr>
-        <w:pStyle w:val="Text"/>
-      </w:pPr>
-      <w:r>
-        <w:rPr>
-          <w:rtl w:val="0"/>
+        <w:pStyle w:val="Text A"/>
+      </w:pPr>
+      <w:r>
+        <w:rPr>
+          <w:rtl w:val="0"/>
+          <w:lang w:val="en-US"/>
         </w:rPr>
         <w:t xml:space="preserve">  height: 0;</w:t>
       </w:r>
     </w:p>
     <w:p>
       <w:pPr>
-        <w:pStyle w:val="Text"/>
-      </w:pPr>
-      <w:r>
-        <w:rPr>
-          <w:rtl w:val="0"/>
+        <w:pStyle w:val="Text A"/>
+      </w:pPr>
+      <w:r>
+        <w:rPr>
+          <w:rtl w:val="0"/>
+          <w:lang w:val="en-US"/>
         </w:rPr>
         <w:t xml:space="preserve">  overflow: hidden;</w:t>
       </w:r>
     </w:p>
     <w:p>
       <w:pPr>
-        <w:pStyle w:val="Text"/>
-      </w:pPr>
-      <w:r>
-        <w:rPr>
-          <w:rtl w:val="0"/>
+        <w:pStyle w:val="Text A"/>
+        <w:rPr>
           <w:lang w:val="de-DE"/>
         </w:rPr>
+      </w:pPr>
+      <w:r>
+        <w:rPr>
+          <w:rtl w:val="0"/>
+          <w:lang w:val="de-DE"/>
+        </w:rPr>
         <w:t xml:space="preserve">  border-radius: 16px;</w:t>
       </w:r>
     </w:p>
     <w:p>
       <w:pPr>
-        <w:pStyle w:val="Text"/>
-      </w:pPr>
-      <w:r>
-        <w:rPr>
-          <w:rtl w:val="0"/>
+        <w:pStyle w:val="Text A"/>
+        <w:rPr>
           <w:lang w:val="it-IT"/>
         </w:rPr>
+      </w:pPr>
+      <w:r>
+        <w:rPr>
+          <w:rtl w:val="0"/>
+          <w:lang w:val="it-IT"/>
+        </w:rPr>
         <w:t xml:space="preserve">  margin-top: 24px;</w:t>
       </w:r>
     </w:p>
     <w:p>
       <w:pPr>
-        <w:pStyle w:val="Text"/>
-      </w:pPr>
-      <w:r>
-        <w:rPr>
-          <w:rtl w:val="0"/>
+        <w:pStyle w:val="Text A"/>
+      </w:pPr>
+      <w:r>
+        <w:rPr>
+          <w:rtl w:val="0"/>
+          <w:lang w:val="en-US"/>
         </w:rPr>
         <w:t>}</w:t>
       </w:r>
     </w:p>
     <w:p>
       <w:pPr>
-        <w:pStyle w:val="Text"/>
-      </w:pPr>
-    </w:p>
-    <w:p>
-      <w:pPr>
-        <w:pStyle w:val="Text"/>
-      </w:pPr>
-      <w:r>
-        <w:rPr>
-          <w:rtl w:val="0"/>
+        <w:pStyle w:val="Text A"/>
+      </w:pPr>
+    </w:p>
+    <w:p>
+      <w:pPr>
+        <w:pStyle w:val="Text A"/>
+        <w:rPr>
           <w:lang w:val="sv-SE"/>
         </w:rPr>
+      </w:pPr>
+      <w:r>
+        <w:rPr>
+          <w:rtl w:val="0"/>
+          <w:lang w:val="sv-SE"/>
+        </w:rPr>
         <w:t>.video-block iframe {</w:t>
       </w:r>
     </w:p>
     <w:p>
       <w:pPr>
-        <w:pStyle w:val="Text"/>
-      </w:pPr>
-      <w:r>
-        <w:rPr>
-          <w:rtl w:val="0"/>
+        <w:pStyle w:val="Text A"/>
+        <w:rPr>
           <w:lang w:val="it-IT"/>
         </w:rPr>
+      </w:pPr>
+      <w:r>
+        <w:rPr>
+          <w:rtl w:val="0"/>
+          <w:lang w:val="it-IT"/>
+        </w:rPr>
         <w:t xml:space="preserve">  position: absolute;</w:t>
       </w:r>
     </w:p>
     <w:p>
       <w:pPr>
-        <w:pStyle w:val="Text"/>
-      </w:pPr>
-      <w:r>
-        <w:rPr>
-          <w:rtl w:val="0"/>
+        <w:pStyle w:val="Text A"/>
+      </w:pPr>
+      <w:r>
+        <w:rPr>
+          <w:rtl w:val="0"/>
+          <w:lang w:val="en-US"/>
         </w:rPr>
         <w:t xml:space="preserve">  top: 0;</w:t>
       </w:r>
     </w:p>
     <w:p>
       <w:pPr>
-        <w:pStyle w:val="Text"/>
-      </w:pPr>
-      <w:r>
-        <w:rPr>
-          <w:rtl w:val="0"/>
+        <w:pStyle w:val="Text A"/>
+      </w:pPr>
+      <w:r>
+        <w:rPr>
+          <w:rtl w:val="0"/>
+          <w:lang w:val="en-US"/>
         </w:rPr>
         <w:t xml:space="preserve">  left: 0;</w:t>
       </w:r>
     </w:p>
     <w:p>
       <w:pPr>
-        <w:pStyle w:val="Text"/>
-      </w:pPr>
-      <w:r>
-        <w:rPr>
-          <w:rtl w:val="0"/>
+        <w:pStyle w:val="Text A"/>
+        <w:rPr>
           <w:lang w:val="de-DE"/>
         </w:rPr>
+      </w:pPr>
+      <w:r>
+        <w:rPr>
+          <w:rtl w:val="0"/>
+          <w:lang w:val="de-DE"/>
+        </w:rPr>
         <w:t xml:space="preserve">  width: 100%;</w:t>
       </w:r>
     </w:p>
     <w:p>
       <w:pPr>
-        <w:pStyle w:val="Text"/>
-      </w:pPr>
-      <w:r>
-        <w:rPr>
-          <w:rtl w:val="0"/>
+        <w:pStyle w:val="Text A"/>
+      </w:pPr>
+      <w:r>
+        <w:rPr>
+          <w:rtl w:val="0"/>
+          <w:lang w:val="en-US"/>
         </w:rPr>
         <w:t xml:space="preserve">  height: 100%;</w:t>
       </w:r>
     </w:p>
     <w:p>
       <w:pPr>
-        <w:pStyle w:val="Text"/>
-      </w:pPr>
-      <w:r>
-        <w:rPr>
-          <w:rtl w:val="0"/>
+        <w:pStyle w:val="Text A"/>
+        <w:rPr>
           <w:lang w:val="de-DE"/>
         </w:rPr>
+      </w:pPr>
+      <w:r>
+        <w:rPr>
+          <w:rtl w:val="0"/>
+          <w:lang w:val="de-DE"/>
+        </w:rPr>
         <w:t xml:space="preserve">  border-radius: 16px;</w:t>
       </w:r>
     </w:p>
     <w:p>
       <w:pPr>
-        <w:pStyle w:val="Text"/>
-      </w:pPr>
-      <w:r>
-        <w:rPr>
-          <w:rtl w:val="0"/>
+        <w:pStyle w:val="Text A"/>
+      </w:pPr>
+      <w:r>
+        <w:rPr>
+          <w:rtl w:val="0"/>
+          <w:lang w:val="en-US"/>
         </w:rPr>
         <w:t>}</w:t>
       </w:r>
     </w:p>
     <w:p>
       <w:pPr>
-        <w:pStyle w:val="Text"/>
-      </w:pPr>
-    </w:p>
-    <w:p>
-      <w:pPr>
-        <w:pStyle w:val="Text"/>
-      </w:pPr>
-      <w:r>
-        <w:rPr>
-          <w:rtl w:val="0"/>
+        <w:pStyle w:val="Text A"/>
+      </w:pPr>
+    </w:p>
+    <w:p>
+      <w:pPr>
+        <w:pStyle w:val="Text A"/>
+        <w:rPr>
           <w:lang w:val="de-DE"/>
         </w:rPr>
+      </w:pPr>
+      <w:r>
+        <w:rPr>
+          <w:rtl w:val="0"/>
+          <w:lang w:val="de-DE"/>
+        </w:rPr>
         <w:t>hr {</w:t>
       </w:r>
     </w:p>
     <w:p>
       <w:pPr>
-        <w:pStyle w:val="Text"/>
-      </w:pPr>
-      <w:r>
-        <w:rPr>
-          <w:rtl w:val="0"/>
+        <w:pStyle w:val="Text A"/>
+      </w:pPr>
+      <w:r>
+        <w:rPr>
+          <w:rtl w:val="0"/>
+          <w:lang w:val="en-US"/>
         </w:rPr>
         <w:t xml:space="preserve">  border: none;</w:t>
       </w:r>
     </w:p>
     <w:p>
       <w:pPr>
-        <w:pStyle w:val="Text"/>
-      </w:pPr>
-      <w:r>
-        <w:rPr>
-          <w:rtl w:val="0"/>
+        <w:pStyle w:val="Text A"/>
+      </w:pPr>
+      <w:r>
+        <w:rPr>
+          <w:rtl w:val="0"/>
+          <w:lang w:val="en-US"/>
         </w:rPr>
         <w:t xml:space="preserve">  height: 1px;</w:t>
       </w:r>
     </w:p>
     <w:p>
       <w:pPr>
-        <w:pStyle w:val="Text"/>
-      </w:pPr>
-      <w:r>
-        <w:rPr>
-          <w:rtl w:val="0"/>
+        <w:pStyle w:val="Text A"/>
+      </w:pPr>
+      <w:r>
+        <w:rPr>
+          <w:rtl w:val="0"/>
+          <w:lang w:val="en-US"/>
         </w:rPr>
         <w:t xml:space="preserve">  background: linear-gradient(to right, transparent, #ccc, transparent);</w:t>
       </w:r>
     </w:p>
     <w:p>
       <w:pPr>
-        <w:pStyle w:val="Text"/>
-      </w:pPr>
-      <w:r>
-        <w:rPr>
-          <w:rtl w:val="0"/>
+        <w:pStyle w:val="Text A"/>
+      </w:pPr>
+      <w:r>
+        <w:rPr>
+          <w:rtl w:val="0"/>
+          <w:lang w:val="en-US"/>
         </w:rPr>
         <w:t xml:space="preserve">  margin: 40px 0;</w:t>
       </w:r>
     </w:p>
     <w:p>
       <w:pPr>
-        <w:pStyle w:val="Text"/>
-      </w:pPr>
-      <w:r>
-        <w:rPr>
-          <w:rtl w:val="0"/>
+        <w:pStyle w:val="Text A"/>
+      </w:pPr>
+      <w:r>
+        <w:rPr>
+          <w:rtl w:val="0"/>
+          <w:lang w:val="en-US"/>
         </w:rPr>
         <w:t>}</w:t>
       </w:r>
     </w:p>
     <w:p>
       <w:pPr>
-        <w:pStyle w:val="Text"/>
-      </w:pPr>
-      <w:r>
-        <w:rPr>
-          <w:rtl w:val="0"/>
+        <w:pStyle w:val="Text A"/>
+      </w:pPr>
+      <w:r>
+        <w:rPr>
+          <w:rtl w:val="0"/>
+          <w:lang w:val="en-US"/>
         </w:rPr>
         <w:t>--&gt;&lt;/style&gt;</w:t>
       </w:r>
     </w:p>
     <w:p>
       <w:pPr>
-        <w:pStyle w:val="Text"/>
-      </w:pPr>
-    </w:p>
-    <w:p>
-      <w:pPr>
-        <w:pStyle w:val="Text"/>
-      </w:pPr>
-      <w:r>
-        <w:rPr>
-          <w:rtl w:val="0"/>
+        <w:pStyle w:val="Text A"/>
+      </w:pPr>
+    </w:p>
+    <w:p>
+      <w:pPr>
+        <w:pStyle w:val="Text A"/>
+      </w:pPr>
+      <w:r>
+        <w:rPr>
+          <w:rtl w:val="0"/>
+          <w:lang w:val="en-US"/>
         </w:rPr>
         <w:t>&lt;!-- ===================== UNIVERZ</w:t>
       </w:r>
       <w:r>
         <w:rPr>
           <w:rtl w:val="0"/>
+          <w:lang w:val="en-US"/>
         </w:rPr>
         <w:t>Á</w:t>
       </w:r>
@@ -1596,6 +1785,7 @@
       <w:r>
         <w:rPr>
           <w:rtl w:val="0"/>
+          <w:lang w:val="en-US"/>
         </w:rPr>
         <w:t>Š</w:t>
       </w:r>
@@ -1609,95 +1799,106 @@
       <w:r>
         <w:rPr>
           <w:rtl w:val="0"/>
+          <w:lang w:val="en-US"/>
         </w:rPr>
         <w:t>Ó</w:t>
       </w:r>
       <w:r>
         <w:rPr>
           <w:rtl w:val="0"/>
+          <w:lang w:val="en-US"/>
         </w:rPr>
         <w:t>NA PRODUKTU ===================== --&gt;</w:t>
       </w:r>
     </w:p>
     <w:p>
       <w:pPr>
-        <w:pStyle w:val="Text"/>
-      </w:pPr>
-    </w:p>
-    <w:p>
-      <w:pPr>
-        <w:pStyle w:val="Text"/>
-      </w:pPr>
-      <w:r>
-        <w:rPr>
-          <w:rtl w:val="0"/>
+        <w:pStyle w:val="Text A"/>
+      </w:pPr>
+    </w:p>
+    <w:p>
+      <w:pPr>
+        <w:pStyle w:val="Text A"/>
+        <w:rPr>
           <w:lang w:val="de-DE"/>
         </w:rPr>
+      </w:pPr>
+      <w:r>
+        <w:rPr>
+          <w:rtl w:val="0"/>
+          <w:lang w:val="de-DE"/>
+        </w:rPr>
         <w:t>&lt;!-- HERO --&gt;</w:t>
       </w:r>
     </w:p>
     <w:p>
       <w:pPr>
-        <w:pStyle w:val="Text"/>
-      </w:pPr>
-      <w:r>
-        <w:rPr>
-          <w:rtl w:val="0"/>
+        <w:pStyle w:val="Text A"/>
+      </w:pPr>
+      <w:r>
+        <w:rPr>
+          <w:rtl w:val="0"/>
+          <w:lang w:val="en-US"/>
         </w:rPr>
         <w:t>&lt;div class="hero"&gt;</w:t>
       </w:r>
     </w:p>
     <w:p>
       <w:pPr>
-        <w:pStyle w:val="Text"/>
-      </w:pPr>
-      <w:r>
-        <w:rPr>
-          <w:rtl w:val="0"/>
+        <w:pStyle w:val="Text A"/>
+      </w:pPr>
+      <w:r>
+        <w:rPr>
+          <w:rtl w:val="0"/>
+          <w:lang w:val="en-US"/>
         </w:rPr>
         <w:t>&lt;h1&gt;{nazev_produktu}&lt;/h1&gt;</w:t>
       </w:r>
     </w:p>
     <w:p>
       <w:pPr>
-        <w:pStyle w:val="Text"/>
-      </w:pPr>
-      <w:r>
-        <w:rPr>
-          <w:rtl w:val="0"/>
+        <w:pStyle w:val="Text A"/>
+      </w:pPr>
+      <w:r>
+        <w:rPr>
+          <w:rtl w:val="0"/>
+          <w:lang w:val="en-US"/>
         </w:rPr>
         <w:t>&lt;p&gt;{strucny_popis_produktu}&lt;/p&gt;</w:t>
       </w:r>
     </w:p>
     <w:p>
       <w:pPr>
-        <w:pStyle w:val="Text"/>
-      </w:pPr>
-      <w:r>
-        <w:rPr>
-          <w:rtl w:val="0"/>
+        <w:pStyle w:val="Text A"/>
+      </w:pPr>
+      <w:r>
+        <w:rPr>
+          <w:rtl w:val="0"/>
+          <w:lang w:val="en-US"/>
         </w:rPr>
         <w:t>&lt;/div&gt;</w:t>
       </w:r>
     </w:p>
     <w:p>
       <w:pPr>
-        <w:pStyle w:val="Text"/>
-      </w:pPr>
-    </w:p>
-    <w:p>
-      <w:pPr>
-        <w:pStyle w:val="Text"/>
-      </w:pPr>
-      <w:r>
-        <w:rPr>
-          <w:rtl w:val="0"/>
+        <w:pStyle w:val="Text A"/>
+      </w:pPr>
+    </w:p>
+    <w:p>
+      <w:pPr>
+        <w:pStyle w:val="Text A"/>
+      </w:pPr>
+      <w:r>
+        <w:rPr>
+          <w:rtl w:val="0"/>
+          <w:lang w:val="en-US"/>
         </w:rPr>
         <w:t xml:space="preserve">&lt;!-- </w:t>
       </w:r>
       <w:r>
         <w:rPr>
           <w:rtl w:val="0"/>
+          <w:lang w:val="en-US"/>
         </w:rPr>
         <w:t>Ú</w:t>
       </w:r>
@@ -1711,302 +1912,342 @@
       <w:r>
         <w:rPr>
           <w:rtl w:val="0"/>
+          <w:lang w:val="en-US"/>
         </w:rPr>
         <w:t>Á</w:t>
       </w:r>
       <w:r>
         <w:rPr>
           <w:rtl w:val="0"/>
+          <w:lang w:val="en-US"/>
         </w:rPr>
         <w:t>ZOK --&gt;</w:t>
       </w:r>
     </w:p>
     <w:p>
       <w:pPr>
-        <w:pStyle w:val="Text"/>
-      </w:pPr>
-      <w:r>
-        <w:rPr>
-          <w:rtl w:val="0"/>
+        <w:pStyle w:val="Text A"/>
+      </w:pPr>
+      <w:r>
+        <w:rPr>
+          <w:rtl w:val="0"/>
+          <w:lang w:val="en-US"/>
         </w:rPr>
         <w:t>&lt;div class="section flex-row"&gt;</w:t>
       </w:r>
     </w:p>
     <w:p>
       <w:pPr>
-        <w:pStyle w:val="Text"/>
-      </w:pPr>
-      <w:r>
-        <w:rPr>
-          <w:rtl w:val="0"/>
+        <w:pStyle w:val="Text A"/>
+      </w:pPr>
+      <w:r>
+        <w:rPr>
+          <w:rtl w:val="0"/>
+          <w:lang w:val="en-US"/>
         </w:rPr>
         <w:t>&lt;div style="flex: 1; min-width: 280px;"&gt;</w:t>
       </w:r>
     </w:p>
     <w:p>
       <w:pPr>
-        <w:pStyle w:val="Text"/>
-      </w:pPr>
-      <w:r>
-        <w:rPr>
-          <w:rtl w:val="0"/>
+        <w:pStyle w:val="Text A"/>
+      </w:pPr>
+      <w:r>
+        <w:rPr>
+          <w:rtl w:val="0"/>
+          <w:lang w:val="en-US"/>
         </w:rPr>
         <w:t>&lt;p&gt;&lt;strong&gt;{nazev_produktu}&lt;/strong&gt; je {typ_produktu} vhodn</w:t>
       </w:r>
       <w:r>
         <w:rPr>
           <w:rtl w:val="0"/>
+          <w:lang w:val="en-US"/>
         </w:rPr>
         <w:t xml:space="preserve">ý </w:t>
       </w:r>
       <w:r>
         <w:rPr>
           <w:rtl w:val="0"/>
+          <w:lang w:val="en-US"/>
         </w:rPr>
         <w:t>pre &lt;em&gt;{doporucene_pouziti}&lt;/em&gt;. {hlavni_vlastnosti}.&lt;/p&gt;</w:t>
       </w:r>
     </w:p>
     <w:p>
       <w:pPr>
-        <w:pStyle w:val="Text"/>
-      </w:pPr>
-      <w:r>
-        <w:rPr>
-          <w:rtl w:val="0"/>
+        <w:pStyle w:val="Text A"/>
+      </w:pPr>
+      <w:r>
+        <w:rPr>
+          <w:rtl w:val="0"/>
+          <w:lang w:val="en-US"/>
         </w:rPr>
         <w:t>&lt;/div&gt;</w:t>
       </w:r>
     </w:p>
     <w:p>
       <w:pPr>
-        <w:pStyle w:val="Text"/>
-      </w:pPr>
-      <w:r>
-        <w:rPr>
-          <w:rtl w:val="0"/>
-        </w:rPr>
-        <w:t>&lt;img src="{obrazek}" alt="{nazev_produktu}" width="250" height="auto" /&gt;</w:t>
-      </w:r>
-    </w:p>
-    <w:p>
-      <w:pPr>
-        <w:pStyle w:val="Text"/>
-      </w:pPr>
-      <w:r>
-        <w:rPr>
-          <w:rtl w:val="0"/>
+        <w:pStyle w:val="Text A"/>
+      </w:pPr>
+      <w:r>
+        <w:rPr>
+          <w:rtl w:val="0"/>
+          <w:lang w:val="en-US"/>
+        </w:rPr>
+        <w:t>&lt;img src="{</w:t>
+      </w:r>
+      <w:r>
+        <w:rPr>
+          <w:rtl w:val="0"/>
+        </w:rPr>
+        <w:t>img1_src</w:t>
+      </w:r>
+      <w:r>
+        <w:rPr>
+          <w:rtl w:val="0"/>
+          <w:lang w:val="en-US"/>
+        </w:rPr>
+        <w:t>}" alt="{nazev_produktu}" width="250" height="auto" /&gt;</w:t>
+      </w:r>
+    </w:p>
+    <w:p>
+      <w:pPr>
+        <w:pStyle w:val="Text A"/>
+      </w:pPr>
+      <w:r>
+        <w:rPr>
+          <w:rtl w:val="0"/>
+          <w:lang w:val="en-US"/>
         </w:rPr>
         <w:t>&lt;/div&gt;</w:t>
       </w:r>
     </w:p>
     <w:p>
       <w:pPr>
-        <w:pStyle w:val="Text"/>
-      </w:pPr>
-    </w:p>
-    <w:p>
-      <w:pPr>
-        <w:pStyle w:val="Text"/>
-      </w:pPr>
-    </w:p>
-    <w:p>
-      <w:pPr>
-        <w:pStyle w:val="Text"/>
-      </w:pPr>
-      <w:r>
-        <w:rPr>
-          <w:rtl w:val="0"/>
+        <w:pStyle w:val="Text A"/>
+      </w:pPr>
+    </w:p>
+    <w:p>
+      <w:pPr>
+        <w:pStyle w:val="Text A"/>
+      </w:pPr>
+    </w:p>
+    <w:p>
+      <w:pPr>
+        <w:pStyle w:val="Text A"/>
+      </w:pPr>
+      <w:r>
+        <w:rPr>
+          <w:rtl w:val="0"/>
+          <w:lang w:val="en-US"/>
         </w:rPr>
         <w:t>&lt;!-- O PRODUKTE --&gt;</w:t>
       </w:r>
     </w:p>
     <w:p>
       <w:pPr>
-        <w:pStyle w:val="Text"/>
-      </w:pPr>
-      <w:r>
-        <w:rPr>
-          <w:rtl w:val="0"/>
+        <w:pStyle w:val="Text A"/>
+      </w:pPr>
+      <w:r>
+        <w:rPr>
+          <w:rtl w:val="0"/>
+          <w:lang w:val="en-US"/>
         </w:rPr>
         <w:t>&lt;div class="section"&gt;</w:t>
       </w:r>
     </w:p>
     <w:p>
       <w:pPr>
-        <w:pStyle w:val="Text"/>
-      </w:pPr>
-      <w:r>
-        <w:rPr>
-          <w:rtl w:val="0"/>
+        <w:pStyle w:val="Text A"/>
+      </w:pPr>
+      <w:r>
+        <w:rPr>
+          <w:rtl w:val="0"/>
+          <w:lang w:val="en-US"/>
         </w:rPr>
         <w:t>&lt;h2&gt;O produkte&lt;/h2&gt;</w:t>
       </w:r>
     </w:p>
     <w:p>
       <w:pPr>
-        <w:pStyle w:val="Text"/>
-      </w:pPr>
-      <w:r>
-        <w:rPr>
-          <w:rtl w:val="0"/>
+        <w:pStyle w:val="Text A"/>
+      </w:pPr>
+      <w:r>
+        <w:rPr>
+          <w:rtl w:val="0"/>
+          <w:lang w:val="en-US"/>
         </w:rPr>
         <w:t>&lt;div class="text-block"&gt;</w:t>
       </w:r>
     </w:p>
     <w:p>
       <w:pPr>
-        <w:pStyle w:val="Text"/>
-      </w:pPr>
-      <w:r>
-        <w:rPr>
-          <w:rtl w:val="0"/>
+        <w:pStyle w:val="Text A"/>
+      </w:pPr>
+      <w:r>
+        <w:rPr>
+          <w:rtl w:val="0"/>
+          <w:lang w:val="en-US"/>
         </w:rPr>
         <w:t>&lt;p&gt;{podrobnejsi_popis_produktu}&lt;/p&gt;</w:t>
       </w:r>
     </w:p>
     <w:p>
       <w:pPr>
-        <w:pStyle w:val="Text"/>
-      </w:pPr>
-      <w:r>
-        <w:rPr>
-          <w:rtl w:val="0"/>
+        <w:pStyle w:val="Text A"/>
+      </w:pPr>
+      <w:r>
+        <w:rPr>
+          <w:rtl w:val="0"/>
+          <w:lang w:val="en-US"/>
         </w:rPr>
         <w:t>&lt;/div&gt;</w:t>
       </w:r>
     </w:p>
     <w:p>
       <w:pPr>
-        <w:pStyle w:val="Text"/>
-      </w:pPr>
-      <w:r>
-        <w:rPr>
-          <w:rtl w:val="0"/>
+        <w:pStyle w:val="Text A"/>
+      </w:pPr>
+      <w:r>
+        <w:rPr>
+          <w:rtl w:val="0"/>
+          <w:lang w:val="en-US"/>
         </w:rPr>
         <w:t>&lt;/div&gt;</w:t>
       </w:r>
     </w:p>
     <w:p>
       <w:pPr>
-        <w:pStyle w:val="Text"/>
-      </w:pPr>
-    </w:p>
-    <w:p>
-      <w:pPr>
-        <w:pStyle w:val="Text"/>
-      </w:pPr>
-    </w:p>
-    <w:p>
-      <w:pPr>
-        <w:pStyle w:val="Text"/>
-      </w:pPr>
-      <w:r>
-        <w:rPr>
-          <w:rtl w:val="0"/>
+        <w:pStyle w:val="Text A"/>
+      </w:pPr>
+    </w:p>
+    <w:p>
+      <w:pPr>
+        <w:pStyle w:val="Text A"/>
+      </w:pPr>
+    </w:p>
+    <w:p>
+      <w:pPr>
+        <w:pStyle w:val="Text A"/>
+      </w:pPr>
+      <w:r>
+        <w:rPr>
+          <w:rtl w:val="0"/>
+          <w:lang w:val="en-US"/>
         </w:rPr>
         <w:t>&lt;!-- VLASTNOSTI --&gt;</w:t>
       </w:r>
     </w:p>
     <w:p>
       <w:pPr>
-        <w:pStyle w:val="Text"/>
-      </w:pPr>
-      <w:r>
-        <w:rPr>
-          <w:rtl w:val="0"/>
+        <w:pStyle w:val="Text A"/>
+      </w:pPr>
+      <w:r>
+        <w:rPr>
+          <w:rtl w:val="0"/>
+          <w:lang w:val="en-US"/>
         </w:rPr>
         <w:t>&lt;div class="section"&gt;</w:t>
       </w:r>
     </w:p>
     <w:p>
       <w:pPr>
-        <w:pStyle w:val="Text"/>
-      </w:pPr>
-      <w:r>
-        <w:rPr>
-          <w:rtl w:val="0"/>
+        <w:pStyle w:val="Text A"/>
+      </w:pPr>
+      <w:r>
+        <w:rPr>
+          <w:rtl w:val="0"/>
+          <w:lang w:val="en-US"/>
         </w:rPr>
         <w:t>&lt;h2&gt;Vlastnosti&lt;/h2&gt;</w:t>
       </w:r>
     </w:p>
     <w:p>
       <w:pPr>
-        <w:pStyle w:val="Text"/>
-      </w:pPr>
-      <w:r>
-        <w:rPr>
-          <w:rtl w:val="0"/>
+        <w:pStyle w:val="Text A"/>
+      </w:pPr>
+      <w:r>
+        <w:rPr>
+          <w:rtl w:val="0"/>
+          <w:lang w:val="en-US"/>
         </w:rPr>
         <w:t>&lt;ul&gt;</w:t>
       </w:r>
     </w:p>
     <w:p>
       <w:pPr>
-        <w:pStyle w:val="Text"/>
-      </w:pPr>
-      <w:r>
-        <w:rPr>
-          <w:rtl w:val="0"/>
+        <w:pStyle w:val="Text A"/>
+      </w:pPr>
+      <w:r>
+        <w:rPr>
+          <w:rtl w:val="0"/>
+          <w:lang w:val="en-US"/>
         </w:rPr>
         <w:t>&lt;li&gt;{vlastnost_1}&lt;/li&gt;</w:t>
       </w:r>
     </w:p>
     <w:p>
       <w:pPr>
-        <w:pStyle w:val="Text"/>
-      </w:pPr>
-      <w:r>
-        <w:rPr>
-          <w:rtl w:val="0"/>
+        <w:pStyle w:val="Text A"/>
+      </w:pPr>
+      <w:r>
+        <w:rPr>
+          <w:rtl w:val="0"/>
+          <w:lang w:val="en-US"/>
         </w:rPr>
         <w:t>&lt;li&gt;{vlastnost_2}&lt;/li&gt;</w:t>
       </w:r>
     </w:p>
     <w:p>
       <w:pPr>
-        <w:pStyle w:val="Text"/>
-      </w:pPr>
-      <w:r>
-        <w:rPr>
-          <w:rtl w:val="0"/>
+        <w:pStyle w:val="Text A"/>
+      </w:pPr>
+      <w:r>
+        <w:rPr>
+          <w:rtl w:val="0"/>
+          <w:lang w:val="en-US"/>
         </w:rPr>
         <w:t>&lt;li&gt;{vlastnost_3}&lt;/li&gt;</w:t>
       </w:r>
     </w:p>
     <w:p>
       <w:pPr>
-        <w:pStyle w:val="Text"/>
-      </w:pPr>
-      <w:r>
-        <w:rPr>
-          <w:rtl w:val="0"/>
+        <w:pStyle w:val="Text A"/>
+      </w:pPr>
+      <w:r>
+        <w:rPr>
+          <w:rtl w:val="0"/>
+          <w:lang w:val="en-US"/>
         </w:rPr>
         <w:t>&lt;/ul&gt;</w:t>
       </w:r>
     </w:p>
     <w:p>
       <w:pPr>
-        <w:pStyle w:val="Text"/>
-      </w:pPr>
-      <w:r>
-        <w:rPr>
-          <w:rtl w:val="0"/>
+        <w:pStyle w:val="Text A"/>
+      </w:pPr>
+      <w:r>
+        <w:rPr>
+          <w:rtl w:val="0"/>
+          <w:lang w:val="en-US"/>
         </w:rPr>
         <w:t>&lt;/div&gt;</w:t>
       </w:r>
     </w:p>
     <w:p>
       <w:pPr>
-        <w:pStyle w:val="Text"/>
-      </w:pPr>
-    </w:p>
-    <w:p>
-      <w:pPr>
-        <w:pStyle w:val="Text"/>
-      </w:pPr>
-      <w:r>
-        <w:rPr>
-          <w:rtl w:val="0"/>
+        <w:pStyle w:val="Text A"/>
+      </w:pPr>
+    </w:p>
+    <w:p>
+      <w:pPr>
+        <w:pStyle w:val="Text A"/>
+      </w:pPr>
+      <w:r>
+        <w:rPr>
+          <w:rtl w:val="0"/>
+          <w:lang w:val="en-US"/>
         </w:rPr>
         <w:t>&lt;!-- TECHNICK</w:t>
       </w:r>
@@ -2034,24 +2275,28 @@
       <w:r>
         <w:rPr>
           <w:rtl w:val="0"/>
+          <w:lang w:val="en-US"/>
         </w:rPr>
         <w:t>Z KR</w:t>
       </w:r>
       <w:r>
         <w:rPr>
           <w:rtl w:val="0"/>
+          <w:lang w:val="en-US"/>
         </w:rPr>
         <w:t>Á</w:t>
       </w:r>
       <w:r>
         <w:rPr>
           <w:rtl w:val="0"/>
+          <w:lang w:val="en-US"/>
         </w:rPr>
         <w:t xml:space="preserve">TKEJ </w:t>
       </w:r>
       <w:r>
         <w:rPr>
           <w:rtl w:val="0"/>
+          <w:lang w:val="en-US"/>
         </w:rPr>
         <w:t>Š</w:t>
       </w:r>
@@ -2065,34 +2310,38 @@
       <w:r>
         <w:rPr>
           <w:rtl w:val="0"/>
+          <w:lang w:val="en-US"/>
         </w:rPr>
         <w:t>Ó</w:t>
       </w:r>
       <w:r>
         <w:rPr>
           <w:rtl w:val="0"/>
+          <w:lang w:val="en-US"/>
         </w:rPr>
         <w:t>NY) --&gt;</w:t>
       </w:r>
     </w:p>
     <w:p>
       <w:pPr>
-        <w:pStyle w:val="Text"/>
-      </w:pPr>
-      <w:r>
-        <w:rPr>
-          <w:rtl w:val="0"/>
+        <w:pStyle w:val="Text A"/>
+      </w:pPr>
+      <w:r>
+        <w:rPr>
+          <w:rtl w:val="0"/>
+          <w:lang w:val="en-US"/>
         </w:rPr>
         <w:t>&lt;div class="section"&gt;</w:t>
       </w:r>
     </w:p>
     <w:p>
       <w:pPr>
-        <w:pStyle w:val="Text"/>
-      </w:pPr>
-      <w:r>
-        <w:rPr>
-          <w:rtl w:val="0"/>
+        <w:pStyle w:val="Text A"/>
+      </w:pPr>
+      <w:r>
+        <w:rPr>
+          <w:rtl w:val="0"/>
+          <w:lang w:val="en-US"/>
         </w:rPr>
         <w:t>&lt;h2&gt;Technick</w:t>
       </w:r>
@@ -2106,249 +2355,273 @@
       <w:r>
         <w:rPr>
           <w:rtl w:val="0"/>
+          <w:lang w:val="en-US"/>
         </w:rPr>
         <w:t>parametre&lt;/h2&gt;</w:t>
       </w:r>
     </w:p>
     <w:p>
       <w:pPr>
-        <w:pStyle w:val="Text"/>
-      </w:pPr>
-      <w:r>
-        <w:rPr>
-          <w:rtl w:val="0"/>
+        <w:pStyle w:val="Text A"/>
+      </w:pPr>
+      <w:r>
+        <w:rPr>
+          <w:rtl w:val="0"/>
+          <w:lang w:val="en-US"/>
         </w:rPr>
         <w:t>&lt;div class="card-table"&gt;</w:t>
       </w:r>
     </w:p>
     <w:p>
       <w:pPr>
-        <w:pStyle w:val="Text"/>
-      </w:pPr>
-      <w:r>
-        <w:rPr>
-          <w:rtl w:val="0"/>
+        <w:pStyle w:val="Text A"/>
+      </w:pPr>
+      <w:r>
+        <w:rPr>
+          <w:rtl w:val="0"/>
+          <w:lang w:val="en-US"/>
         </w:rPr>
         <w:t>&lt;table&gt;</w:t>
       </w:r>
     </w:p>
     <w:p>
       <w:pPr>
-        <w:pStyle w:val="Text"/>
-      </w:pPr>
-      <w:r>
-        <w:rPr>
-          <w:rtl w:val="0"/>
+        <w:pStyle w:val="Text A"/>
+      </w:pPr>
+      <w:r>
+        <w:rPr>
+          <w:rtl w:val="0"/>
+          <w:lang w:val="en-US"/>
         </w:rPr>
         <w:t>&lt;tbody&gt;</w:t>
       </w:r>
     </w:p>
     <w:p>
       <w:pPr>
-        <w:pStyle w:val="Text"/>
-      </w:pPr>
-      <w:r>
-        <w:rPr>
-          <w:rtl w:val="0"/>
+        <w:pStyle w:val="Text A"/>
+      </w:pPr>
+      <w:r>
+        <w:rPr>
+          <w:rtl w:val="0"/>
+          <w:lang w:val="en-US"/>
         </w:rPr>
         <w:t>&lt;tr&gt;</w:t>
       </w:r>
     </w:p>
     <w:p>
       <w:pPr>
-        <w:pStyle w:val="Text"/>
-      </w:pPr>
-      <w:r>
-        <w:rPr>
-          <w:rtl w:val="0"/>
+        <w:pStyle w:val="Text A"/>
+      </w:pPr>
+      <w:r>
+        <w:rPr>
+          <w:rtl w:val="0"/>
+          <w:lang w:val="en-US"/>
         </w:rPr>
         <w:t>&lt;th&gt;Parameter&lt;/th&gt;</w:t>
       </w:r>
     </w:p>
     <w:p>
       <w:pPr>
-        <w:pStyle w:val="Text"/>
-      </w:pPr>
-      <w:r>
-        <w:rPr>
-          <w:rtl w:val="0"/>
+        <w:pStyle w:val="Text A"/>
+      </w:pPr>
+      <w:r>
+        <w:rPr>
+          <w:rtl w:val="0"/>
+          <w:lang w:val="en-US"/>
         </w:rPr>
         <w:t>&lt;th&gt;Hodnota&lt;/th&gt;</w:t>
       </w:r>
     </w:p>
     <w:p>
       <w:pPr>
-        <w:pStyle w:val="Text"/>
-      </w:pPr>
-      <w:r>
-        <w:rPr>
-          <w:rtl w:val="0"/>
+        <w:pStyle w:val="Text A"/>
+      </w:pPr>
+      <w:r>
+        <w:rPr>
+          <w:rtl w:val="0"/>
+          <w:lang w:val="en-US"/>
         </w:rPr>
         <w:t>&lt;/tr&gt;</w:t>
       </w:r>
     </w:p>
     <w:p>
       <w:pPr>
-        <w:pStyle w:val="Text"/>
-      </w:pPr>
-      <w:r>
-        <w:rPr>
-          <w:rtl w:val="0"/>
+        <w:pStyle w:val="Text A"/>
+      </w:pPr>
+      <w:r>
+        <w:rPr>
+          <w:rtl w:val="0"/>
+          <w:lang w:val="en-US"/>
         </w:rPr>
         <w:t>&lt;tr&gt;</w:t>
       </w:r>
     </w:p>
     <w:p>
       <w:pPr>
-        <w:pStyle w:val="Text"/>
-      </w:pPr>
-      <w:r>
-        <w:rPr>
-          <w:rtl w:val="0"/>
+        <w:pStyle w:val="Text A"/>
+      </w:pPr>
+      <w:r>
+        <w:rPr>
+          <w:rtl w:val="0"/>
+          <w:lang w:val="en-US"/>
         </w:rPr>
         <w:t>&lt;td&gt;Typ&lt;/td&gt;</w:t>
       </w:r>
     </w:p>
     <w:p>
       <w:pPr>
-        <w:pStyle w:val="Text"/>
-      </w:pPr>
-      <w:r>
-        <w:rPr>
-          <w:rtl w:val="0"/>
+        <w:pStyle w:val="Text A"/>
+      </w:pPr>
+      <w:r>
+        <w:rPr>
+          <w:rtl w:val="0"/>
+          <w:lang w:val="en-US"/>
         </w:rPr>
         <w:t>&lt;td&gt;{typ_produktu}&lt;/td&gt;</w:t>
       </w:r>
     </w:p>
     <w:p>
       <w:pPr>
-        <w:pStyle w:val="Text"/>
-      </w:pPr>
-      <w:r>
-        <w:rPr>
-          <w:rtl w:val="0"/>
+        <w:pStyle w:val="Text A"/>
+      </w:pPr>
+      <w:r>
+        <w:rPr>
+          <w:rtl w:val="0"/>
+          <w:lang w:val="en-US"/>
         </w:rPr>
         <w:t>&lt;/tr&gt;</w:t>
       </w:r>
     </w:p>
     <w:p>
       <w:pPr>
-        <w:pStyle w:val="Text"/>
-      </w:pPr>
-      <w:r>
-        <w:rPr>
-          <w:rtl w:val="0"/>
+        <w:pStyle w:val="Text A"/>
+      </w:pPr>
+      <w:r>
+        <w:rPr>
+          <w:rtl w:val="0"/>
+          <w:lang w:val="en-US"/>
         </w:rPr>
         <w:t>&lt;tr&gt;</w:t>
       </w:r>
     </w:p>
     <w:p>
       <w:pPr>
-        <w:pStyle w:val="Text"/>
-      </w:pPr>
-      <w:r>
-        <w:rPr>
-          <w:rtl w:val="0"/>
+        <w:pStyle w:val="Text A"/>
+      </w:pPr>
+      <w:r>
+        <w:rPr>
+          <w:rtl w:val="0"/>
+          <w:lang w:val="en-US"/>
         </w:rPr>
         <w:t>&lt;td&gt;V</w:t>
       </w:r>
       <w:r>
         <w:rPr>
           <w:rtl w:val="0"/>
+          <w:lang w:val="en-US"/>
         </w:rPr>
         <w:t>ý</w:t>
       </w:r>
       <w:r>
         <w:rPr>
           <w:rtl w:val="0"/>
+          <w:lang w:val="en-US"/>
         </w:rPr>
         <w:t>robca&lt;/td&gt;</w:t>
       </w:r>
     </w:p>
     <w:p>
       <w:pPr>
-        <w:pStyle w:val="Text"/>
-      </w:pPr>
-      <w:r>
-        <w:rPr>
-          <w:rtl w:val="0"/>
+        <w:pStyle w:val="Text A"/>
+      </w:pPr>
+      <w:r>
+        <w:rPr>
+          <w:rtl w:val="0"/>
+          <w:lang w:val="en-US"/>
         </w:rPr>
         <w:t>&lt;td&gt;{vyrobce}&lt;/td&gt;</w:t>
       </w:r>
     </w:p>
     <w:p>
       <w:pPr>
-        <w:pStyle w:val="Text"/>
-      </w:pPr>
-      <w:r>
-        <w:rPr>
-          <w:rtl w:val="0"/>
+        <w:pStyle w:val="Text A"/>
+      </w:pPr>
+      <w:r>
+        <w:rPr>
+          <w:rtl w:val="0"/>
+          <w:lang w:val="en-US"/>
         </w:rPr>
         <w:t>&lt;/tr&gt;</w:t>
       </w:r>
     </w:p>
     <w:p>
       <w:pPr>
-        <w:pStyle w:val="Text"/>
-      </w:pPr>
-      <w:r>
-        <w:rPr>
-          <w:rtl w:val="0"/>
+        <w:pStyle w:val="Text A"/>
+      </w:pPr>
+      <w:r>
+        <w:rPr>
+          <w:rtl w:val="0"/>
+          <w:lang w:val="en-US"/>
         </w:rPr>
         <w:t>&lt;tr&gt;</w:t>
       </w:r>
     </w:p>
     <w:p>
       <w:pPr>
-        <w:pStyle w:val="Text"/>
-      </w:pPr>
-      <w:r>
-        <w:rPr>
-          <w:rtl w:val="0"/>
+        <w:pStyle w:val="Text A"/>
+      </w:pPr>
+      <w:r>
+        <w:rPr>
+          <w:rtl w:val="0"/>
+          <w:lang w:val="en-US"/>
         </w:rPr>
         <w:t>&lt;td&gt;Objem / Rozmer&lt;/td&gt;</w:t>
       </w:r>
     </w:p>
     <w:p>
       <w:pPr>
-        <w:pStyle w:val="Text"/>
-      </w:pPr>
-      <w:r>
-        <w:rPr>
-          <w:rtl w:val="0"/>
+        <w:pStyle w:val="Text A"/>
+      </w:pPr>
+      <w:r>
+        <w:rPr>
+          <w:rtl w:val="0"/>
+          <w:lang w:val="en-US"/>
         </w:rPr>
         <w:t>&lt;td&gt;{objem_rozmer}&lt;/td&gt;</w:t>
       </w:r>
     </w:p>
     <w:p>
       <w:pPr>
-        <w:pStyle w:val="Text"/>
-      </w:pPr>
-      <w:r>
-        <w:rPr>
-          <w:rtl w:val="0"/>
+        <w:pStyle w:val="Text A"/>
+      </w:pPr>
+      <w:r>
+        <w:rPr>
+          <w:rtl w:val="0"/>
+          <w:lang w:val="en-US"/>
         </w:rPr>
         <w:t>&lt;/tr&gt;</w:t>
       </w:r>
     </w:p>
     <w:p>
       <w:pPr>
-        <w:pStyle w:val="Text"/>
-      </w:pPr>
-      <w:r>
-        <w:rPr>
-          <w:rtl w:val="0"/>
+        <w:pStyle w:val="Text A"/>
+      </w:pPr>
+      <w:r>
+        <w:rPr>
+          <w:rtl w:val="0"/>
+          <w:lang w:val="en-US"/>
         </w:rPr>
         <w:t>&lt;tr&gt;</w:t>
       </w:r>
     </w:p>
     <w:p>
       <w:pPr>
-        <w:pStyle w:val="Text"/>
-      </w:pPr>
-      <w:r>
-        <w:rPr>
-          <w:rtl w:val="0"/>
+        <w:pStyle w:val="Text A"/>
+      </w:pPr>
+      <w:r>
+        <w:rPr>
+          <w:rtl w:val="0"/>
+          <w:lang w:val="en-US"/>
         </w:rPr>
         <w:t>&lt;td&gt;Vhodn</w:t>
       </w:r>
@@ -2362,233 +2635,256 @@
       <w:r>
         <w:rPr>
           <w:rtl w:val="0"/>
+          <w:lang w:val="en-US"/>
         </w:rPr>
         <w:t>pre&lt;/td&gt;</w:t>
       </w:r>
     </w:p>
     <w:p>
       <w:pPr>
-        <w:pStyle w:val="Text"/>
-      </w:pPr>
-      <w:r>
-        <w:rPr>
-          <w:rtl w:val="0"/>
+        <w:pStyle w:val="Text A"/>
+      </w:pPr>
+      <w:r>
+        <w:rPr>
+          <w:rtl w:val="0"/>
+          <w:lang w:val="en-US"/>
         </w:rPr>
         <w:t>&lt;td&gt;{vhodne_pro}&lt;/td&gt;</w:t>
       </w:r>
     </w:p>
     <w:p>
       <w:pPr>
-        <w:pStyle w:val="Text"/>
-      </w:pPr>
-      <w:r>
-        <w:rPr>
-          <w:rtl w:val="0"/>
+        <w:pStyle w:val="Text A"/>
+      </w:pPr>
+      <w:r>
+        <w:rPr>
+          <w:rtl w:val="0"/>
+          <w:lang w:val="en-US"/>
         </w:rPr>
         <w:t>&lt;/tr&gt;</w:t>
       </w:r>
     </w:p>
     <w:p>
       <w:pPr>
-        <w:pStyle w:val="Text"/>
-      </w:pPr>
-      <w:r>
-        <w:rPr>
-          <w:rtl w:val="0"/>
+        <w:pStyle w:val="Text A"/>
+      </w:pPr>
+      <w:r>
+        <w:rPr>
+          <w:rtl w:val="0"/>
+          <w:lang w:val="en-US"/>
         </w:rPr>
         <w:t>&lt;tr&gt;</w:t>
       </w:r>
     </w:p>
     <w:p>
       <w:pPr>
-        <w:pStyle w:val="Text"/>
-      </w:pPr>
-      <w:r>
-        <w:rPr>
-          <w:rtl w:val="0"/>
+        <w:pStyle w:val="Text A"/>
+      </w:pPr>
+      <w:r>
+        <w:rPr>
+          <w:rtl w:val="0"/>
+          <w:lang w:val="en-US"/>
         </w:rPr>
         <w:t>&lt;td&gt;</w:t>
       </w:r>
       <w:r>
         <w:rPr>
           <w:rtl w:val="0"/>
+          <w:lang w:val="en-US"/>
         </w:rPr>
         <w:t>Š</w:t>
       </w:r>
       <w:r>
         <w:rPr>
           <w:rtl w:val="0"/>
+          <w:lang w:val="en-US"/>
         </w:rPr>
         <w:t>peci</w:t>
       </w:r>
       <w:r>
         <w:rPr>
           <w:rtl w:val="0"/>
+          <w:lang w:val="en-US"/>
         </w:rPr>
         <w:t>á</w:t>
       </w:r>
       <w:r>
         <w:rPr>
           <w:rtl w:val="0"/>
+          <w:lang w:val="en-US"/>
         </w:rPr>
         <w:t>lne vlastnosti&lt;/td&gt;</w:t>
       </w:r>
     </w:p>
     <w:p>
       <w:pPr>
-        <w:pStyle w:val="Text"/>
-      </w:pPr>
-      <w:r>
-        <w:rPr>
-          <w:rtl w:val="0"/>
+        <w:pStyle w:val="Text A"/>
+      </w:pPr>
+      <w:r>
+        <w:rPr>
+          <w:rtl w:val="0"/>
+          <w:lang w:val="en-US"/>
         </w:rPr>
         <w:t>&lt;td&gt;{specialni_vlastnosti}&lt;/td&gt;</w:t>
       </w:r>
     </w:p>
     <w:p>
       <w:pPr>
-        <w:pStyle w:val="Text"/>
-      </w:pPr>
-      <w:r>
-        <w:rPr>
-          <w:rtl w:val="0"/>
+        <w:pStyle w:val="Text A"/>
+      </w:pPr>
+      <w:r>
+        <w:rPr>
+          <w:rtl w:val="0"/>
+          <w:lang w:val="en-US"/>
         </w:rPr>
         <w:t>&lt;/tr&gt;</w:t>
       </w:r>
     </w:p>
     <w:p>
       <w:pPr>
-        <w:pStyle w:val="Text"/>
-      </w:pPr>
-      <w:r>
-        <w:rPr>
-          <w:rtl w:val="0"/>
+        <w:pStyle w:val="Text A"/>
+      </w:pPr>
+      <w:r>
+        <w:rPr>
+          <w:rtl w:val="0"/>
+          <w:lang w:val="en-US"/>
         </w:rPr>
         <w:t>&lt;/tbody&gt;</w:t>
       </w:r>
     </w:p>
     <w:p>
       <w:pPr>
-        <w:pStyle w:val="Text"/>
-      </w:pPr>
-      <w:r>
-        <w:rPr>
-          <w:rtl w:val="0"/>
+        <w:pStyle w:val="Text A"/>
+      </w:pPr>
+      <w:r>
+        <w:rPr>
+          <w:rtl w:val="0"/>
+          <w:lang w:val="en-US"/>
         </w:rPr>
         <w:t>&lt;/table&gt;</w:t>
       </w:r>
     </w:p>
     <w:p>
       <w:pPr>
-        <w:pStyle w:val="Text"/>
-      </w:pPr>
-      <w:r>
-        <w:rPr>
-          <w:rtl w:val="0"/>
+        <w:pStyle w:val="Text A"/>
+      </w:pPr>
+      <w:r>
+        <w:rPr>
+          <w:rtl w:val="0"/>
+          <w:lang w:val="en-US"/>
         </w:rPr>
         <w:t>&lt;/div&gt;</w:t>
       </w:r>
     </w:p>
     <w:p>
       <w:pPr>
-        <w:pStyle w:val="Text"/>
-      </w:pPr>
-      <w:r>
-        <w:rPr>
-          <w:rtl w:val="0"/>
+        <w:pStyle w:val="Text A"/>
+      </w:pPr>
+      <w:r>
+        <w:rPr>
+          <w:rtl w:val="0"/>
+          <w:lang w:val="en-US"/>
         </w:rPr>
         <w:t>&lt;/div&gt;</w:t>
       </w:r>
     </w:p>
     <w:p>
       <w:pPr>
-        <w:pStyle w:val="Text"/>
-      </w:pPr>
-    </w:p>
-    <w:p>
-      <w:pPr>
-        <w:pStyle w:val="Text"/>
-      </w:pPr>
-      <w:r>
-        <w:rPr>
-          <w:rtl w:val="0"/>
+        <w:pStyle w:val="Text A"/>
+      </w:pPr>
+    </w:p>
+    <w:p>
+      <w:pPr>
+        <w:pStyle w:val="Text A"/>
+      </w:pPr>
+      <w:r>
+        <w:rPr>
+          <w:rtl w:val="0"/>
+          <w:lang w:val="en-US"/>
         </w:rPr>
         <w:t>&lt;!-- TIPY A TRIKY --&gt;</w:t>
       </w:r>
     </w:p>
     <w:p>
       <w:pPr>
-        <w:pStyle w:val="Text"/>
-      </w:pPr>
-      <w:r>
-        <w:rPr>
-          <w:rtl w:val="0"/>
+        <w:pStyle w:val="Text A"/>
+      </w:pPr>
+      <w:r>
+        <w:rPr>
+          <w:rtl w:val="0"/>
+          <w:lang w:val="en-US"/>
         </w:rPr>
         <w:t>&lt;div class="section"&gt;</w:t>
       </w:r>
     </w:p>
     <w:p>
       <w:pPr>
-        <w:pStyle w:val="Text"/>
-      </w:pPr>
-      <w:r>
-        <w:rPr>
-          <w:rtl w:val="0"/>
+        <w:pStyle w:val="Text A"/>
+      </w:pPr>
+      <w:r>
+        <w:rPr>
+          <w:rtl w:val="0"/>
+          <w:lang w:val="en-US"/>
         </w:rPr>
         <w:t>&lt;h2&gt;Tipy a triky&lt;/h2&gt;</w:t>
       </w:r>
     </w:p>
     <w:p>
       <w:pPr>
-        <w:pStyle w:val="Text"/>
-      </w:pPr>
-      <w:r>
-        <w:rPr>
-          <w:rtl w:val="0"/>
+        <w:pStyle w:val="Text A"/>
+      </w:pPr>
+      <w:r>
+        <w:rPr>
+          <w:rtl w:val="0"/>
+          <w:lang w:val="en-US"/>
         </w:rPr>
         <w:t>&lt;div class="card-table"&gt;</w:t>
       </w:r>
     </w:p>
     <w:p>
       <w:pPr>
-        <w:pStyle w:val="Text"/>
-      </w:pPr>
-      <w:r>
-        <w:rPr>
-          <w:rtl w:val="0"/>
+        <w:pStyle w:val="Text A"/>
+      </w:pPr>
+      <w:r>
+        <w:rPr>
+          <w:rtl w:val="0"/>
+          <w:lang w:val="en-US"/>
         </w:rPr>
         <w:t>&lt;table&gt;</w:t>
       </w:r>
     </w:p>
     <w:p>
       <w:pPr>
-        <w:pStyle w:val="Text"/>
-      </w:pPr>
-      <w:r>
-        <w:rPr>
-          <w:rtl w:val="0"/>
+        <w:pStyle w:val="Text A"/>
+      </w:pPr>
+      <w:r>
+        <w:rPr>
+          <w:rtl w:val="0"/>
+          <w:lang w:val="en-US"/>
         </w:rPr>
         <w:t>&lt;tbody&gt;</w:t>
       </w:r>
     </w:p>
     <w:p>
       <w:pPr>
-        <w:pStyle w:val="Text"/>
-      </w:pPr>
-      <w:r>
-        <w:rPr>
-          <w:rtl w:val="0"/>
+        <w:pStyle w:val="Text A"/>
+      </w:pPr>
+      <w:r>
+        <w:rPr>
+          <w:rtl w:val="0"/>
+          <w:lang w:val="en-US"/>
         </w:rPr>
         <w:t>&lt;tr&gt;</w:t>
       </w:r>
     </w:p>
     <w:p>
       <w:pPr>
-        <w:pStyle w:val="Text"/>
-      </w:pPr>
-      <w:r>
-        <w:rPr>
-          <w:rtl w:val="0"/>
+        <w:pStyle w:val="Text A"/>
+      </w:pPr>
+      <w:r>
+        <w:rPr>
+          <w:rtl w:val="0"/>
+          <w:lang w:val="en-US"/>
         </w:rPr>
         <w:t>&lt;th&gt;Kateg</w:t>
       </w:r>
@@ -2602,46 +2898,50 @@
       <w:r>
         <w:rPr>
           <w:rtl w:val="0"/>
+          <w:lang w:val="en-US"/>
         </w:rPr>
         <w:t>ria&lt;/th&gt;</w:t>
       </w:r>
     </w:p>
     <w:p>
       <w:pPr>
-        <w:pStyle w:val="Text"/>
-      </w:pPr>
-      <w:r>
-        <w:rPr>
-          <w:rtl w:val="0"/>
+        <w:pStyle w:val="Text A"/>
+      </w:pPr>
+      <w:r>
+        <w:rPr>
+          <w:rtl w:val="0"/>
+          <w:lang w:val="en-US"/>
         </w:rPr>
         <w:t>&lt;th&gt;Popis&lt;/th&gt;</w:t>
       </w:r>
     </w:p>
     <w:p>
       <w:pPr>
-        <w:pStyle w:val="Text"/>
-      </w:pPr>
-      <w:r>
-        <w:rPr>
-          <w:rtl w:val="0"/>
+        <w:pStyle w:val="Text A"/>
+      </w:pPr>
+      <w:r>
+        <w:rPr>
+          <w:rtl w:val="0"/>
+          <w:lang w:val="en-US"/>
         </w:rPr>
         <w:t>&lt;/tr&gt;</w:t>
       </w:r>
     </w:p>
     <w:p>
       <w:pPr>
-        <w:pStyle w:val="Text"/>
-      </w:pPr>
-      <w:r>
-        <w:rPr>
-          <w:rtl w:val="0"/>
+        <w:pStyle w:val="Text A"/>
+      </w:pPr>
+      <w:r>
+        <w:rPr>
+          <w:rtl w:val="0"/>
+          <w:lang w:val="en-US"/>
         </w:rPr>
         <w:t>&lt;tr&gt;</w:t>
       </w:r>
     </w:p>
     <w:p>
       <w:pPr>
-        <w:pStyle w:val="Text"/>
+        <w:pStyle w:val="Text A"/>
       </w:pPr>
       <w:r>
         <w:rPr>
@@ -2653,43 +2953,28 @@
       <w:r>
         <w:rPr>
           <w:rtl w:val="0"/>
+          <w:lang w:val="en-US"/>
         </w:rPr>
         <w:t>ž</w:t>
       </w:r>
       <w:r>
         <w:rPr>
           <w:rtl w:val="0"/>
+          <w:lang w:val="en-US"/>
         </w:rPr>
         <w:t>itie&lt;/td&gt;</w:t>
       </w:r>
     </w:p>
     <w:p>
       <w:pPr>
-        <w:pStyle w:val="Text"/>
-      </w:pPr>
-      <w:r>
-        <w:rPr>
-          <w:rtl w:val="0"/>
-        </w:rPr>
-        <w:t>&lt;td&gt;{doporu</w:t>
-      </w:r>
-      <w:r>
-        <w:rPr>
-          <w:rtl w:val="0"/>
-        </w:rPr>
-        <w:t>c</w:t>
-      </w:r>
-      <w:r>
-        <w:rPr>
-          <w:rtl w:val="0"/>
-        </w:rPr>
-        <w:t>en</w:t>
-      </w:r>
-      <w:r>
-        <w:rPr>
-          <w:rtl w:val="0"/>
-        </w:rPr>
-        <w:t>e</w:t>
+        <w:pStyle w:val="Text A"/>
+      </w:pPr>
+      <w:r>
+        <w:rPr>
+          <w:rtl w:val="0"/>
+          <w:lang w:val="en-US"/>
+        </w:rPr>
+        <w:t>&lt;td&gt;{doporucene</w:t>
       </w:r>
       <w:r>
         <w:rPr>
@@ -2701,877 +2986,954 @@
       <w:r>
         <w:rPr>
           <w:rtl w:val="0"/>
-        </w:rPr>
-        <w:t>z</w:t>
-      </w:r>
-      <w:r>
-        <w:rPr>
-          <w:rtl w:val="0"/>
-        </w:rPr>
-        <w:t>it</w:t>
-      </w:r>
-      <w:r>
-        <w:rPr>
-          <w:rtl w:val="0"/>
+          <w:lang w:val="en-US"/>
+        </w:rPr>
+        <w:t>ziti_tabulka}&lt;/td&gt;</w:t>
+      </w:r>
+    </w:p>
+    <w:p>
+      <w:pPr>
+        <w:pStyle w:val="Text A"/>
+      </w:pPr>
+      <w:r>
+        <w:rPr>
+          <w:rtl w:val="0"/>
+          <w:lang w:val="en-US"/>
+        </w:rPr>
+        <w:t>&lt;/tr&gt;</w:t>
+      </w:r>
+    </w:p>
+    <w:p>
+      <w:pPr>
+        <w:pStyle w:val="Text A"/>
+      </w:pPr>
+      <w:r>
+        <w:rPr>
+          <w:rtl w:val="0"/>
+          <w:lang w:val="en-US"/>
+        </w:rPr>
+        <w:t>&lt;tr&gt;</w:t>
+      </w:r>
+    </w:p>
+    <w:p>
+      <w:pPr>
+        <w:pStyle w:val="Text A"/>
+      </w:pPr>
+      <w:r>
+        <w:rPr>
+          <w:rtl w:val="0"/>
+          <w:lang w:val="en-US"/>
+        </w:rPr>
+        <w:t>&lt;td&gt;V</w:t>
+      </w:r>
+      <w:r>
+        <w:rPr>
+          <w:rtl w:val="0"/>
+          <w:lang w:val="en-US"/>
+        </w:rPr>
+        <w:t>ý</w:t>
+      </w:r>
+      <w:r>
+        <w:rPr>
+          <w:rtl w:val="0"/>
+          <w:lang w:val="en-US"/>
+        </w:rPr>
+        <w:t>hody&lt;/td&gt;</w:t>
+      </w:r>
+    </w:p>
+    <w:p>
+      <w:pPr>
+        <w:pStyle w:val="Text A"/>
+      </w:pPr>
+      <w:r>
+        <w:rPr>
+          <w:rtl w:val="0"/>
+          <w:lang w:val="en-US"/>
+        </w:rPr>
+        <w:t>&lt;td&gt;{vyhody}&lt;/td&gt;</w:t>
+      </w:r>
+    </w:p>
+    <w:p>
+      <w:pPr>
+        <w:pStyle w:val="Text A"/>
+      </w:pPr>
+      <w:r>
+        <w:rPr>
+          <w:rtl w:val="0"/>
+          <w:lang w:val="en-US"/>
+        </w:rPr>
+        <w:t>&lt;/tr&gt;</w:t>
+      </w:r>
+    </w:p>
+    <w:p>
+      <w:pPr>
+        <w:pStyle w:val="Text A"/>
+      </w:pPr>
+      <w:r>
+        <w:rPr>
+          <w:rtl w:val="0"/>
+          <w:lang w:val="en-US"/>
+        </w:rPr>
+        <w:t>&lt;tr&gt;</w:t>
+      </w:r>
+    </w:p>
+    <w:p>
+      <w:pPr>
+        <w:pStyle w:val="Text A"/>
+      </w:pPr>
+      <w:r>
+        <w:rPr>
+          <w:rtl w:val="0"/>
+          <w:lang w:val="en-US"/>
+        </w:rPr>
+        <w:t>&lt;td&gt;Slabiny&lt;/td&gt;</w:t>
+      </w:r>
+    </w:p>
+    <w:p>
+      <w:pPr>
+        <w:pStyle w:val="Text A"/>
+      </w:pPr>
+      <w:r>
+        <w:rPr>
+          <w:rtl w:val="0"/>
+          <w:lang w:val="en-US"/>
+        </w:rPr>
+        <w:t>&lt;td&gt;{slabiny}&lt;/td&gt;</w:t>
+      </w:r>
+    </w:p>
+    <w:p>
+      <w:pPr>
+        <w:pStyle w:val="Text A"/>
+      </w:pPr>
+      <w:r>
+        <w:rPr>
+          <w:rtl w:val="0"/>
+          <w:lang w:val="en-US"/>
+        </w:rPr>
+        <w:t>&lt;/tr&gt;</w:t>
+      </w:r>
+    </w:p>
+    <w:p>
+      <w:pPr>
+        <w:pStyle w:val="Text A"/>
+      </w:pPr>
+      <w:r>
+        <w:rPr>
+          <w:rtl w:val="0"/>
+          <w:lang w:val="en-US"/>
+        </w:rPr>
+        <w:t>&lt;tr&gt;</w:t>
+      </w:r>
+    </w:p>
+    <w:p>
+      <w:pPr>
+        <w:pStyle w:val="Text A"/>
+      </w:pPr>
+      <w:r>
+        <w:rPr>
+          <w:rtl w:val="0"/>
+          <w:lang w:val="en-US"/>
+        </w:rPr>
+        <w:t>&lt;td&gt;Kombin</w:t>
+      </w:r>
+      <w:r>
+        <w:rPr>
+          <w:rtl w:val="0"/>
+          <w:lang w:val="en-US"/>
+        </w:rPr>
+        <w:t>á</w:t>
+      </w:r>
+      <w:r>
+        <w:rPr>
+          <w:rtl w:val="0"/>
+          <w:lang w:val="en-US"/>
+        </w:rPr>
+        <w:t>cia&lt;/td&gt;</w:t>
+      </w:r>
+    </w:p>
+    <w:p>
+      <w:pPr>
+        <w:pStyle w:val="Text A"/>
+      </w:pPr>
+      <w:r>
+        <w:rPr>
+          <w:rtl w:val="0"/>
+          <w:lang w:val="en-US"/>
+        </w:rPr>
+        <w:t>&lt;td&gt;{doporucene_kombinace}&lt;/td&gt;</w:t>
+      </w:r>
+    </w:p>
+    <w:p>
+      <w:pPr>
+        <w:pStyle w:val="Text A"/>
+      </w:pPr>
+      <w:r>
+        <w:rPr>
+          <w:rtl w:val="0"/>
+          <w:lang w:val="en-US"/>
+        </w:rPr>
+        <w:t>&lt;/tr&gt;</w:t>
+      </w:r>
+    </w:p>
+    <w:p>
+      <w:pPr>
+        <w:pStyle w:val="Text A"/>
+      </w:pPr>
+      <w:r>
+        <w:rPr>
+          <w:rtl w:val="0"/>
+          <w:lang w:val="en-US"/>
+        </w:rPr>
+        <w:t>&lt;tr&gt;</w:t>
+      </w:r>
+    </w:p>
+    <w:p>
+      <w:pPr>
+        <w:pStyle w:val="Text A"/>
+      </w:pPr>
+      <w:r>
+        <w:rPr>
+          <w:rtl w:val="0"/>
+          <w:lang w:val="en-US"/>
+        </w:rPr>
+        <w:t>&lt;td&gt;Tip&lt;/td&gt;</w:t>
+      </w:r>
+    </w:p>
+    <w:p>
+      <w:pPr>
+        <w:pStyle w:val="Text A"/>
+      </w:pPr>
+      <w:r>
+        <w:rPr>
+          <w:rtl w:val="0"/>
+          <w:lang w:val="en-US"/>
+        </w:rPr>
+        <w:t>&lt;td&gt;{prakticky_tip}&lt;/td&gt;</w:t>
+      </w:r>
+    </w:p>
+    <w:p>
+      <w:pPr>
+        <w:pStyle w:val="Text A"/>
+      </w:pPr>
+      <w:r>
+        <w:rPr>
+          <w:rtl w:val="0"/>
+          <w:lang w:val="en-US"/>
+        </w:rPr>
+        <w:t>&lt;/tr&gt;</w:t>
+      </w:r>
+    </w:p>
+    <w:p>
+      <w:pPr>
+        <w:pStyle w:val="Text A"/>
+      </w:pPr>
+      <w:r>
+        <w:rPr>
+          <w:rtl w:val="0"/>
+          <w:lang w:val="en-US"/>
+        </w:rPr>
+        <w:t>&lt;/tbody&gt;</w:t>
+      </w:r>
+    </w:p>
+    <w:p>
+      <w:pPr>
+        <w:pStyle w:val="Text A"/>
+      </w:pPr>
+      <w:r>
+        <w:rPr>
+          <w:rtl w:val="0"/>
+          <w:lang w:val="en-US"/>
+        </w:rPr>
+        <w:t>&lt;/table&gt;</w:t>
+      </w:r>
+    </w:p>
+    <w:p>
+      <w:pPr>
+        <w:pStyle w:val="Text A"/>
+      </w:pPr>
+      <w:r>
+        <w:rPr>
+          <w:rtl w:val="0"/>
+          <w:lang w:val="en-US"/>
+        </w:rPr>
+        <w:t>&lt;/div&gt;</w:t>
+      </w:r>
+    </w:p>
+    <w:p>
+      <w:pPr>
+        <w:pStyle w:val="Text A"/>
+      </w:pPr>
+      <w:r>
+        <w:rPr>
+          <w:rtl w:val="0"/>
+          <w:lang w:val="en-US"/>
+        </w:rPr>
+        <w:t>&lt;/div&gt;</w:t>
+      </w:r>
+    </w:p>
+    <w:p>
+      <w:pPr>
+        <w:pStyle w:val="Text A"/>
+      </w:pPr>
+    </w:p>
+    <w:p>
+      <w:pPr>
+        <w:pStyle w:val="Text A"/>
+      </w:pPr>
+      <w:r>
+        <w:rPr>
+          <w:rtl w:val="0"/>
+          <w:lang w:val="en-US"/>
+        </w:rPr>
+        <w:t>&lt;!-- OBSAH BALENIA --&gt;</w:t>
+      </w:r>
+    </w:p>
+    <w:p>
+      <w:pPr>
+        <w:pStyle w:val="Text A"/>
+      </w:pPr>
+      <w:r>
+        <w:rPr>
+          <w:rtl w:val="0"/>
+          <w:lang w:val="en-US"/>
+        </w:rPr>
+        <w:t>&lt;div class="section"&gt;</w:t>
+      </w:r>
+    </w:p>
+    <w:p>
+      <w:pPr>
+        <w:pStyle w:val="Text A"/>
+      </w:pPr>
+      <w:r>
+        <w:rPr>
+          <w:rtl w:val="0"/>
+          <w:lang w:val="en-US"/>
+        </w:rPr>
+        <w:t>&lt;h2&gt;Obsah balenia&lt;/h2&gt;</w:t>
+      </w:r>
+    </w:p>
+    <w:p>
+      <w:pPr>
+        <w:pStyle w:val="Text A"/>
+      </w:pPr>
+      <w:r>
+        <w:rPr>
+          <w:rtl w:val="0"/>
+          <w:lang w:val="en-US"/>
+        </w:rPr>
+        <w:t>&lt;div class="card-table"&gt;</w:t>
+      </w:r>
+    </w:p>
+    <w:p>
+      <w:pPr>
+        <w:pStyle w:val="Text A"/>
+      </w:pPr>
+      <w:r>
+        <w:rPr>
+          <w:rtl w:val="0"/>
+          <w:lang w:val="en-US"/>
+        </w:rPr>
+        <w:t>&lt;table&gt;</w:t>
+      </w:r>
+    </w:p>
+    <w:p>
+      <w:pPr>
+        <w:pStyle w:val="Text A"/>
+      </w:pPr>
+      <w:r>
+        <w:rPr>
+          <w:rtl w:val="0"/>
+          <w:lang w:val="en-US"/>
+        </w:rPr>
+        <w:t>&lt;tbody&gt;</w:t>
+      </w:r>
+    </w:p>
+    <w:p>
+      <w:pPr>
+        <w:pStyle w:val="Text A"/>
+      </w:pPr>
+      <w:r>
+        <w:rPr>
+          <w:rtl w:val="0"/>
+          <w:lang w:val="en-US"/>
+        </w:rPr>
+        <w:t>&lt;tr&gt;</w:t>
+      </w:r>
+    </w:p>
+    <w:p>
+      <w:pPr>
+        <w:pStyle w:val="Text A"/>
+      </w:pPr>
+      <w:r>
+        <w:rPr>
+          <w:rtl w:val="0"/>
+          <w:lang w:val="en-US"/>
+        </w:rPr>
+        <w:t>&lt;th&gt;Kateg</w:t>
+      </w:r>
+      <w:r>
+        <w:rPr>
+          <w:rtl w:val="0"/>
+          <w:lang w:val="es-ES_tradnl"/>
+        </w:rPr>
+        <w:t>ó</w:t>
+      </w:r>
+      <w:r>
+        <w:rPr>
+          <w:rtl w:val="0"/>
+          <w:lang w:val="en-US"/>
+        </w:rPr>
+        <w:t>ria&lt;/th&gt;</w:t>
+      </w:r>
+    </w:p>
+    <w:p>
+      <w:pPr>
+        <w:pStyle w:val="Text A"/>
+      </w:pPr>
+      <w:r>
+        <w:rPr>
+          <w:rtl w:val="0"/>
+          <w:lang w:val="en-US"/>
+        </w:rPr>
+        <w:t>&lt;th&gt;Obsah&lt;/th&gt;</w:t>
+      </w:r>
+    </w:p>
+    <w:p>
+      <w:pPr>
+        <w:pStyle w:val="Text A"/>
+      </w:pPr>
+      <w:r>
+        <w:rPr>
+          <w:rtl w:val="0"/>
+          <w:lang w:val="en-US"/>
+        </w:rPr>
+        <w:t>&lt;/tr&gt;</w:t>
+      </w:r>
+    </w:p>
+    <w:p>
+      <w:pPr>
+        <w:pStyle w:val="Text A"/>
+      </w:pPr>
+      <w:r>
+        <w:rPr>
+          <w:rtl w:val="0"/>
+          <w:lang w:val="en-US"/>
+        </w:rPr>
+        <w:t>&lt;tr&gt;</w:t>
+      </w:r>
+    </w:p>
+    <w:p>
+      <w:pPr>
+        <w:pStyle w:val="Text A"/>
+      </w:pPr>
+      <w:r>
+        <w:rPr>
+          <w:rtl w:val="0"/>
+          <w:lang w:val="en-US"/>
+        </w:rPr>
+        <w:t>&lt;td&gt;Produkt&lt;/td&gt;</w:t>
+      </w:r>
+    </w:p>
+    <w:p>
+      <w:pPr>
+        <w:pStyle w:val="Text A"/>
+      </w:pPr>
+      <w:r>
+        <w:rPr>
+          <w:rtl w:val="0"/>
+          <w:lang w:val="en-US"/>
+        </w:rPr>
+        <w:t>&lt;td&gt;{obsah_produktu}&lt;/td&gt;</w:t>
+      </w:r>
+    </w:p>
+    <w:p>
+      <w:pPr>
+        <w:pStyle w:val="Text A"/>
+      </w:pPr>
+      <w:r>
+        <w:rPr>
+          <w:rtl w:val="0"/>
+          <w:lang w:val="en-US"/>
+        </w:rPr>
+        <w:t>&lt;/tr&gt;</w:t>
+      </w:r>
+    </w:p>
+    <w:p>
+      <w:pPr>
+        <w:pStyle w:val="Text A"/>
+      </w:pPr>
+      <w:r>
+        <w:rPr>
+          <w:rtl w:val="0"/>
+          <w:lang w:val="en-US"/>
+        </w:rPr>
+        <w:t>&lt;tr&gt;</w:t>
+      </w:r>
+    </w:p>
+    <w:p>
+      <w:pPr>
+        <w:pStyle w:val="Text A"/>
+      </w:pPr>
+      <w:r>
+        <w:rPr>
+          <w:rtl w:val="0"/>
+          <w:lang w:val="en-US"/>
+        </w:rPr>
+        <w:t>&lt;td&gt;Pr</w:t>
+      </w:r>
+      <w:r>
+        <w:rPr>
+          <w:rtl w:val="0"/>
+          <w:lang w:val="en-US"/>
+        </w:rPr>
+        <w:t>í</w:t>
+      </w:r>
+      <w:r>
+        <w:rPr>
+          <w:rtl w:val="0"/>
+          <w:lang w:val="da-DK"/>
+        </w:rPr>
+        <w:t>slu</w:t>
+      </w:r>
+      <w:r>
+        <w:rPr>
+          <w:rtl w:val="0"/>
+          <w:lang w:val="en-US"/>
+        </w:rPr>
+        <w:t>š</w:t>
+      </w:r>
+      <w:r>
+        <w:rPr>
+          <w:rtl w:val="0"/>
+          <w:lang w:val="en-US"/>
+        </w:rPr>
+        <w:t>enstvo&lt;/td&gt;</w:t>
+      </w:r>
+    </w:p>
+    <w:p>
+      <w:pPr>
+        <w:pStyle w:val="Text A"/>
+      </w:pPr>
+      <w:r>
+        <w:rPr>
+          <w:rtl w:val="0"/>
+          <w:lang w:val="en-US"/>
+        </w:rPr>
+        <w:t>&lt;td&gt;{doporucene_prislusenstvi}&lt;/td&gt;</w:t>
+      </w:r>
+    </w:p>
+    <w:p>
+      <w:pPr>
+        <w:pStyle w:val="Text A"/>
+      </w:pPr>
+      <w:r>
+        <w:rPr>
+          <w:rtl w:val="0"/>
+          <w:lang w:val="en-US"/>
+        </w:rPr>
+        <w:t>&lt;/tr&gt;</w:t>
+      </w:r>
+    </w:p>
+    <w:p>
+      <w:pPr>
+        <w:pStyle w:val="Text A"/>
+      </w:pPr>
+      <w:r>
+        <w:rPr>
+          <w:rtl w:val="0"/>
+          <w:lang w:val="en-US"/>
+        </w:rPr>
+        <w:t>&lt;/tbody&gt;</w:t>
+      </w:r>
+    </w:p>
+    <w:p>
+      <w:pPr>
+        <w:pStyle w:val="Text A"/>
+      </w:pPr>
+      <w:r>
+        <w:rPr>
+          <w:rtl w:val="0"/>
+          <w:lang w:val="en-US"/>
+        </w:rPr>
+        <w:t>&lt;/table&gt;</w:t>
+      </w:r>
+    </w:p>
+    <w:p>
+      <w:pPr>
+        <w:pStyle w:val="Text A"/>
+      </w:pPr>
+      <w:r>
+        <w:rPr>
+          <w:rtl w:val="0"/>
+          <w:lang w:val="en-US"/>
+        </w:rPr>
+        <w:t>&lt;/div&gt;</w:t>
+      </w:r>
+    </w:p>
+    <w:p>
+      <w:pPr>
+        <w:pStyle w:val="Text A"/>
+      </w:pPr>
+      <w:r>
+        <w:rPr>
+          <w:rtl w:val="0"/>
+          <w:lang w:val="de-DE"/>
+        </w:rPr>
+        <w:t>&lt;!-- UPOZORNENIE NA ODTIE</w:t>
+      </w:r>
+      <w:r>
+        <w:rPr>
+          <w:rtl w:val="0"/>
+          <w:lang w:val="en-US"/>
+        </w:rPr>
+        <w:t xml:space="preserve">Ň </w:t>
+      </w:r>
+      <w:r>
+        <w:rPr>
+          <w:rtl w:val="0"/>
+          <w:lang w:val="en-US"/>
+        </w:rPr>
+        <w:t>--&gt;</w:t>
+      </w:r>
+    </w:p>
+    <w:p>
+      <w:pPr>
+        <w:pStyle w:val="Text A"/>
+      </w:pPr>
+      <w:r>
+        <w:rPr>
+          <w:rtl w:val="0"/>
+          <w:lang w:val="en-US"/>
+        </w:rPr>
+        <w:t>&lt;div class="section notice"&gt;</w:t>
+      </w:r>
+    </w:p>
+    <w:p>
+      <w:pPr>
+        <w:pStyle w:val="Text A"/>
+      </w:pPr>
+      <w:r>
+        <w:rPr>
+          <w:rtl w:val="0"/>
+          <w:lang w:val="en-US"/>
+        </w:rPr>
+        <w:t xml:space="preserve">  &lt;p&gt;&lt;strong&gt;Upozornenie:&lt;/strong&gt; Farby zobrazen</w:t>
+      </w:r>
+      <w:r>
+        <w:rPr>
+          <w:rtl w:val="0"/>
+          <w:lang w:val="fr-FR"/>
+        </w:rPr>
+        <w:t xml:space="preserve">é </w:t>
+      </w:r>
+      <w:r>
+        <w:rPr>
+          <w:rtl w:val="0"/>
+          <w:lang w:val="en-US"/>
+        </w:rPr>
+        <w:t>na monitore sa m</w:t>
+      </w:r>
+      <w:r>
+        <w:rPr>
+          <w:rtl w:val="0"/>
+          <w:lang w:val="en-US"/>
+        </w:rPr>
+        <w:t>ôž</w:t>
+      </w:r>
+      <w:r>
+        <w:rPr>
+          <w:rtl w:val="0"/>
+          <w:lang w:val="en-US"/>
+        </w:rPr>
+        <w:t>u mierne l</w:t>
+      </w:r>
+      <w:r>
+        <w:rPr>
+          <w:rtl w:val="0"/>
+          <w:lang w:val="en-US"/>
+        </w:rPr>
+        <w:t>íš</w:t>
+      </w:r>
+      <w:r>
+        <w:rPr>
+          <w:rtl w:val="0"/>
+          <w:lang w:val="en-US"/>
         </w:rPr>
         <w:t>i</w:t>
       </w:r>
       <w:r>
         <w:rPr>
           <w:rtl w:val="0"/>
-        </w:rPr>
-        <w:t>_tabulka}&lt;/td&gt;</w:t>
-      </w:r>
-    </w:p>
-    <w:p>
-      <w:pPr>
-        <w:pStyle w:val="Text"/>
-      </w:pPr>
-      <w:r>
-        <w:rPr>
-          <w:rtl w:val="0"/>
-        </w:rPr>
-        <w:t>&lt;/tr&gt;</w:t>
-      </w:r>
-    </w:p>
-    <w:p>
-      <w:pPr>
-        <w:pStyle w:val="Text"/>
-      </w:pPr>
-      <w:r>
-        <w:rPr>
-          <w:rtl w:val="0"/>
-        </w:rPr>
-        <w:t>&lt;tr&gt;</w:t>
-      </w:r>
-    </w:p>
-    <w:p>
-      <w:pPr>
-        <w:pStyle w:val="Text"/>
-      </w:pPr>
-      <w:r>
-        <w:rPr>
-          <w:rtl w:val="0"/>
-        </w:rPr>
-        <w:t>&lt;td&gt;V</w:t>
-      </w:r>
-      <w:r>
-        <w:rPr>
-          <w:rtl w:val="0"/>
+          <w:lang w:val="en-US"/>
+        </w:rPr>
+        <w:t xml:space="preserve">ť </w:t>
+      </w:r>
+      <w:r>
+        <w:rPr>
+          <w:rtl w:val="0"/>
+          <w:lang w:val="en-US"/>
+        </w:rPr>
+        <w:t>od skuto</w:t>
+      </w:r>
+      <w:r>
+        <w:rPr>
+          <w:rtl w:val="0"/>
+          <w:lang w:val="en-US"/>
+        </w:rPr>
+        <w:t>č</w:t>
+      </w:r>
+      <w:r>
+        <w:rPr>
+          <w:rtl w:val="0"/>
+          <w:lang w:val="en-US"/>
+        </w:rPr>
+        <w:t>n</w:t>
+      </w:r>
+      <w:r>
+        <w:rPr>
+          <w:rtl w:val="0"/>
+          <w:lang w:val="fr-FR"/>
+        </w:rPr>
+        <w:t>é</w:t>
+      </w:r>
+      <w:r>
+        <w:rPr>
+          <w:rtl w:val="0"/>
+          <w:lang w:val="en-US"/>
+        </w:rPr>
+        <w:t>ho odtie</w:t>
+      </w:r>
+      <w:r>
+        <w:rPr>
+          <w:rtl w:val="0"/>
+          <w:lang w:val="en-US"/>
+        </w:rPr>
+        <w:t>ň</w:t>
+      </w:r>
+      <w:r>
+        <w:rPr>
+          <w:rtl w:val="0"/>
+          <w:lang w:val="en-US"/>
+        </w:rPr>
+        <w:t>a farby v re</w:t>
+      </w:r>
+      <w:r>
+        <w:rPr>
+          <w:rtl w:val="0"/>
+          <w:lang w:val="en-US"/>
+        </w:rPr>
+        <w:t>á</w:t>
+      </w:r>
+      <w:r>
+        <w:rPr>
+          <w:rtl w:val="0"/>
+          <w:lang w:val="it-IT"/>
+        </w:rPr>
+        <w:t>le. Z</w:t>
+      </w:r>
+      <w:r>
+        <w:rPr>
+          <w:rtl w:val="0"/>
+          <w:lang w:val="en-US"/>
+        </w:rPr>
+        <w:t>á</w:t>
+      </w:r>
+      <w:r>
+        <w:rPr>
+          <w:rtl w:val="0"/>
+          <w:lang w:val="en-US"/>
+        </w:rPr>
+        <w:t>vis</w:t>
+      </w:r>
+      <w:r>
+        <w:rPr>
+          <w:rtl w:val="0"/>
+          <w:lang w:val="en-US"/>
+        </w:rPr>
+        <w:t xml:space="preserve">í </w:t>
+      </w:r>
+      <w:r>
+        <w:rPr>
+          <w:rtl w:val="0"/>
+          <w:lang w:val="en-US"/>
+        </w:rPr>
+        <w:t>to od nastavenia jasu, kontrastu a farebn</w:t>
+      </w:r>
+      <w:r>
+        <w:rPr>
+          <w:rtl w:val="0"/>
+          <w:lang w:val="fr-FR"/>
+        </w:rPr>
+        <w:t>é</w:t>
+      </w:r>
+      <w:r>
+        <w:rPr>
+          <w:rtl w:val="0"/>
+          <w:lang w:val="en-US"/>
+        </w:rPr>
+        <w:t>ho profilu v</w:t>
+      </w:r>
+      <w:r>
+        <w:rPr>
+          <w:rtl w:val="0"/>
+          <w:lang w:val="en-US"/>
+        </w:rPr>
+        <w:t>áš</w:t>
+      </w:r>
+      <w:r>
+        <w:rPr>
+          <w:rtl w:val="0"/>
+          <w:lang w:val="en-US"/>
+        </w:rPr>
+        <w:t xml:space="preserve">ho zariadenia. Pre </w:t>
+      </w:r>
+      <w:r>
+        <w:rPr>
+          <w:rtl w:val="0"/>
+          <w:lang w:val="en-US"/>
+        </w:rPr>
+        <w:t>č</w:t>
+      </w:r>
+      <w:r>
+        <w:rPr>
+          <w:rtl w:val="0"/>
+          <w:lang w:val="en-US"/>
+        </w:rPr>
+        <w:t>o najpresnej</w:t>
+      </w:r>
+      <w:r>
+        <w:rPr>
+          <w:rtl w:val="0"/>
+          <w:lang w:val="en-US"/>
+        </w:rPr>
+        <w:t>š</w:t>
+      </w:r>
+      <w:r>
+        <w:rPr>
+          <w:rtl w:val="0"/>
+          <w:lang w:val="en-US"/>
+        </w:rPr>
+        <w:t>iu predstavu odpor</w:t>
+      </w:r>
+      <w:r>
+        <w:rPr>
+          <w:rtl w:val="0"/>
+          <w:lang w:val="en-US"/>
+        </w:rPr>
+        <w:t>úč</w:t>
+      </w:r>
+      <w:r>
+        <w:rPr>
+          <w:rtl w:val="0"/>
+          <w:lang w:val="en-US"/>
+        </w:rPr>
+        <w:t>ame vysk</w:t>
+      </w:r>
+      <w:r>
+        <w:rPr>
+          <w:rtl w:val="0"/>
+          <w:lang w:val="en-US"/>
+        </w:rPr>
+        <w:t>úš</w:t>
+      </w:r>
+      <w:r>
+        <w:rPr>
+          <w:rtl w:val="0"/>
+          <w:lang w:val="en-US"/>
+        </w:rPr>
+        <w:t>a</w:t>
+      </w:r>
+      <w:r>
+        <w:rPr>
+          <w:rtl w:val="0"/>
+          <w:lang w:val="en-US"/>
+        </w:rPr>
+        <w:t xml:space="preserve">ť </w:t>
+      </w:r>
+      <w:r>
+        <w:rPr>
+          <w:rtl w:val="0"/>
+          <w:lang w:val="en-US"/>
+        </w:rPr>
+        <w:t>farbu na testovacom modeli alebo sa in</w:t>
+      </w:r>
+      <w:r>
+        <w:rPr>
+          <w:rtl w:val="0"/>
+          <w:lang w:val="en-US"/>
+        </w:rPr>
+        <w:t>š</w:t>
+      </w:r>
+      <w:r>
+        <w:rPr>
+          <w:rtl w:val="0"/>
+          <w:lang w:val="en-US"/>
+        </w:rPr>
+        <w:t>pirova</w:t>
+      </w:r>
+      <w:r>
+        <w:rPr>
+          <w:rtl w:val="0"/>
+          <w:lang w:val="en-US"/>
+        </w:rPr>
+        <w:t xml:space="preserve">ť </w:t>
+      </w:r>
+      <w:r>
+        <w:rPr>
+          <w:rtl w:val="0"/>
+          <w:lang w:val="en-US"/>
+        </w:rPr>
+        <w:t>komunitn</w:t>
+      </w:r>
+      <w:r>
+        <w:rPr>
+          <w:rtl w:val="0"/>
+          <w:lang w:val="en-US"/>
         </w:rPr>
         <w:t>ý</w:t>
       </w:r>
       <w:r>
         <w:rPr>
           <w:rtl w:val="0"/>
-        </w:rPr>
-        <w:t>hody&lt;/td&gt;</w:t>
-      </w:r>
-    </w:p>
-    <w:p>
-      <w:pPr>
-        <w:pStyle w:val="Text"/>
-      </w:pPr>
-      <w:r>
-        <w:rPr>
-          <w:rtl w:val="0"/>
-        </w:rPr>
-        <w:t>&lt;td&gt;{vyhody}&lt;/td&gt;</w:t>
-      </w:r>
-    </w:p>
-    <w:p>
-      <w:pPr>
-        <w:pStyle w:val="Text"/>
-      </w:pPr>
-      <w:r>
-        <w:rPr>
-          <w:rtl w:val="0"/>
-        </w:rPr>
-        <w:t>&lt;/tr&gt;</w:t>
-      </w:r>
-    </w:p>
-    <w:p>
-      <w:pPr>
-        <w:pStyle w:val="Text"/>
-      </w:pPr>
-      <w:r>
-        <w:rPr>
-          <w:rtl w:val="0"/>
-        </w:rPr>
-        <w:t>&lt;tr&gt;</w:t>
-      </w:r>
-    </w:p>
-    <w:p>
-      <w:pPr>
-        <w:pStyle w:val="Text"/>
-      </w:pPr>
-      <w:r>
-        <w:rPr>
-          <w:rtl w:val="0"/>
-        </w:rPr>
-        <w:t>&lt;td&gt;Slabiny&lt;/td&gt;</w:t>
-      </w:r>
-    </w:p>
-    <w:p>
-      <w:pPr>
-        <w:pStyle w:val="Text"/>
-      </w:pPr>
-      <w:r>
-        <w:rPr>
-          <w:rtl w:val="0"/>
-        </w:rPr>
-        <w:t>&lt;td&gt;{slabiny}&lt;/td&gt;</w:t>
-      </w:r>
-    </w:p>
-    <w:p>
-      <w:pPr>
-        <w:pStyle w:val="Text"/>
-      </w:pPr>
-      <w:r>
-        <w:rPr>
-          <w:rtl w:val="0"/>
-        </w:rPr>
-        <w:t>&lt;/tr&gt;</w:t>
-      </w:r>
-    </w:p>
-    <w:p>
-      <w:pPr>
-        <w:pStyle w:val="Text"/>
-      </w:pPr>
-      <w:r>
-        <w:rPr>
-          <w:rtl w:val="0"/>
-        </w:rPr>
-        <w:t>&lt;tr&gt;</w:t>
-      </w:r>
-    </w:p>
-    <w:p>
-      <w:pPr>
-        <w:pStyle w:val="Text"/>
-      </w:pPr>
-      <w:r>
-        <w:rPr>
-          <w:rtl w:val="0"/>
-        </w:rPr>
-        <w:t>&lt;td&gt;Kombin</w:t>
-      </w:r>
-      <w:r>
-        <w:rPr>
-          <w:rtl w:val="0"/>
-        </w:rPr>
-        <w:t>á</w:t>
-      </w:r>
-      <w:r>
-        <w:rPr>
-          <w:rtl w:val="0"/>
-        </w:rPr>
-        <w:t>cia&lt;/td&gt;</w:t>
-      </w:r>
-    </w:p>
-    <w:p>
-      <w:pPr>
-        <w:pStyle w:val="Text"/>
-      </w:pPr>
-      <w:r>
-        <w:rPr>
-          <w:rtl w:val="0"/>
-        </w:rPr>
-        <w:t>&lt;td&gt;{doporucene_kombinace}&lt;/td&gt;</w:t>
-      </w:r>
-    </w:p>
-    <w:p>
-      <w:pPr>
-        <w:pStyle w:val="Text"/>
-      </w:pPr>
-      <w:r>
-        <w:rPr>
-          <w:rtl w:val="0"/>
-        </w:rPr>
-        <w:t>&lt;/tr&gt;</w:t>
-      </w:r>
-    </w:p>
-    <w:p>
-      <w:pPr>
-        <w:pStyle w:val="Text"/>
-      </w:pPr>
-      <w:r>
-        <w:rPr>
-          <w:rtl w:val="0"/>
-        </w:rPr>
-        <w:t>&lt;tr&gt;</w:t>
-      </w:r>
-    </w:p>
-    <w:p>
-      <w:pPr>
-        <w:pStyle w:val="Text"/>
-      </w:pPr>
-      <w:r>
-        <w:rPr>
-          <w:rtl w:val="0"/>
-        </w:rPr>
-        <w:t>&lt;td&gt;Tip&lt;/td&gt;</w:t>
-      </w:r>
-    </w:p>
-    <w:p>
-      <w:pPr>
-        <w:pStyle w:val="Text"/>
-      </w:pPr>
-      <w:r>
-        <w:rPr>
-          <w:rtl w:val="0"/>
-        </w:rPr>
-        <w:t>&lt;td&gt;{prakticky_tip}&lt;/td&gt;</w:t>
-      </w:r>
-    </w:p>
-    <w:p>
-      <w:pPr>
-        <w:pStyle w:val="Text"/>
-      </w:pPr>
-      <w:r>
-        <w:rPr>
-          <w:rtl w:val="0"/>
-        </w:rPr>
-        <w:t>&lt;/tr&gt;</w:t>
-      </w:r>
-    </w:p>
-    <w:p>
-      <w:pPr>
-        <w:pStyle w:val="Text"/>
-      </w:pPr>
-      <w:r>
-        <w:rPr>
-          <w:rtl w:val="0"/>
-        </w:rPr>
-        <w:t>&lt;/tbody&gt;</w:t>
-      </w:r>
-    </w:p>
-    <w:p>
-      <w:pPr>
-        <w:pStyle w:val="Text"/>
-      </w:pPr>
-      <w:r>
-        <w:rPr>
-          <w:rtl w:val="0"/>
-        </w:rPr>
-        <w:t>&lt;/table&gt;</w:t>
-      </w:r>
-    </w:p>
-    <w:p>
-      <w:pPr>
-        <w:pStyle w:val="Text"/>
-      </w:pPr>
-      <w:r>
-        <w:rPr>
-          <w:rtl w:val="0"/>
+          <w:lang w:val="en-US"/>
+        </w:rPr>
+        <w:t>mi uk</w:t>
+      </w:r>
+      <w:r>
+        <w:rPr>
+          <w:rtl w:val="0"/>
+          <w:lang w:val="en-US"/>
+        </w:rPr>
+        <w:t>áž</w:t>
+      </w:r>
+      <w:r>
+        <w:rPr>
+          <w:rtl w:val="0"/>
+          <w:lang w:val="en-US"/>
+        </w:rPr>
+        <w:t>kami.&lt;/p&gt;</w:t>
+      </w:r>
+    </w:p>
+    <w:p>
+      <w:pPr>
+        <w:pStyle w:val="Text A"/>
+      </w:pPr>
+      <w:r>
+        <w:rPr>
+          <w:rtl w:val="0"/>
+          <w:lang w:val="en-US"/>
         </w:rPr>
         <w:t>&lt;/div&gt;</w:t>
       </w:r>
     </w:p>
     <w:p>
       <w:pPr>
-        <w:pStyle w:val="Text"/>
-      </w:pPr>
-      <w:r>
-        <w:rPr>
-          <w:rtl w:val="0"/>
-        </w:rPr>
-        <w:t>&lt;/div&gt;</w:t>
-      </w:r>
-    </w:p>
-    <w:p>
-      <w:pPr>
-        <w:pStyle w:val="Text"/>
-      </w:pPr>
-    </w:p>
-    <w:p>
-      <w:pPr>
-        <w:pStyle w:val="Text"/>
-      </w:pPr>
-      <w:r>
-        <w:rPr>
-          <w:rtl w:val="0"/>
-        </w:rPr>
-        <w:t>&lt;!-- OBSAH BALENIA --&gt;</w:t>
-      </w:r>
-    </w:p>
-    <w:p>
-      <w:pPr>
-        <w:pStyle w:val="Text"/>
-      </w:pPr>
-      <w:r>
-        <w:rPr>
-          <w:rtl w:val="0"/>
-        </w:rPr>
-        <w:t>&lt;div class="section"&gt;</w:t>
-      </w:r>
-    </w:p>
-    <w:p>
-      <w:pPr>
-        <w:pStyle w:val="Text"/>
-      </w:pPr>
-      <w:r>
-        <w:rPr>
-          <w:rtl w:val="0"/>
-        </w:rPr>
-        <w:t>&lt;h2&gt;Obsah balenia&lt;/h2&gt;</w:t>
-      </w:r>
-    </w:p>
-    <w:p>
-      <w:pPr>
-        <w:pStyle w:val="Text"/>
-      </w:pPr>
-      <w:r>
-        <w:rPr>
-          <w:rtl w:val="0"/>
-        </w:rPr>
-        <w:t>&lt;div class="card-table"&gt;</w:t>
-      </w:r>
-    </w:p>
-    <w:p>
-      <w:pPr>
-        <w:pStyle w:val="Text"/>
-      </w:pPr>
-      <w:r>
-        <w:rPr>
-          <w:rtl w:val="0"/>
-        </w:rPr>
-        <w:t>&lt;table&gt;</w:t>
-      </w:r>
-    </w:p>
-    <w:p>
-      <w:pPr>
-        <w:pStyle w:val="Text"/>
-      </w:pPr>
-      <w:r>
-        <w:rPr>
-          <w:rtl w:val="0"/>
-        </w:rPr>
-        <w:t>&lt;tbody&gt;</w:t>
-      </w:r>
-    </w:p>
-    <w:p>
-      <w:pPr>
-        <w:pStyle w:val="Text"/>
-      </w:pPr>
-      <w:r>
-        <w:rPr>
-          <w:rtl w:val="0"/>
-        </w:rPr>
-        <w:t>&lt;tr&gt;</w:t>
-      </w:r>
-    </w:p>
-    <w:p>
-      <w:pPr>
-        <w:pStyle w:val="Text"/>
-      </w:pPr>
-      <w:r>
-        <w:rPr>
-          <w:rtl w:val="0"/>
-        </w:rPr>
-        <w:t>&lt;th&gt;Kateg</w:t>
-      </w:r>
-      <w:r>
-        <w:rPr>
-          <w:rtl w:val="0"/>
-          <w:lang w:val="es-ES_tradnl"/>
-        </w:rPr>
-        <w:t>ó</w:t>
-      </w:r>
-      <w:r>
-        <w:rPr>
-          <w:rtl w:val="0"/>
-        </w:rPr>
-        <w:t>ria&lt;/th&gt;</w:t>
-      </w:r>
-    </w:p>
-    <w:p>
-      <w:pPr>
-        <w:pStyle w:val="Text"/>
-      </w:pPr>
-      <w:r>
-        <w:rPr>
-          <w:rtl w:val="0"/>
-        </w:rPr>
-        <w:t>&lt;th&gt;Obsah&lt;/th&gt;</w:t>
-      </w:r>
-    </w:p>
-    <w:p>
-      <w:pPr>
-        <w:pStyle w:val="Text"/>
-      </w:pPr>
-      <w:r>
-        <w:rPr>
-          <w:rtl w:val="0"/>
-        </w:rPr>
-        <w:t>&lt;/tr&gt;</w:t>
-      </w:r>
-    </w:p>
-    <w:p>
-      <w:pPr>
-        <w:pStyle w:val="Text"/>
-      </w:pPr>
-      <w:r>
-        <w:rPr>
-          <w:rtl w:val="0"/>
-        </w:rPr>
-        <w:t>&lt;tr&gt;</w:t>
-      </w:r>
-    </w:p>
-    <w:p>
-      <w:pPr>
-        <w:pStyle w:val="Text"/>
-      </w:pPr>
-      <w:r>
-        <w:rPr>
-          <w:rtl w:val="0"/>
-        </w:rPr>
-        <w:t>&lt;td&gt;Produkt&lt;/td&gt;</w:t>
-      </w:r>
-    </w:p>
-    <w:p>
-      <w:pPr>
-        <w:pStyle w:val="Text"/>
-      </w:pPr>
-      <w:r>
-        <w:rPr>
-          <w:rtl w:val="0"/>
-        </w:rPr>
-        <w:t>&lt;td&gt;{obsah_produktu}&lt;/td&gt;</w:t>
-      </w:r>
-    </w:p>
-    <w:p>
-      <w:pPr>
-        <w:pStyle w:val="Text"/>
-      </w:pPr>
-      <w:r>
-        <w:rPr>
-          <w:rtl w:val="0"/>
-        </w:rPr>
-        <w:t>&lt;/tr&gt;</w:t>
-      </w:r>
-    </w:p>
-    <w:p>
-      <w:pPr>
-        <w:pStyle w:val="Text"/>
-      </w:pPr>
-      <w:r>
-        <w:rPr>
-          <w:rtl w:val="0"/>
-        </w:rPr>
-        <w:t>&lt;tr&gt;</w:t>
-      </w:r>
-    </w:p>
-    <w:p>
-      <w:pPr>
-        <w:pStyle w:val="Text"/>
-      </w:pPr>
-      <w:r>
-        <w:rPr>
-          <w:rtl w:val="0"/>
-        </w:rPr>
-        <w:t>&lt;td&gt;Pr</w:t>
-      </w:r>
-      <w:r>
-        <w:rPr>
-          <w:rtl w:val="0"/>
-        </w:rPr>
-        <w:t>í</w:t>
-      </w:r>
-      <w:r>
-        <w:rPr>
-          <w:rtl w:val="0"/>
-          <w:lang w:val="da-DK"/>
-        </w:rPr>
-        <w:t>slu</w:t>
-      </w:r>
-      <w:r>
-        <w:rPr>
-          <w:rtl w:val="0"/>
-        </w:rPr>
-        <w:t>š</w:t>
-      </w:r>
-      <w:r>
-        <w:rPr>
-          <w:rtl w:val="0"/>
-        </w:rPr>
-        <w:t>enstvo&lt;/td&gt;</w:t>
-      </w:r>
-    </w:p>
-    <w:p>
-      <w:pPr>
-        <w:pStyle w:val="Text"/>
-      </w:pPr>
-      <w:r>
-        <w:rPr>
-          <w:rtl w:val="0"/>
-        </w:rPr>
-        <w:t>&lt;td&gt;{doporucene_prislusenstvi}&lt;/td&gt;</w:t>
-      </w:r>
-    </w:p>
-    <w:p>
-      <w:pPr>
-        <w:pStyle w:val="Text"/>
-      </w:pPr>
-      <w:r>
-        <w:rPr>
-          <w:rtl w:val="0"/>
-        </w:rPr>
-        <w:t>&lt;/tr&gt;</w:t>
-      </w:r>
-    </w:p>
-    <w:p>
-      <w:pPr>
-        <w:pStyle w:val="Text"/>
-      </w:pPr>
-      <w:r>
-        <w:rPr>
-          <w:rtl w:val="0"/>
-        </w:rPr>
-        <w:t>&lt;/tbody&gt;</w:t>
-      </w:r>
-    </w:p>
-    <w:p>
-      <w:pPr>
-        <w:pStyle w:val="Text"/>
-      </w:pPr>
-      <w:r>
-        <w:rPr>
-          <w:rtl w:val="0"/>
-        </w:rPr>
-        <w:t>&lt;/table&gt;</w:t>
-      </w:r>
-    </w:p>
-    <w:p>
-      <w:pPr>
-        <w:pStyle w:val="Text"/>
-      </w:pPr>
-      <w:r>
-        <w:rPr>
-          <w:rtl w:val="0"/>
-        </w:rPr>
-        <w:t>&lt;/div&gt;</w:t>
-      </w:r>
-    </w:p>
-    <w:p>
-      <w:pPr>
-        <w:pStyle w:val="Text"/>
-      </w:pPr>
-      <w:r>
-        <w:rPr>
-          <w:rtl w:val="0"/>
-          <w:lang w:val="de-DE"/>
-        </w:rPr>
-        <w:t>&lt;!-- UPOZORNENIE NA ODTIE</w:t>
-      </w:r>
-      <w:r>
-        <w:rPr>
-          <w:rtl w:val="0"/>
-        </w:rPr>
-        <w:t xml:space="preserve">Ň </w:t>
-      </w:r>
-      <w:r>
-        <w:rPr>
-          <w:rtl w:val="0"/>
-        </w:rPr>
-        <w:t>--&gt;</w:t>
-      </w:r>
-    </w:p>
-    <w:p>
-      <w:pPr>
-        <w:pStyle w:val="Text"/>
-      </w:pPr>
-      <w:r>
-        <w:rPr>
-          <w:rtl w:val="0"/>
-        </w:rPr>
-        <w:t>&lt;div class="section notice"&gt;</w:t>
-      </w:r>
-    </w:p>
-    <w:p>
-      <w:pPr>
-        <w:pStyle w:val="Text"/>
-      </w:pPr>
-      <w:r>
-        <w:rPr>
-          <w:rtl w:val="0"/>
-        </w:rPr>
-        <w:t xml:space="preserve">  &lt;p&gt;&lt;strong&gt;Upozornenie:&lt;/strong&gt; Farby zobrazen</w:t>
-      </w:r>
-      <w:r>
-        <w:rPr>
-          <w:rtl w:val="0"/>
-          <w:lang w:val="fr-FR"/>
-        </w:rPr>
-        <w:t xml:space="preserve">é </w:t>
-      </w:r>
-      <w:r>
-        <w:rPr>
-          <w:rtl w:val="0"/>
-        </w:rPr>
-        <w:t>na monitore sa m</w:t>
-      </w:r>
-      <w:r>
-        <w:rPr>
-          <w:rtl w:val="0"/>
-        </w:rPr>
-        <w:t>ôž</w:t>
-      </w:r>
-      <w:r>
-        <w:rPr>
-          <w:rtl w:val="0"/>
-        </w:rPr>
-        <w:t>u mierne l</w:t>
-      </w:r>
-      <w:r>
-        <w:rPr>
-          <w:rtl w:val="0"/>
-        </w:rPr>
-        <w:t>íš</w:t>
-      </w:r>
-      <w:r>
-        <w:rPr>
-          <w:rtl w:val="0"/>
-        </w:rPr>
-        <w:t>i</w:t>
-      </w:r>
-      <w:r>
-        <w:rPr>
-          <w:rtl w:val="0"/>
-        </w:rPr>
-        <w:t xml:space="preserve">ť </w:t>
-      </w:r>
-      <w:r>
-        <w:rPr>
-          <w:rtl w:val="0"/>
-        </w:rPr>
-        <w:t>od skuto</w:t>
-      </w:r>
-      <w:r>
-        <w:rPr>
-          <w:rtl w:val="0"/>
-        </w:rPr>
-        <w:t>č</w:t>
-      </w:r>
-      <w:r>
-        <w:rPr>
-          <w:rtl w:val="0"/>
-        </w:rPr>
-        <w:t>n</w:t>
-      </w:r>
-      <w:r>
-        <w:rPr>
-          <w:rtl w:val="0"/>
-          <w:lang w:val="fr-FR"/>
-        </w:rPr>
-        <w:t>é</w:t>
-      </w:r>
-      <w:r>
-        <w:rPr>
-          <w:rtl w:val="0"/>
-        </w:rPr>
-        <w:t>ho odtie</w:t>
-      </w:r>
-      <w:r>
-        <w:rPr>
-          <w:rtl w:val="0"/>
-        </w:rPr>
-        <w:t>ň</w:t>
-      </w:r>
-      <w:r>
-        <w:rPr>
-          <w:rtl w:val="0"/>
-        </w:rPr>
-        <w:t>a farby v re</w:t>
-      </w:r>
-      <w:r>
-        <w:rPr>
-          <w:rtl w:val="0"/>
-        </w:rPr>
-        <w:t>á</w:t>
-      </w:r>
-      <w:r>
-        <w:rPr>
-          <w:rtl w:val="0"/>
-          <w:lang w:val="it-IT"/>
-        </w:rPr>
-        <w:t>le. Z</w:t>
-      </w:r>
-      <w:r>
-        <w:rPr>
-          <w:rtl w:val="0"/>
-        </w:rPr>
-        <w:t>á</w:t>
-      </w:r>
-      <w:r>
-        <w:rPr>
-          <w:rtl w:val="0"/>
-        </w:rPr>
-        <w:t>vis</w:t>
-      </w:r>
-      <w:r>
-        <w:rPr>
-          <w:rtl w:val="0"/>
-        </w:rPr>
-        <w:t xml:space="preserve">í </w:t>
-      </w:r>
-      <w:r>
-        <w:rPr>
-          <w:rtl w:val="0"/>
-        </w:rPr>
-        <w:t>to od nastavenia jasu, kontrastu a farebn</w:t>
-      </w:r>
-      <w:r>
-        <w:rPr>
-          <w:rtl w:val="0"/>
-          <w:lang w:val="fr-FR"/>
-        </w:rPr>
-        <w:t>é</w:t>
-      </w:r>
-      <w:r>
-        <w:rPr>
-          <w:rtl w:val="0"/>
-        </w:rPr>
-        <w:t>ho profilu v</w:t>
-      </w:r>
-      <w:r>
-        <w:rPr>
-          <w:rtl w:val="0"/>
-        </w:rPr>
-        <w:t>áš</w:t>
-      </w:r>
-      <w:r>
-        <w:rPr>
-          <w:rtl w:val="0"/>
-        </w:rPr>
-        <w:t xml:space="preserve">ho zariadenia. Pre </w:t>
-      </w:r>
-      <w:r>
-        <w:rPr>
-          <w:rtl w:val="0"/>
-        </w:rPr>
-        <w:t>č</w:t>
-      </w:r>
-      <w:r>
-        <w:rPr>
-          <w:rtl w:val="0"/>
-        </w:rPr>
-        <w:t>o najpresnej</w:t>
-      </w:r>
-      <w:r>
-        <w:rPr>
-          <w:rtl w:val="0"/>
-        </w:rPr>
-        <w:t>š</w:t>
-      </w:r>
-      <w:r>
-        <w:rPr>
-          <w:rtl w:val="0"/>
-        </w:rPr>
-        <w:t>iu predstavu odpor</w:t>
-      </w:r>
-      <w:r>
-        <w:rPr>
-          <w:rtl w:val="0"/>
-        </w:rPr>
-        <w:t>úč</w:t>
-      </w:r>
-      <w:r>
-        <w:rPr>
-          <w:rtl w:val="0"/>
-        </w:rPr>
-        <w:t>ame vysk</w:t>
-      </w:r>
-      <w:r>
-        <w:rPr>
-          <w:rtl w:val="0"/>
-        </w:rPr>
-        <w:t>úš</w:t>
-      </w:r>
-      <w:r>
-        <w:rPr>
-          <w:rtl w:val="0"/>
-        </w:rPr>
-        <w:t>a</w:t>
-      </w:r>
-      <w:r>
-        <w:rPr>
-          <w:rtl w:val="0"/>
-        </w:rPr>
-        <w:t xml:space="preserve">ť </w:t>
-      </w:r>
-      <w:r>
-        <w:rPr>
-          <w:rtl w:val="0"/>
-        </w:rPr>
-        <w:t>farbu na testovacom modeli alebo sa in</w:t>
-      </w:r>
-      <w:r>
-        <w:rPr>
-          <w:rtl w:val="0"/>
-        </w:rPr>
-        <w:t>š</w:t>
-      </w:r>
-      <w:r>
-        <w:rPr>
-          <w:rtl w:val="0"/>
-        </w:rPr>
-        <w:t>pirova</w:t>
-      </w:r>
-      <w:r>
-        <w:rPr>
-          <w:rtl w:val="0"/>
-        </w:rPr>
-        <w:t xml:space="preserve">ť </w:t>
-      </w:r>
-      <w:r>
-        <w:rPr>
-          <w:rtl w:val="0"/>
-        </w:rPr>
-        <w:t>komunitn</w:t>
-      </w:r>
-      <w:r>
-        <w:rPr>
-          <w:rtl w:val="0"/>
-        </w:rPr>
-        <w:t>ý</w:t>
-      </w:r>
-      <w:r>
-        <w:rPr>
-          <w:rtl w:val="0"/>
-        </w:rPr>
-        <w:t>mi uk</w:t>
-      </w:r>
-      <w:r>
-        <w:rPr>
-          <w:rtl w:val="0"/>
-        </w:rPr>
-        <w:t>áž</w:t>
-      </w:r>
-      <w:r>
-        <w:rPr>
-          <w:rtl w:val="0"/>
-        </w:rPr>
-        <w:t>kami.&lt;/p&gt;</w:t>
-      </w:r>
-    </w:p>
-    <w:p>
-      <w:pPr>
-        <w:pStyle w:val="Text"/>
-      </w:pPr>
-      <w:r>
-        <w:rPr>
-          <w:rtl w:val="0"/>
-        </w:rPr>
-        <w:t>&lt;/div&gt;</w:t>
-      </w:r>
-    </w:p>
-    <w:p>
-      <w:pPr>
-        <w:pStyle w:val="Text"/>
-      </w:pPr>
-      <w:r>
-        <w:rPr>
-          <w:rtl w:val="0"/>
+        <w:pStyle w:val="Text A"/>
+      </w:pPr>
+      <w:r>
+        <w:rPr>
+          <w:rtl w:val="0"/>
+          <w:lang w:val="en-US"/>
         </w:rPr>
         <w:t>&lt;/div&gt;</w:t>
       </w:r>
@@ -3768,9 +4130,9 @@
       </w14:textFill>
     </w:rPr>
   </w:style>
-  <w:style w:type="paragraph" w:styleId="Text">
-    <w:name w:val="Text"/>
-    <w:next w:val="Text"/>
+  <w:style w:type="paragraph" w:styleId="Text A">
+    <w:name w:val="Text A"/>
+    <w:next w:val="Text A"/>
     <w:pPr>
       <w:keepNext w:val="0"/>
       <w:keepLines w:val="0"/>
@@ -3805,8 +4167,9 @@
       <w:shd w:val="nil" w:color="auto" w:fill="auto"/>
       <w:vertAlign w:val="baseline"/>
       <w:lang w:val="en-US"/>
-      <w14:textOutline>
+      <w14:textOutline w14:w="12700" w14:cap="flat">
         <w14:noFill/>
+        <w14:miter w14:lim="400000"/>
       </w14:textOutline>
       <w14:textFill>
         <w14:solidFill>
@@ -3963,9 +4326,9 @@
         </a:effectStyle>
         <a:effectStyle>
           <a:effectLst>
-            <a:outerShdw sx="100000" sy="100000" kx="0" ky="0" algn="b" rotWithShape="0" blurRad="38100" dist="20000" dir="5400000">
+            <a:outerShdw sx="100000" sy="100000" kx="0" ky="0" algn="b" rotWithShape="0" blurRad="38100" dist="23000" dir="5400000">
               <a:srgbClr val="000000">
-                <a:alpha val="38000"/>
+                <a:alpha val="35000"/>
               </a:srgbClr>
             </a:outerShdw>
           </a:effectLst>
@@ -4045,7 +4408,7 @@
         </a:effectLst>
         <a:sp3d/>
       </a:spPr>
-      <a:bodyPr rot="0" spcFirstLastPara="1" vertOverflow="overflow" horzOverflow="overflow" vert="horz" wrap="square" lIns="45719" tIns="45719" rIns="45719" bIns="45719" numCol="1" spcCol="38100" rtlCol="0" anchor="ctr" upright="0">
+      <a:bodyPr rot="0" spcFirstLastPara="1" vertOverflow="overflow" horzOverflow="overflow" vert="horz" wrap="square" lIns="45718" tIns="45718" rIns="45718" bIns="45718" numCol="1" spcCol="38100" rtlCol="0" anchor="ctr" upright="0">
         <a:spAutoFit/>
       </a:bodyPr>
       <a:lstStyle>
@@ -4073,10 +4436,10 @@
             </a:solidFill>
             <a:effectLst/>
             <a:uFillTx/>
-            <a:latin typeface="Cambria"/>
-            <a:ea typeface="Cambria"/>
-            <a:cs typeface="Cambria"/>
-            <a:sym typeface="Cambria"/>
+            <a:latin typeface="+mn-lt"/>
+            <a:ea typeface="+mn-ea"/>
+            <a:cs typeface="+mn-cs"/>
+            <a:sym typeface="Helvetica Neue"/>
           </a:defRPr>
         </a:defPPr>
         <a:lvl1pPr marL="0" marR="0" indent="0" algn="l" defTabSz="914400" rtl="0" fontAlgn="auto" latinLnBrk="1" hangingPunct="0">
@@ -4332,9 +4695,9 @@
           <a:round/>
         </a:ln>
         <a:effectLst>
-          <a:outerShdw sx="100000" sy="100000" kx="0" ky="0" algn="b" rotWithShape="0" blurRad="38100" dist="20000" dir="5400000">
+          <a:outerShdw sx="100000" sy="100000" kx="0" ky="0" algn="b" rotWithShape="0" blurRad="38100" dist="23000" dir="5400000">
             <a:srgbClr val="000000">
-              <a:alpha val="38000"/>
+              <a:alpha val="35000"/>
             </a:srgbClr>
           </a:outerShdw>
         </a:effectLst>
@@ -4622,7 +4985,7 @@
         <a:effectLst/>
         <a:sp3d/>
       </a:spPr>
-      <a:bodyPr rot="0" spcFirstLastPara="1" vertOverflow="overflow" horzOverflow="overflow" vert="horz" wrap="square" lIns="45719" tIns="45719" rIns="45719" bIns="45719" numCol="1" spcCol="38100" rtlCol="0" anchor="t" upright="0">
+      <a:bodyPr rot="0" spcFirstLastPara="1" vertOverflow="overflow" horzOverflow="overflow" vert="horz" wrap="square" lIns="45718" tIns="45718" rIns="45718" bIns="45718" numCol="1" spcCol="38100" rtlCol="0" anchor="t" upright="0">
         <a:spAutoFit/>
       </a:bodyPr>
       <a:lstStyle>
@@ -4650,10 +5013,10 @@
             </a:solidFill>
             <a:effectLst/>
             <a:uFillTx/>
-            <a:latin typeface="Cambria"/>
-            <a:ea typeface="Cambria"/>
-            <a:cs typeface="Cambria"/>
-            <a:sym typeface="Cambria"/>
+            <a:latin typeface="+mn-lt"/>
+            <a:ea typeface="+mn-ea"/>
+            <a:cs typeface="+mn-cs"/>
+            <a:sym typeface="Helvetica Neue"/>
           </a:defRPr>
         </a:defPPr>
         <a:lvl1pPr marL="0" marR="0" indent="0" algn="l" defTabSz="914400" rtl="0" fontAlgn="auto" latinLnBrk="1" hangingPunct="0">

--- a/sablony/BARVA dlouhy popis sk.docx
+++ b/sablony/BARVA dlouhy popis sk.docx
@@ -9,49 +9,42 @@
       <w:r>
         <w:rPr>
           <w:rtl w:val="0"/>
-          <w:lang w:val="en-US"/>
         </w:rPr>
         <w:t>&lt;!-- ===================== UNIVERZ</w:t>
       </w:r>
       <w:r>
         <w:rPr>
           <w:rtl w:val="0"/>
-          <w:lang w:val="en-US"/>
         </w:rPr>
         <w:t>Á</w:t>
       </w:r>
       <w:r>
         <w:rPr>
           <w:rtl w:val="0"/>
-          <w:lang w:val="pt-PT"/>
         </w:rPr>
         <w:t xml:space="preserve">LNA </w:t>
       </w:r>
       <w:r>
         <w:rPr>
           <w:rtl w:val="0"/>
-          <w:lang w:val="en-US"/>
         </w:rPr>
         <w:t>Š</w:t>
       </w:r>
       <w:r>
         <w:rPr>
           <w:rtl w:val="0"/>
-          <w:lang w:val="da-DK"/>
         </w:rPr>
         <w:t>ABL</w:t>
       </w:r>
       <w:r>
         <w:rPr>
           <w:rtl w:val="0"/>
-          <w:lang w:val="en-US"/>
         </w:rPr>
         <w:t>Ó</w:t>
       </w:r>
       <w:r>
         <w:rPr>
           <w:rtl w:val="0"/>
-          <w:lang w:val="en-US"/>
         </w:rPr>
         <w:t>NA PRODUKTU ===================== --&gt;</w:t>
       </w:r>
@@ -63,7 +56,6 @@
       <w:r>
         <w:rPr>
           <w:rtl w:val="0"/>
-          <w:lang w:val="en-US"/>
         </w:rPr>
         <w:t>&lt;style&gt;&lt;!--</w:t>
       </w:r>
@@ -75,7 +67,6 @@
       <w:r>
         <w:rPr>
           <w:rtl w:val="0"/>
-          <w:lang w:val="en-US"/>
         </w:rPr>
         <w:t>body {</w:t>
       </w:r>
@@ -83,14 +74,10 @@
     <w:p>
       <w:pPr>
         <w:pStyle w:val="Text A"/>
-        <w:rPr>
-          <w:lang w:val="nl-NL"/>
-        </w:rPr>
-      </w:pPr>
-      <w:r>
-        <w:rPr>
-          <w:rtl w:val="0"/>
-          <w:lang w:val="nl-NL"/>
+      </w:pPr>
+      <w:r>
+        <w:rPr>
+          <w:rtl w:val="0"/>
         </w:rPr>
         <w:t xml:space="preserve">  font-family: 'Inter', 'Helvetica Neue', sans-serif;</w:t>
       </w:r>
@@ -102,7 +89,6 @@
       <w:r>
         <w:rPr>
           <w:rtl w:val="0"/>
-          <w:lang w:val="en-US"/>
         </w:rPr>
         <w:t xml:space="preserve">  background-color: #fff;</w:t>
       </w:r>
@@ -114,7 +100,6 @@
       <w:r>
         <w:rPr>
           <w:rtl w:val="0"/>
-          <w:lang w:val="en-US"/>
         </w:rPr>
         <w:t xml:space="preserve">  color: #333;</w:t>
       </w:r>
@@ -126,7 +111,6 @@
       <w:r>
         <w:rPr>
           <w:rtl w:val="0"/>
-          <w:lang w:val="en-US"/>
         </w:rPr>
         <w:t xml:space="preserve">  line-height: 1.5;</w:t>
       </w:r>
@@ -138,7 +122,6 @@
       <w:r>
         <w:rPr>
           <w:rtl w:val="0"/>
-          <w:lang w:val="en-US"/>
         </w:rPr>
         <w:t xml:space="preserve">  margin: 0;</w:t>
       </w:r>
@@ -150,7 +133,6 @@
       <w:r>
         <w:rPr>
           <w:rtl w:val="0"/>
-          <w:lang w:val="en-US"/>
         </w:rPr>
         <w:t xml:space="preserve">  padding: 0;</w:t>
       </w:r>
@@ -162,7 +144,6 @@
       <w:r>
         <w:rPr>
           <w:rtl w:val="0"/>
-          <w:lang w:val="en-US"/>
         </w:rPr>
         <w:t>}</w:t>
       </w:r>
@@ -179,7 +160,6 @@
       <w:r>
         <w:rPr>
           <w:rtl w:val="0"/>
-          <w:lang w:val="en-US"/>
         </w:rPr>
         <w:t>h1, h2, h3 {</w:t>
       </w:r>
@@ -191,7 +171,6 @@
       <w:r>
         <w:rPr>
           <w:rtl w:val="0"/>
-          <w:lang w:val="en-US"/>
         </w:rPr>
         <w:t xml:space="preserve">  color: #004466;</w:t>
       </w:r>
@@ -203,7 +182,6 @@
       <w:r>
         <w:rPr>
           <w:rtl w:val="0"/>
-          <w:lang w:val="en-US"/>
         </w:rPr>
         <w:t xml:space="preserve">  font-weight: 700;</w:t>
       </w:r>
@@ -215,7 +193,6 @@
       <w:r>
         <w:rPr>
           <w:rtl w:val="0"/>
-          <w:lang w:val="en-US"/>
         </w:rPr>
         <w:t xml:space="preserve">  margin-top: 0;</w:t>
       </w:r>
@@ -223,14 +200,10 @@
     <w:p>
       <w:pPr>
         <w:pStyle w:val="Text A"/>
-        <w:rPr>
-          <w:lang w:val="it-IT"/>
-        </w:rPr>
-      </w:pPr>
-      <w:r>
-        <w:rPr>
-          <w:rtl w:val="0"/>
-          <w:lang w:val="it-IT"/>
+      </w:pPr>
+      <w:r>
+        <w:rPr>
+          <w:rtl w:val="0"/>
         </w:rPr>
         <w:t xml:space="preserve">  margin-bottom: 12px;</w:t>
       </w:r>
@@ -242,7 +215,6 @@
       <w:r>
         <w:rPr>
           <w:rtl w:val="0"/>
-          <w:lang w:val="en-US"/>
         </w:rPr>
         <w:t>}</w:t>
       </w:r>
@@ -255,14 +227,10 @@
     <w:p>
       <w:pPr>
         <w:pStyle w:val="Text A"/>
-        <w:rPr>
-          <w:lang w:val="ru-RU"/>
-        </w:rPr>
-      </w:pPr>
-      <w:r>
-        <w:rPr>
-          <w:rtl w:val="0"/>
-          <w:lang w:val="ru-RU"/>
+      </w:pPr>
+      <w:r>
+        <w:rPr>
+          <w:rtl w:val="0"/>
         </w:rPr>
         <w:t>h1 {</w:t>
       </w:r>
@@ -274,7 +242,6 @@
       <w:r>
         <w:rPr>
           <w:rtl w:val="0"/>
-          <w:lang w:val="en-US"/>
         </w:rPr>
         <w:t xml:space="preserve">  font-size: 36px;</w:t>
       </w:r>
@@ -286,7 +253,6 @@
       <w:r>
         <w:rPr>
           <w:rtl w:val="0"/>
-          <w:lang w:val="en-US"/>
         </w:rPr>
         <w:t xml:space="preserve">  text-align: center;</w:t>
       </w:r>
@@ -298,7 +264,6 @@
       <w:r>
         <w:rPr>
           <w:rtl w:val="0"/>
-          <w:lang w:val="en-US"/>
         </w:rPr>
         <w:t xml:space="preserve">  margin-top: 40px;</w:t>
       </w:r>
@@ -306,14 +271,10 @@
     <w:p>
       <w:pPr>
         <w:pStyle w:val="Text A"/>
-        <w:rPr>
-          <w:lang w:val="it-IT"/>
-        </w:rPr>
-      </w:pPr>
-      <w:r>
-        <w:rPr>
-          <w:rtl w:val="0"/>
-          <w:lang w:val="it-IT"/>
+      </w:pPr>
+      <w:r>
+        <w:rPr>
+          <w:rtl w:val="0"/>
         </w:rPr>
         <w:t xml:space="preserve">  margin-bottom: 16px;</w:t>
       </w:r>
@@ -325,7 +286,6 @@
       <w:r>
         <w:rPr>
           <w:rtl w:val="0"/>
-          <w:lang w:val="en-US"/>
         </w:rPr>
         <w:t>}</w:t>
       </w:r>
@@ -342,7 +302,6 @@
       <w:r>
         <w:rPr>
           <w:rtl w:val="0"/>
-          <w:lang w:val="en-US"/>
         </w:rPr>
         <w:t>h2 {</w:t>
       </w:r>
@@ -354,7 +313,6 @@
       <w:r>
         <w:rPr>
           <w:rtl w:val="0"/>
-          <w:lang w:val="en-US"/>
         </w:rPr>
         <w:t xml:space="preserve">  font-size: 22px;</w:t>
       </w:r>
@@ -366,7 +324,6 @@
       <w:r>
         <w:rPr>
           <w:rtl w:val="0"/>
-          <w:lang w:val="en-US"/>
         </w:rPr>
         <w:t xml:space="preserve">  margin-top: 32px;</w:t>
       </w:r>
@@ -374,14 +331,10 @@
     <w:p>
       <w:pPr>
         <w:pStyle w:val="Text A"/>
-        <w:rPr>
-          <w:lang w:val="it-IT"/>
-        </w:rPr>
-      </w:pPr>
-      <w:r>
-        <w:rPr>
-          <w:rtl w:val="0"/>
-          <w:lang w:val="it-IT"/>
+      </w:pPr>
+      <w:r>
+        <w:rPr>
+          <w:rtl w:val="0"/>
         </w:rPr>
         <w:t xml:space="preserve">  margin-bottom: 10px;</w:t>
       </w:r>
@@ -393,7 +346,6 @@
       <w:r>
         <w:rPr>
           <w:rtl w:val="0"/>
-          <w:lang w:val="en-US"/>
         </w:rPr>
         <w:t>}</w:t>
       </w:r>
@@ -410,7 +362,6 @@
       <w:r>
         <w:rPr>
           <w:rtl w:val="0"/>
-          <w:lang w:val="en-US"/>
         </w:rPr>
         <w:t>h3 {</w:t>
       </w:r>
@@ -422,7 +373,6 @@
       <w:r>
         <w:rPr>
           <w:rtl w:val="0"/>
-          <w:lang w:val="en-US"/>
         </w:rPr>
         <w:t xml:space="preserve">  font-size: 18px;</w:t>
       </w:r>
@@ -430,14 +380,10 @@
     <w:p>
       <w:pPr>
         <w:pStyle w:val="Text A"/>
-        <w:rPr>
-          <w:lang w:val="it-IT"/>
-        </w:rPr>
-      </w:pPr>
-      <w:r>
-        <w:rPr>
-          <w:rtl w:val="0"/>
-          <w:lang w:val="it-IT"/>
+      </w:pPr>
+      <w:r>
+        <w:rPr>
+          <w:rtl w:val="0"/>
         </w:rPr>
         <w:t xml:space="preserve">  margin-top: 24px;</w:t>
       </w:r>
@@ -445,14 +391,10 @@
     <w:p>
       <w:pPr>
         <w:pStyle w:val="Text A"/>
-        <w:rPr>
-          <w:lang w:val="it-IT"/>
-        </w:rPr>
-      </w:pPr>
-      <w:r>
-        <w:rPr>
-          <w:rtl w:val="0"/>
-          <w:lang w:val="it-IT"/>
+      </w:pPr>
+      <w:r>
+        <w:rPr>
+          <w:rtl w:val="0"/>
         </w:rPr>
         <w:t xml:space="preserve">  margin-bottom: 8px;</w:t>
       </w:r>
@@ -464,7 +406,6 @@
       <w:r>
         <w:rPr>
           <w:rtl w:val="0"/>
-          <w:lang w:val="en-US"/>
         </w:rPr>
         <w:t>}</w:t>
       </w:r>
@@ -477,14 +418,10 @@
     <w:p>
       <w:pPr>
         <w:pStyle w:val="Text A"/>
-        <w:rPr>
-          <w:lang w:val="fr-FR"/>
-        </w:rPr>
-      </w:pPr>
-      <w:r>
-        <w:rPr>
-          <w:rtl w:val="0"/>
-          <w:lang w:val="fr-FR"/>
+      </w:pPr>
+      <w:r>
+        <w:rPr>
+          <w:rtl w:val="0"/>
         </w:rPr>
         <w:t>.section {</w:t>
       </w:r>
@@ -492,14 +429,10 @@
     <w:p>
       <w:pPr>
         <w:pStyle w:val="Text A"/>
-        <w:rPr>
-          <w:lang w:val="de-DE"/>
-        </w:rPr>
-      </w:pPr>
-      <w:r>
-        <w:rPr>
-          <w:rtl w:val="0"/>
-          <w:lang w:val="de-DE"/>
+      </w:pPr>
+      <w:r>
+        <w:rPr>
+          <w:rtl w:val="0"/>
         </w:rPr>
         <w:t xml:space="preserve">  max-width: 1000px;</w:t>
       </w:r>
@@ -511,7 +444,6 @@
       <w:r>
         <w:rPr>
           <w:rtl w:val="0"/>
-          <w:lang w:val="en-US"/>
         </w:rPr>
         <w:t xml:space="preserve">  margin: 0 auto;</w:t>
       </w:r>
@@ -523,7 +455,6 @@
       <w:r>
         <w:rPr>
           <w:rtl w:val="0"/>
-          <w:lang w:val="en-US"/>
         </w:rPr>
         <w:t xml:space="preserve">  padding: 30px 20px;</w:t>
       </w:r>
@@ -535,7 +466,6 @@
       <w:r>
         <w:rPr>
           <w:rtl w:val="0"/>
-          <w:lang w:val="en-US"/>
         </w:rPr>
         <w:t>}</w:t>
       </w:r>
@@ -548,14 +478,10 @@
     <w:p>
       <w:pPr>
         <w:pStyle w:val="Text A"/>
-        <w:rPr>
-          <w:lang w:val="it-IT"/>
-        </w:rPr>
-      </w:pPr>
-      <w:r>
-        <w:rPr>
-          <w:rtl w:val="0"/>
-          <w:lang w:val="it-IT"/>
+      </w:pPr>
+      <w:r>
+        <w:rPr>
+          <w:rtl w:val="0"/>
         </w:rPr>
         <w:t>.hero {</w:t>
       </w:r>
@@ -567,7 +493,6 @@
       <w:r>
         <w:rPr>
           <w:rtl w:val="0"/>
-          <w:lang w:val="en-US"/>
         </w:rPr>
         <w:t xml:space="preserve">  text-align: center;</w:t>
       </w:r>
@@ -579,7 +504,6 @@
       <w:r>
         <w:rPr>
           <w:rtl w:val="0"/>
-          <w:lang w:val="en-US"/>
         </w:rPr>
         <w:t xml:space="preserve">  padding: 60px 20px 30px;</w:t>
       </w:r>
@@ -591,7 +515,6 @@
       <w:r>
         <w:rPr>
           <w:rtl w:val="0"/>
-          <w:lang w:val="en-US"/>
         </w:rPr>
         <w:t>}</w:t>
       </w:r>
@@ -604,14 +527,10 @@
     <w:p>
       <w:pPr>
         <w:pStyle w:val="Text A"/>
-        <w:rPr>
-          <w:lang w:val="it-IT"/>
-        </w:rPr>
-      </w:pPr>
-      <w:r>
-        <w:rPr>
-          <w:rtl w:val="0"/>
-          <w:lang w:val="it-IT"/>
+      </w:pPr>
+      <w:r>
+        <w:rPr>
+          <w:rtl w:val="0"/>
         </w:rPr>
         <w:t>.hero p {</w:t>
       </w:r>
@@ -623,7 +542,6 @@
       <w:r>
         <w:rPr>
           <w:rtl w:val="0"/>
-          <w:lang w:val="en-US"/>
         </w:rPr>
         <w:t xml:space="preserve">  font-size: 17px;</w:t>
       </w:r>
@@ -635,7 +553,6 @@
       <w:r>
         <w:rPr>
           <w:rtl w:val="0"/>
-          <w:lang w:val="en-US"/>
         </w:rPr>
         <w:t xml:space="preserve">  color: #555;</w:t>
       </w:r>
@@ -643,14 +560,10 @@
     <w:p>
       <w:pPr>
         <w:pStyle w:val="Text A"/>
-        <w:rPr>
-          <w:lang w:val="de-DE"/>
-        </w:rPr>
-      </w:pPr>
-      <w:r>
-        <w:rPr>
-          <w:rtl w:val="0"/>
-          <w:lang w:val="de-DE"/>
+      </w:pPr>
+      <w:r>
+        <w:rPr>
+          <w:rtl w:val="0"/>
         </w:rPr>
         <w:t xml:space="preserve">  max-width: 700px;</w:t>
       </w:r>
@@ -662,7 +575,6 @@
       <w:r>
         <w:rPr>
           <w:rtl w:val="0"/>
-          <w:lang w:val="en-US"/>
         </w:rPr>
         <w:t xml:space="preserve">  margin: 0 auto;</w:t>
       </w:r>
@@ -674,7 +586,6 @@
       <w:r>
         <w:rPr>
           <w:rtl w:val="0"/>
-          <w:lang w:val="en-US"/>
         </w:rPr>
         <w:t>}</w:t>
       </w:r>
@@ -691,7 +602,6 @@
       <w:r>
         <w:rPr>
           <w:rtl w:val="0"/>
-          <w:lang w:val="en-US"/>
         </w:rPr>
         <w:t>.flex-row {</w:t>
       </w:r>
@@ -699,14 +609,10 @@
     <w:p>
       <w:pPr>
         <w:pStyle w:val="Text A"/>
-        <w:rPr>
-          <w:lang w:val="it-IT"/>
-        </w:rPr>
-      </w:pPr>
-      <w:r>
-        <w:rPr>
-          <w:rtl w:val="0"/>
-          <w:lang w:val="it-IT"/>
+      </w:pPr>
+      <w:r>
+        <w:rPr>
+          <w:rtl w:val="0"/>
         </w:rPr>
         <w:t xml:space="preserve">  display: flex;</w:t>
       </w:r>
@@ -718,7 +624,6 @@
       <w:r>
         <w:rPr>
           <w:rtl w:val="0"/>
-          <w:lang w:val="en-US"/>
         </w:rPr>
         <w:t xml:space="preserve">  flex-wrap: wrap;</w:t>
       </w:r>
@@ -730,7 +635,6 @@
       <w:r>
         <w:rPr>
           <w:rtl w:val="0"/>
-          <w:lang w:val="en-US"/>
         </w:rPr>
         <w:t xml:space="preserve">  gap: 20px;</w:t>
       </w:r>
@@ -742,7 +646,6 @@
       <w:r>
         <w:rPr>
           <w:rtl w:val="0"/>
-          <w:lang w:val="en-US"/>
         </w:rPr>
         <w:t xml:space="preserve">  align-items: center;</w:t>
       </w:r>
@@ -754,7 +657,6 @@
       <w:r>
         <w:rPr>
           <w:rtl w:val="0"/>
-          <w:lang w:val="en-US"/>
         </w:rPr>
         <w:t xml:space="preserve">  justify-content: center;</w:t>
       </w:r>
@@ -762,14 +664,10 @@
     <w:p>
       <w:pPr>
         <w:pStyle w:val="Text A"/>
-        <w:rPr>
-          <w:lang w:val="it-IT"/>
-        </w:rPr>
-      </w:pPr>
-      <w:r>
-        <w:rPr>
-          <w:rtl w:val="0"/>
-          <w:lang w:val="it-IT"/>
+      </w:pPr>
+      <w:r>
+        <w:rPr>
+          <w:rtl w:val="0"/>
         </w:rPr>
         <w:t xml:space="preserve">  margin-top: 20px;</w:t>
       </w:r>
@@ -781,7 +679,6 @@
       <w:r>
         <w:rPr>
           <w:rtl w:val="0"/>
-          <w:lang w:val="en-US"/>
         </w:rPr>
         <w:t>}</w:t>
       </w:r>
@@ -798,7 +695,6 @@
       <w:r>
         <w:rPr>
           <w:rtl w:val="0"/>
-          <w:lang w:val="en-US"/>
         </w:rPr>
         <w:t>.flex-row img {</w:t>
       </w:r>
@@ -806,14 +702,10 @@
     <w:p>
       <w:pPr>
         <w:pStyle w:val="Text A"/>
-        <w:rPr>
-          <w:lang w:val="de-DE"/>
-        </w:rPr>
-      </w:pPr>
-      <w:r>
-        <w:rPr>
-          <w:rtl w:val="0"/>
-          <w:lang w:val="de-DE"/>
+      </w:pPr>
+      <w:r>
+        <w:rPr>
+          <w:rtl w:val="0"/>
         </w:rPr>
         <w:t xml:space="preserve">  max-width: 250px;</w:t>
       </w:r>
@@ -821,14 +713,10 @@
     <w:p>
       <w:pPr>
         <w:pStyle w:val="Text A"/>
-        <w:rPr>
-          <w:lang w:val="de-DE"/>
-        </w:rPr>
-      </w:pPr>
-      <w:r>
-        <w:rPr>
-          <w:rtl w:val="0"/>
-          <w:lang w:val="de-DE"/>
+      </w:pPr>
+      <w:r>
+        <w:rPr>
+          <w:rtl w:val="0"/>
         </w:rPr>
         <w:t xml:space="preserve">  border-radius: 16px;</w:t>
       </w:r>
@@ -840,7 +728,6 @@
       <w:r>
         <w:rPr>
           <w:rtl w:val="0"/>
-          <w:lang w:val="en-US"/>
         </w:rPr>
         <w:t xml:space="preserve">  box-shadow: 0 8px 24px rgba(0,0,0,0.08);</w:t>
       </w:r>
@@ -852,7 +739,6 @@
       <w:r>
         <w:rPr>
           <w:rtl w:val="0"/>
-          <w:lang w:val="en-US"/>
         </w:rPr>
         <w:t xml:space="preserve">  transition: transform 0.3s ease;</w:t>
       </w:r>
@@ -864,7 +750,6 @@
       <w:r>
         <w:rPr>
           <w:rtl w:val="0"/>
-          <w:lang w:val="en-US"/>
         </w:rPr>
         <w:t>}</w:t>
       </w:r>
@@ -881,7 +766,6 @@
       <w:r>
         <w:rPr>
           <w:rtl w:val="0"/>
-          <w:lang w:val="en-US"/>
         </w:rPr>
         <w:t>.flex-row img:hover {</w:t>
       </w:r>
@@ -889,14 +773,10 @@
     <w:p>
       <w:pPr>
         <w:pStyle w:val="Text A"/>
-        <w:rPr>
-          <w:lang w:val="it-IT"/>
-        </w:rPr>
-      </w:pPr>
-      <w:r>
-        <w:rPr>
-          <w:rtl w:val="0"/>
-          <w:lang w:val="it-IT"/>
+      </w:pPr>
+      <w:r>
+        <w:rPr>
+          <w:rtl w:val="0"/>
         </w:rPr>
         <w:t xml:space="preserve">  transform: scale(1.03);</w:t>
       </w:r>
@@ -908,7 +788,6 @@
       <w:r>
         <w:rPr>
           <w:rtl w:val="0"/>
-          <w:lang w:val="en-US"/>
         </w:rPr>
         <w:t>}</w:t>
       </w:r>
@@ -925,7 +804,6 @@
       <w:r>
         <w:rPr>
           <w:rtl w:val="0"/>
-          <w:lang w:val="en-US"/>
         </w:rPr>
         <w:t>.text-block {</w:t>
       </w:r>
@@ -937,7 +815,6 @@
       <w:r>
         <w:rPr>
           <w:rtl w:val="0"/>
-          <w:lang w:val="en-US"/>
         </w:rPr>
         <w:t xml:space="preserve">  font-size: 16px;</w:t>
       </w:r>
@@ -949,7 +826,6 @@
       <w:r>
         <w:rPr>
           <w:rtl w:val="0"/>
-          <w:lang w:val="en-US"/>
         </w:rPr>
         <w:t xml:space="preserve">  color: #555;</w:t>
       </w:r>
@@ -961,7 +837,6 @@
       <w:r>
         <w:rPr>
           <w:rtl w:val="0"/>
-          <w:lang w:val="en-US"/>
         </w:rPr>
         <w:t xml:space="preserve">  line-height: 1.6;</w:t>
       </w:r>
@@ -973,7 +848,6 @@
       <w:r>
         <w:rPr>
           <w:rtl w:val="0"/>
-          <w:lang w:val="en-US"/>
         </w:rPr>
         <w:t xml:space="preserve">  margin-top: 12px;</w:t>
       </w:r>
@@ -985,7 +859,6 @@
       <w:r>
         <w:rPr>
           <w:rtl w:val="0"/>
-          <w:lang w:val="en-US"/>
         </w:rPr>
         <w:t>}</w:t>
       </w:r>
@@ -1002,7 +875,6 @@
       <w:r>
         <w:rPr>
           <w:rtl w:val="0"/>
-          <w:lang w:val="en-US"/>
         </w:rPr>
         <w:t>.card-table {</w:t>
       </w:r>
@@ -1014,7 +886,6 @@
       <w:r>
         <w:rPr>
           <w:rtl w:val="0"/>
-          <w:lang w:val="en-US"/>
         </w:rPr>
         <w:t xml:space="preserve">  background: #fff;</w:t>
       </w:r>
@@ -1022,14 +893,10 @@
     <w:p>
       <w:pPr>
         <w:pStyle w:val="Text A"/>
-        <w:rPr>
-          <w:lang w:val="de-DE"/>
-        </w:rPr>
-      </w:pPr>
-      <w:r>
-        <w:rPr>
-          <w:rtl w:val="0"/>
-          <w:lang w:val="de-DE"/>
+      </w:pPr>
+      <w:r>
+        <w:rPr>
+          <w:rtl w:val="0"/>
         </w:rPr>
         <w:t xml:space="preserve">  border-radius: 16px;</w:t>
       </w:r>
@@ -1041,7 +908,6 @@
       <w:r>
         <w:rPr>
           <w:rtl w:val="0"/>
-          <w:lang w:val="en-US"/>
         </w:rPr>
         <w:t xml:space="preserve">  box-shadow: 0 8px 24px rgba(0,0,0,0.06);</w:t>
       </w:r>
@@ -1053,7 +919,6 @@
       <w:r>
         <w:rPr>
           <w:rtl w:val="0"/>
-          <w:lang w:val="en-US"/>
         </w:rPr>
         <w:t xml:space="preserve">  padding: 16px;</w:t>
       </w:r>
@@ -1065,7 +930,6 @@
       <w:r>
         <w:rPr>
           <w:rtl w:val="0"/>
-          <w:lang w:val="en-US"/>
         </w:rPr>
         <w:t xml:space="preserve">  margin-top: 16px;</w:t>
       </w:r>
@@ -1077,7 +941,6 @@
       <w:r>
         <w:rPr>
           <w:rtl w:val="0"/>
-          <w:lang w:val="en-US"/>
         </w:rPr>
         <w:t>}</w:t>
       </w:r>
@@ -1094,7 +957,6 @@
       <w:r>
         <w:rPr>
           <w:rtl w:val="0"/>
-          <w:lang w:val="en-US"/>
         </w:rPr>
         <w:t>.card-table table {</w:t>
       </w:r>
@@ -1102,14 +964,10 @@
     <w:p>
       <w:pPr>
         <w:pStyle w:val="Text A"/>
-        <w:rPr>
-          <w:lang w:val="de-DE"/>
-        </w:rPr>
-      </w:pPr>
-      <w:r>
-        <w:rPr>
-          <w:rtl w:val="0"/>
-          <w:lang w:val="de-DE"/>
+      </w:pPr>
+      <w:r>
+        <w:rPr>
+          <w:rtl w:val="0"/>
         </w:rPr>
         <w:t xml:space="preserve">  width: 100%;</w:t>
       </w:r>
@@ -1121,7 +979,6 @@
       <w:r>
         <w:rPr>
           <w:rtl w:val="0"/>
-          <w:lang w:val="en-US"/>
         </w:rPr>
         <w:t xml:space="preserve">  border-collapse: collapse;</w:t>
       </w:r>
@@ -1133,7 +990,6 @@
       <w:r>
         <w:rPr>
           <w:rtl w:val="0"/>
-          <w:lang w:val="en-US"/>
         </w:rPr>
         <w:t xml:space="preserve">  font-size: 15px;</w:t>
       </w:r>
@@ -1145,7 +1001,6 @@
       <w:r>
         <w:rPr>
           <w:rtl w:val="0"/>
-          <w:lang w:val="en-US"/>
         </w:rPr>
         <w:t>}</w:t>
       </w:r>
@@ -1162,7 +1017,6 @@
       <w:r>
         <w:rPr>
           <w:rtl w:val="0"/>
-          <w:lang w:val="en-US"/>
         </w:rPr>
         <w:t>.card-table th, .card-table td {</w:t>
       </w:r>
@@ -1174,7 +1028,6 @@
       <w:r>
         <w:rPr>
           <w:rtl w:val="0"/>
-          <w:lang w:val="en-US"/>
         </w:rPr>
         <w:t xml:space="preserve">  padding: 10px;</w:t>
       </w:r>
@@ -1186,7 +1039,6 @@
       <w:r>
         <w:rPr>
           <w:rtl w:val="0"/>
-          <w:lang w:val="en-US"/>
         </w:rPr>
         <w:t xml:space="preserve">  text-align: left;</w:t>
       </w:r>
@@ -1198,7 +1050,6 @@
       <w:r>
         <w:rPr>
           <w:rtl w:val="0"/>
-          <w:lang w:val="en-US"/>
         </w:rPr>
         <w:t>}</w:t>
       </w:r>
@@ -1215,7 +1066,6 @@
       <w:r>
         <w:rPr>
           <w:rtl w:val="0"/>
-          <w:lang w:val="en-US"/>
         </w:rPr>
         <w:t>.card-table th {</w:t>
       </w:r>
@@ -1227,7 +1077,6 @@
       <w:r>
         <w:rPr>
           <w:rtl w:val="0"/>
-          <w:lang w:val="en-US"/>
         </w:rPr>
         <w:t xml:space="preserve">  background-color: #f0f0f0;</w:t>
       </w:r>
@@ -1239,7 +1088,6 @@
       <w:r>
         <w:rPr>
           <w:rtl w:val="0"/>
-          <w:lang w:val="en-US"/>
         </w:rPr>
         <w:t xml:space="preserve">  border-bottom: 1px solid #ddd;</w:t>
       </w:r>
@@ -1251,7 +1099,6 @@
       <w:r>
         <w:rPr>
           <w:rtl w:val="0"/>
-          <w:lang w:val="en-US"/>
         </w:rPr>
         <w:t>}</w:t>
       </w:r>
@@ -1268,7 +1115,6 @@
       <w:r>
         <w:rPr>
           <w:rtl w:val="0"/>
-          <w:lang w:val="en-US"/>
         </w:rPr>
         <w:t>.card-table td {</w:t>
       </w:r>
@@ -1280,7 +1126,6 @@
       <w:r>
         <w:rPr>
           <w:rtl w:val="0"/>
-          <w:lang w:val="en-US"/>
         </w:rPr>
         <w:t xml:space="preserve">  border-bottom: 1px solid #eee;</w:t>
       </w:r>
@@ -1292,7 +1137,6 @@
       <w:r>
         <w:rPr>
           <w:rtl w:val="0"/>
-          <w:lang w:val="en-US"/>
         </w:rPr>
         <w:t>}</w:t>
       </w:r>
@@ -1309,7 +1153,6 @@
       <w:r>
         <w:rPr>
           <w:rtl w:val="0"/>
-          <w:lang w:val="en-US"/>
         </w:rPr>
         <w:t>ul {</w:t>
       </w:r>
@@ -1321,7 +1164,6 @@
       <w:r>
         <w:rPr>
           <w:rtl w:val="0"/>
-          <w:lang w:val="en-US"/>
         </w:rPr>
         <w:t xml:space="preserve">  padding-left: 20px;</w:t>
       </w:r>
@@ -1333,7 +1175,6 @@
       <w:r>
         <w:rPr>
           <w:rtl w:val="0"/>
-          <w:lang w:val="en-US"/>
         </w:rPr>
         <w:t xml:space="preserve">  line-height: 1.5;</w:t>
       </w:r>
@@ -1345,7 +1186,6 @@
       <w:r>
         <w:rPr>
           <w:rtl w:val="0"/>
-          <w:lang w:val="en-US"/>
         </w:rPr>
         <w:t xml:space="preserve">  margin: 8px 0;</w:t>
       </w:r>
@@ -1357,7 +1197,6 @@
       <w:r>
         <w:rPr>
           <w:rtl w:val="0"/>
-          <w:lang w:val="en-US"/>
         </w:rPr>
         <w:t>}</w:t>
       </w:r>
@@ -1365,14 +1204,10 @@
     <w:p>
       <w:pPr>
         <w:pStyle w:val="Text A"/>
-        <w:rPr>
-          <w:lang w:val="fr-FR"/>
-        </w:rPr>
-      </w:pPr>
-      <w:r>
-        <w:rPr>
-          <w:rtl w:val="0"/>
-          <w:lang w:val="fr-FR"/>
+      </w:pPr>
+      <w:r>
+        <w:rPr>
+          <w:rtl w:val="0"/>
         </w:rPr>
         <w:t>.section ul,</w:t>
       </w:r>
@@ -1384,7 +1219,6 @@
       <w:r>
         <w:rPr>
           <w:rtl w:val="0"/>
-          <w:lang w:val="en-US"/>
         </w:rPr>
         <w:t>.section li {</w:t>
       </w:r>
@@ -1396,7 +1230,6 @@
       <w:r>
         <w:rPr>
           <w:rtl w:val="0"/>
-          <w:lang w:val="en-US"/>
         </w:rPr>
         <w:t xml:space="preserve">  font-size: 16px;</w:t>
       </w:r>
@@ -1408,7 +1241,6 @@
       <w:r>
         <w:rPr>
           <w:rtl w:val="0"/>
-          <w:lang w:val="en-US"/>
         </w:rPr>
         <w:t xml:space="preserve">  color: #555;</w:t>
       </w:r>
@@ -1420,7 +1252,6 @@
       <w:r>
         <w:rPr>
           <w:rtl w:val="0"/>
-          <w:lang w:val="en-US"/>
         </w:rPr>
         <w:t xml:space="preserve">  line-height: 1.6;</w:t>
       </w:r>
@@ -1432,7 +1263,6 @@
       <w:r>
         <w:rPr>
           <w:rtl w:val="0"/>
-          <w:lang w:val="en-US"/>
         </w:rPr>
         <w:t>}</w:t>
       </w:r>
@@ -1449,7 +1279,6 @@
       <w:r>
         <w:rPr>
           <w:rtl w:val="0"/>
-          <w:lang w:val="en-US"/>
         </w:rPr>
         <w:t>.video-block {</w:t>
       </w:r>
@@ -1461,7 +1290,6 @@
       <w:r>
         <w:rPr>
           <w:rtl w:val="0"/>
-          <w:lang w:val="en-US"/>
         </w:rPr>
         <w:t xml:space="preserve">  position: relative;</w:t>
       </w:r>
@@ -1469,14 +1297,10 @@
     <w:p>
       <w:pPr>
         <w:pStyle w:val="Text A"/>
-        <w:rPr>
-          <w:lang w:val="it-IT"/>
-        </w:rPr>
-      </w:pPr>
-      <w:r>
-        <w:rPr>
-          <w:rtl w:val="0"/>
-          <w:lang w:val="it-IT"/>
+      </w:pPr>
+      <w:r>
+        <w:rPr>
+          <w:rtl w:val="0"/>
         </w:rPr>
         <w:t xml:space="preserve">  padding-bottom: 56.25%;</w:t>
       </w:r>
@@ -1488,7 +1312,6 @@
       <w:r>
         <w:rPr>
           <w:rtl w:val="0"/>
-          <w:lang w:val="en-US"/>
         </w:rPr>
         <w:t xml:space="preserve">  height: 0;</w:t>
       </w:r>
@@ -1500,7 +1323,6 @@
       <w:r>
         <w:rPr>
           <w:rtl w:val="0"/>
-          <w:lang w:val="en-US"/>
         </w:rPr>
         <w:t xml:space="preserve">  overflow: hidden;</w:t>
       </w:r>
@@ -1508,14 +1330,10 @@
     <w:p>
       <w:pPr>
         <w:pStyle w:val="Text A"/>
-        <w:rPr>
-          <w:lang w:val="de-DE"/>
-        </w:rPr>
-      </w:pPr>
-      <w:r>
-        <w:rPr>
-          <w:rtl w:val="0"/>
-          <w:lang w:val="de-DE"/>
+      </w:pPr>
+      <w:r>
+        <w:rPr>
+          <w:rtl w:val="0"/>
         </w:rPr>
         <w:t xml:space="preserve">  border-radius: 16px;</w:t>
       </w:r>
@@ -1523,14 +1341,10 @@
     <w:p>
       <w:pPr>
         <w:pStyle w:val="Text A"/>
-        <w:rPr>
-          <w:lang w:val="it-IT"/>
-        </w:rPr>
-      </w:pPr>
-      <w:r>
-        <w:rPr>
-          <w:rtl w:val="0"/>
-          <w:lang w:val="it-IT"/>
+      </w:pPr>
+      <w:r>
+        <w:rPr>
+          <w:rtl w:val="0"/>
         </w:rPr>
         <w:t xml:space="preserve">  margin-top: 24px;</w:t>
       </w:r>
@@ -1542,7 +1356,6 @@
       <w:r>
         <w:rPr>
           <w:rtl w:val="0"/>
-          <w:lang w:val="en-US"/>
         </w:rPr>
         <w:t>}</w:t>
       </w:r>
@@ -1555,14 +1368,10 @@
     <w:p>
       <w:pPr>
         <w:pStyle w:val="Text A"/>
-        <w:rPr>
-          <w:lang w:val="sv-SE"/>
-        </w:rPr>
-      </w:pPr>
-      <w:r>
-        <w:rPr>
-          <w:rtl w:val="0"/>
-          <w:lang w:val="sv-SE"/>
+      </w:pPr>
+      <w:r>
+        <w:rPr>
+          <w:rtl w:val="0"/>
         </w:rPr>
         <w:t>.video-block iframe {</w:t>
       </w:r>
@@ -1570,14 +1379,10 @@
     <w:p>
       <w:pPr>
         <w:pStyle w:val="Text A"/>
-        <w:rPr>
-          <w:lang w:val="it-IT"/>
-        </w:rPr>
-      </w:pPr>
-      <w:r>
-        <w:rPr>
-          <w:rtl w:val="0"/>
-          <w:lang w:val="it-IT"/>
+      </w:pPr>
+      <w:r>
+        <w:rPr>
+          <w:rtl w:val="0"/>
         </w:rPr>
         <w:t xml:space="preserve">  position: absolute;</w:t>
       </w:r>
@@ -1589,7 +1394,6 @@
       <w:r>
         <w:rPr>
           <w:rtl w:val="0"/>
-          <w:lang w:val="en-US"/>
         </w:rPr>
         <w:t xml:space="preserve">  top: 0;</w:t>
       </w:r>
@@ -1601,7 +1405,6 @@
       <w:r>
         <w:rPr>
           <w:rtl w:val="0"/>
-          <w:lang w:val="en-US"/>
         </w:rPr>
         <w:t xml:space="preserve">  left: 0;</w:t>
       </w:r>
@@ -1609,14 +1412,10 @@
     <w:p>
       <w:pPr>
         <w:pStyle w:val="Text A"/>
-        <w:rPr>
-          <w:lang w:val="de-DE"/>
-        </w:rPr>
-      </w:pPr>
-      <w:r>
-        <w:rPr>
-          <w:rtl w:val="0"/>
-          <w:lang w:val="de-DE"/>
+      </w:pPr>
+      <w:r>
+        <w:rPr>
+          <w:rtl w:val="0"/>
         </w:rPr>
         <w:t xml:space="preserve">  width: 100%;</w:t>
       </w:r>
@@ -1628,7 +1427,6 @@
       <w:r>
         <w:rPr>
           <w:rtl w:val="0"/>
-          <w:lang w:val="en-US"/>
         </w:rPr>
         <w:t xml:space="preserve">  height: 100%;</w:t>
       </w:r>
@@ -1636,14 +1434,10 @@
     <w:p>
       <w:pPr>
         <w:pStyle w:val="Text A"/>
-        <w:rPr>
-          <w:lang w:val="de-DE"/>
-        </w:rPr>
-      </w:pPr>
-      <w:r>
-        <w:rPr>
-          <w:rtl w:val="0"/>
-          <w:lang w:val="de-DE"/>
+      </w:pPr>
+      <w:r>
+        <w:rPr>
+          <w:rtl w:val="0"/>
         </w:rPr>
         <w:t xml:space="preserve">  border-radius: 16px;</w:t>
       </w:r>
@@ -1655,7 +1449,6 @@
       <w:r>
         <w:rPr>
           <w:rtl w:val="0"/>
-          <w:lang w:val="en-US"/>
         </w:rPr>
         <w:t>}</w:t>
       </w:r>
@@ -1668,14 +1461,10 @@
     <w:p>
       <w:pPr>
         <w:pStyle w:val="Text A"/>
-        <w:rPr>
-          <w:lang w:val="de-DE"/>
-        </w:rPr>
-      </w:pPr>
-      <w:r>
-        <w:rPr>
-          <w:rtl w:val="0"/>
-          <w:lang w:val="de-DE"/>
+      </w:pPr>
+      <w:r>
+        <w:rPr>
+          <w:rtl w:val="0"/>
         </w:rPr>
         <w:t>hr {</w:t>
       </w:r>
@@ -1687,7 +1476,6 @@
       <w:r>
         <w:rPr>
           <w:rtl w:val="0"/>
-          <w:lang w:val="en-US"/>
         </w:rPr>
         <w:t xml:space="preserve">  border: none;</w:t>
       </w:r>
@@ -1699,7 +1487,6 @@
       <w:r>
         <w:rPr>
           <w:rtl w:val="0"/>
-          <w:lang w:val="en-US"/>
         </w:rPr>
         <w:t xml:space="preserve">  height: 1px;</w:t>
       </w:r>
@@ -1711,7 +1498,6 @@
       <w:r>
         <w:rPr>
           <w:rtl w:val="0"/>
-          <w:lang w:val="en-US"/>
         </w:rPr>
         <w:t xml:space="preserve">  background: linear-gradient(to right, transparent, #ccc, transparent);</w:t>
       </w:r>
@@ -1723,7 +1509,6 @@
       <w:r>
         <w:rPr>
           <w:rtl w:val="0"/>
-          <w:lang w:val="en-US"/>
         </w:rPr>
         <w:t xml:space="preserve">  margin: 40px 0;</w:t>
       </w:r>
@@ -1735,7 +1520,6 @@
       <w:r>
         <w:rPr>
           <w:rtl w:val="0"/>
-          <w:lang w:val="en-US"/>
         </w:rPr>
         <w:t>}</w:t>
       </w:r>
@@ -1747,7 +1531,6 @@
       <w:r>
         <w:rPr>
           <w:rtl w:val="0"/>
-          <w:lang w:val="en-US"/>
         </w:rPr>
         <w:t>--&gt;&lt;/style&gt;</w:t>
       </w:r>
@@ -1764,49 +1547,42 @@
       <w:r>
         <w:rPr>
           <w:rtl w:val="0"/>
-          <w:lang w:val="en-US"/>
         </w:rPr>
         <w:t>&lt;!-- ===================== UNIVERZ</w:t>
       </w:r>
       <w:r>
         <w:rPr>
           <w:rtl w:val="0"/>
-          <w:lang w:val="en-US"/>
         </w:rPr>
         <w:t>Á</w:t>
       </w:r>
       <w:r>
         <w:rPr>
           <w:rtl w:val="0"/>
-          <w:lang w:val="pt-PT"/>
         </w:rPr>
         <w:t xml:space="preserve">LNA </w:t>
       </w:r>
       <w:r>
         <w:rPr>
           <w:rtl w:val="0"/>
-          <w:lang w:val="en-US"/>
         </w:rPr>
         <w:t>Š</w:t>
       </w:r>
       <w:r>
         <w:rPr>
           <w:rtl w:val="0"/>
-          <w:lang w:val="da-DK"/>
         </w:rPr>
         <w:t>ABL</w:t>
       </w:r>
       <w:r>
         <w:rPr>
           <w:rtl w:val="0"/>
-          <w:lang w:val="en-US"/>
         </w:rPr>
         <w:t>Ó</w:t>
       </w:r>
       <w:r>
         <w:rPr>
           <w:rtl w:val="0"/>
-          <w:lang w:val="en-US"/>
         </w:rPr>
         <w:t>NA PRODUKTU ===================== --&gt;</w:t>
       </w:r>
@@ -1819,14 +1595,10 @@
     <w:p>
       <w:pPr>
         <w:pStyle w:val="Text A"/>
-        <w:rPr>
-          <w:lang w:val="de-DE"/>
-        </w:rPr>
-      </w:pPr>
-      <w:r>
-        <w:rPr>
-          <w:rtl w:val="0"/>
-          <w:lang w:val="de-DE"/>
+      </w:pPr>
+      <w:r>
+        <w:rPr>
+          <w:rtl w:val="0"/>
         </w:rPr>
         <w:t>&lt;!-- HERO --&gt;</w:t>
       </w:r>
@@ -1838,7 +1610,6 @@
       <w:r>
         <w:rPr>
           <w:rtl w:val="0"/>
-          <w:lang w:val="en-US"/>
         </w:rPr>
         <w:t>&lt;div class="hero"&gt;</w:t>
       </w:r>
@@ -1850,7 +1621,6 @@
       <w:r>
         <w:rPr>
           <w:rtl w:val="0"/>
-          <w:lang w:val="en-US"/>
         </w:rPr>
         <w:t>&lt;h1&gt;{nazev_produktu}&lt;/h1&gt;</w:t>
       </w:r>
@@ -1862,7 +1632,6 @@
       <w:r>
         <w:rPr>
           <w:rtl w:val="0"/>
-          <w:lang w:val="en-US"/>
         </w:rPr>
         <w:t>&lt;p&gt;{strucny_popis_produktu}&lt;/p&gt;</w:t>
       </w:r>
@@ -1874,7 +1643,6 @@
       <w:r>
         <w:rPr>
           <w:rtl w:val="0"/>
-          <w:lang w:val="en-US"/>
         </w:rPr>
         <w:t>&lt;/div&gt;</w:t>
       </w:r>
@@ -1891,35 +1659,30 @@
       <w:r>
         <w:rPr>
           <w:rtl w:val="0"/>
-          <w:lang w:val="en-US"/>
         </w:rPr>
         <w:t xml:space="preserve">&lt;!-- </w:t>
       </w:r>
       <w:r>
         <w:rPr>
           <w:rtl w:val="0"/>
-          <w:lang w:val="en-US"/>
         </w:rPr>
         <w:t>Ú</w:t>
       </w:r>
       <w:r>
         <w:rPr>
           <w:rtl w:val="0"/>
-          <w:lang w:val="de-DE"/>
         </w:rPr>
         <w:t>VOD + OBR</w:t>
       </w:r>
       <w:r>
         <w:rPr>
           <w:rtl w:val="0"/>
-          <w:lang w:val="en-US"/>
         </w:rPr>
         <w:t>Á</w:t>
       </w:r>
       <w:r>
         <w:rPr>
           <w:rtl w:val="0"/>
-          <w:lang w:val="en-US"/>
         </w:rPr>
         <w:t>ZOK --&gt;</w:t>
       </w:r>
@@ -1931,7 +1694,6 @@
       <w:r>
         <w:rPr>
           <w:rtl w:val="0"/>
-          <w:lang w:val="en-US"/>
         </w:rPr>
         <w:t>&lt;div class="section flex-row"&gt;</w:t>
       </w:r>
@@ -1943,7 +1705,6 @@
       <w:r>
         <w:rPr>
           <w:rtl w:val="0"/>
-          <w:lang w:val="en-US"/>
         </w:rPr>
         <w:t>&lt;div style="flex: 1; min-width: 280px;"&gt;</w:t>
       </w:r>
@@ -1955,33 +1716,40 @@
       <w:r>
         <w:rPr>
           <w:rtl w:val="0"/>
-          <w:lang w:val="en-US"/>
         </w:rPr>
         <w:t>&lt;p&gt;&lt;strong&gt;{nazev_produktu}&lt;/strong&gt; je {typ_produktu} vhodn</w:t>
       </w:r>
       <w:r>
         <w:rPr>
           <w:rtl w:val="0"/>
-          <w:lang w:val="en-US"/>
         </w:rPr>
         <w:t xml:space="preserve">ý </w:t>
       </w:r>
       <w:r>
         <w:rPr>
           <w:rtl w:val="0"/>
-          <w:lang w:val="en-US"/>
-        </w:rPr>
-        <w:t>pre &lt;em&gt;{doporucene_pouziti}&lt;/em&gt;. {hlavni_vlastnosti}.&lt;/p&gt;</w:t>
-      </w:r>
-    </w:p>
-    <w:p>
-      <w:pPr>
-        <w:pStyle w:val="Text A"/>
-      </w:pPr>
-      <w:r>
-        <w:rPr>
-          <w:rtl w:val="0"/>
-          <w:lang w:val="en-US"/>
+        </w:rPr>
+        <w:t>na &lt;em&gt;{doporucene_pouziti}&lt;/em&gt;. &lt;em&gt;{hlavni_vlastnosti}.&lt;/em&gt;</w:t>
+      </w:r>
+    </w:p>
+    <w:p>
+      <w:pPr>
+        <w:pStyle w:val="Text A"/>
+      </w:pPr>
+      <w:r>
+        <w:rPr>
+          <w:rtl w:val="0"/>
+        </w:rPr>
+        <w:t>&lt;em&gt;{konkretni_aplikace}.&lt;/em&gt;.&lt;/p&gt;</w:t>
+      </w:r>
+    </w:p>
+    <w:p>
+      <w:pPr>
+        <w:pStyle w:val="Text A"/>
+      </w:pPr>
+      <w:r>
+        <w:rPr>
+          <w:rtl w:val="0"/>
         </w:rPr>
         <w:t>&lt;/div&gt;</w:t>
       </w:r>
@@ -1993,32 +1761,17 @@
       <w:r>
         <w:rPr>
           <w:rtl w:val="0"/>
-          <w:lang w:val="en-US"/>
-        </w:rPr>
-        <w:t>&lt;img src="{</w:t>
-      </w:r>
-      <w:r>
-        <w:rPr>
-          <w:rtl w:val="0"/>
-        </w:rPr>
-        <w:t>img1_src</w:t>
-      </w:r>
-      <w:r>
-        <w:rPr>
-          <w:rtl w:val="0"/>
-          <w:lang w:val="en-US"/>
-        </w:rPr>
-        <w:t>}" alt="{nazev_produktu}" width="250" height="auto" /&gt;</w:t>
-      </w:r>
-    </w:p>
-    <w:p>
-      <w:pPr>
-        <w:pStyle w:val="Text A"/>
-      </w:pPr>
-      <w:r>
-        <w:rPr>
-          <w:rtl w:val="0"/>
-          <w:lang w:val="en-US"/>
+        </w:rPr>
+        <w:t>&lt;img src="{img1_src}" alt="{nazev_produktu}" width="250" height="auto" /&gt;</w:t>
+      </w:r>
+    </w:p>
+    <w:p>
+      <w:pPr>
+        <w:pStyle w:val="Text A"/>
+      </w:pPr>
+      <w:r>
+        <w:rPr>
+          <w:rtl w:val="0"/>
         </w:rPr>
         <w:t>&lt;/div&gt;</w:t>
       </w:r>
@@ -2032,15 +1785,9 @@
       <w:pPr>
         <w:pStyle w:val="Text A"/>
       </w:pPr>
-    </w:p>
-    <w:p>
-      <w:pPr>
-        <w:pStyle w:val="Text A"/>
-      </w:pPr>
-      <w:r>
-        <w:rPr>
-          <w:rtl w:val="0"/>
-          <w:lang w:val="en-US"/>
+      <w:r>
+        <w:rPr>
+          <w:rtl w:val="0"/>
         </w:rPr>
         <w:t>&lt;!-- O PRODUKTE --&gt;</w:t>
       </w:r>
@@ -2052,7 +1799,6 @@
       <w:r>
         <w:rPr>
           <w:rtl w:val="0"/>
-          <w:lang w:val="en-US"/>
         </w:rPr>
         <w:t>&lt;div class="section"&gt;</w:t>
       </w:r>
@@ -2064,7 +1810,6 @@
       <w:r>
         <w:rPr>
           <w:rtl w:val="0"/>
-          <w:lang w:val="en-US"/>
         </w:rPr>
         <w:t>&lt;h2&gt;O produkte&lt;/h2&gt;</w:t>
       </w:r>
@@ -2076,7 +1821,6 @@
       <w:r>
         <w:rPr>
           <w:rtl w:val="0"/>
-          <w:lang w:val="en-US"/>
         </w:rPr>
         <w:t>&lt;div class="text-block"&gt;</w:t>
       </w:r>
@@ -2088,7 +1832,6 @@
       <w:r>
         <w:rPr>
           <w:rtl w:val="0"/>
-          <w:lang w:val="en-US"/>
         </w:rPr>
         <w:t>&lt;p&gt;{podrobnejsi_popis_produktu}&lt;/p&gt;</w:t>
       </w:r>
@@ -2100,7 +1843,6 @@
       <w:r>
         <w:rPr>
           <w:rtl w:val="0"/>
-          <w:lang w:val="en-US"/>
         </w:rPr>
         <w:t>&lt;/div&gt;</w:t>
       </w:r>
@@ -2112,7 +1854,6 @@
       <w:r>
         <w:rPr>
           <w:rtl w:val="0"/>
-          <w:lang w:val="en-US"/>
         </w:rPr>
         <w:t>&lt;/div&gt;</w:t>
       </w:r>
@@ -2126,15 +1867,9 @@
       <w:pPr>
         <w:pStyle w:val="Text A"/>
       </w:pPr>
-    </w:p>
-    <w:p>
-      <w:pPr>
-        <w:pStyle w:val="Text A"/>
-      </w:pPr>
-      <w:r>
-        <w:rPr>
-          <w:rtl w:val="0"/>
-          <w:lang w:val="en-US"/>
+      <w:r>
+        <w:rPr>
+          <w:rtl w:val="0"/>
         </w:rPr>
         <w:t>&lt;!-- VLASTNOSTI --&gt;</w:t>
       </w:r>
@@ -2146,7 +1881,6 @@
       <w:r>
         <w:rPr>
           <w:rtl w:val="0"/>
-          <w:lang w:val="en-US"/>
         </w:rPr>
         <w:t>&lt;div class="section"&gt;</w:t>
       </w:r>
@@ -2158,7 +1892,6 @@
       <w:r>
         <w:rPr>
           <w:rtl w:val="0"/>
-          <w:lang w:val="en-US"/>
         </w:rPr>
         <w:t>&lt;h2&gt;Vlastnosti&lt;/h2&gt;</w:t>
       </w:r>
@@ -2170,7 +1903,6 @@
       <w:r>
         <w:rPr>
           <w:rtl w:val="0"/>
-          <w:lang w:val="en-US"/>
         </w:rPr>
         <w:t>&lt;ul&gt;</w:t>
       </w:r>
@@ -2182,7 +1914,6 @@
       <w:r>
         <w:rPr>
           <w:rtl w:val="0"/>
-          <w:lang w:val="en-US"/>
         </w:rPr>
         <w:t>&lt;li&gt;{vlastnost_1}&lt;/li&gt;</w:t>
       </w:r>
@@ -2194,7 +1925,6 @@
       <w:r>
         <w:rPr>
           <w:rtl w:val="0"/>
-          <w:lang w:val="en-US"/>
         </w:rPr>
         <w:t>&lt;li&gt;{vlastnost_2}&lt;/li&gt;</w:t>
       </w:r>
@@ -2206,7 +1936,6 @@
       <w:r>
         <w:rPr>
           <w:rtl w:val="0"/>
-          <w:lang w:val="en-US"/>
         </w:rPr>
         <w:t>&lt;li&gt;{vlastnost_3}&lt;/li&gt;</w:t>
       </w:r>
@@ -2218,7 +1947,6 @@
       <w:r>
         <w:rPr>
           <w:rtl w:val="0"/>
-          <w:lang w:val="en-US"/>
         </w:rPr>
         <w:t>&lt;/ul&gt;</w:t>
       </w:r>
@@ -2230,7 +1958,6 @@
       <w:r>
         <w:rPr>
           <w:rtl w:val="0"/>
-          <w:lang w:val="en-US"/>
         </w:rPr>
         <w:t>&lt;/div&gt;</w:t>
       </w:r>
@@ -2247,89 +1974,468 @@
       <w:r>
         <w:rPr>
           <w:rtl w:val="0"/>
-          <w:lang w:val="en-US"/>
         </w:rPr>
         <w:t>&lt;!-- TECHNICK</w:t>
       </w:r>
       <w:r>
         <w:rPr>
           <w:rtl w:val="0"/>
-          <w:lang w:val="pt-PT"/>
         </w:rPr>
         <w:t xml:space="preserve">É </w:t>
       </w:r>
       <w:r>
         <w:rPr>
           <w:rtl w:val="0"/>
-          <w:lang w:val="it-IT"/>
-        </w:rPr>
-        <w:t>PARAMETRE (PRIDAN</w:t>
-      </w:r>
-      <w:r>
-        <w:rPr>
-          <w:rtl w:val="0"/>
-          <w:lang w:val="pt-PT"/>
-        </w:rPr>
-        <w:t xml:space="preserve">É </w:t>
-      </w:r>
-      <w:r>
-        <w:rPr>
-          <w:rtl w:val="0"/>
-          <w:lang w:val="en-US"/>
-        </w:rPr>
-        <w:t>Z KR</w:t>
-      </w:r>
-      <w:r>
-        <w:rPr>
-          <w:rtl w:val="0"/>
-          <w:lang w:val="en-US"/>
-        </w:rPr>
-        <w:t>Á</w:t>
-      </w:r>
-      <w:r>
-        <w:rPr>
-          <w:rtl w:val="0"/>
-          <w:lang w:val="en-US"/>
-        </w:rPr>
-        <w:t xml:space="preserve">TKEJ </w:t>
-      </w:r>
-      <w:r>
-        <w:rPr>
-          <w:rtl w:val="0"/>
-          <w:lang w:val="en-US"/>
+        </w:rPr>
+        <w:t>PARAMETRE --&gt;</w:t>
+      </w:r>
+    </w:p>
+    <w:p>
+      <w:pPr>
+        <w:pStyle w:val="Text A"/>
+      </w:pPr>
+      <w:r>
+        <w:rPr>
+          <w:rtl w:val="0"/>
+        </w:rPr>
+        <w:t>&lt;div class="section"&gt;</w:t>
+      </w:r>
+    </w:p>
+    <w:p>
+      <w:pPr>
+        <w:pStyle w:val="Text A"/>
+      </w:pPr>
+      <w:r>
+        <w:rPr>
+          <w:rtl w:val="0"/>
+        </w:rPr>
+        <w:t>&lt;h2&gt;Technick</w:t>
+      </w:r>
+      <w:r>
+        <w:rPr>
+          <w:rtl w:val="0"/>
+        </w:rPr>
+        <w:t xml:space="preserve">é </w:t>
+      </w:r>
+      <w:r>
+        <w:rPr>
+          <w:rtl w:val="0"/>
+        </w:rPr>
+        <w:t>parametre&lt;/h2&gt;</w:t>
+      </w:r>
+    </w:p>
+    <w:p>
+      <w:pPr>
+        <w:pStyle w:val="Text A"/>
+      </w:pPr>
+      <w:r>
+        <w:rPr>
+          <w:rtl w:val="0"/>
+        </w:rPr>
+        <w:t>&lt;div class="card-table"&gt;</w:t>
+      </w:r>
+    </w:p>
+    <w:p>
+      <w:pPr>
+        <w:pStyle w:val="Text A"/>
+      </w:pPr>
+      <w:r>
+        <w:rPr>
+          <w:rtl w:val="0"/>
+        </w:rPr>
+        <w:t>&lt;table&gt;</w:t>
+      </w:r>
+    </w:p>
+    <w:p>
+      <w:pPr>
+        <w:pStyle w:val="Text A"/>
+      </w:pPr>
+      <w:r>
+        <w:rPr>
+          <w:rtl w:val="0"/>
+        </w:rPr>
+        <w:t>&lt;tbody&gt;</w:t>
+      </w:r>
+    </w:p>
+    <w:p>
+      <w:pPr>
+        <w:pStyle w:val="Text A"/>
+      </w:pPr>
+      <w:r>
+        <w:rPr>
+          <w:rtl w:val="0"/>
+        </w:rPr>
+        <w:t>&lt;tr&gt;</w:t>
+      </w:r>
+    </w:p>
+    <w:p>
+      <w:pPr>
+        <w:pStyle w:val="Text A"/>
+      </w:pPr>
+      <w:r>
+        <w:rPr>
+          <w:rtl w:val="0"/>
+        </w:rPr>
+        <w:t>&lt;th&gt;Parameter&lt;/th&gt;</w:t>
+      </w:r>
+    </w:p>
+    <w:p>
+      <w:pPr>
+        <w:pStyle w:val="Text A"/>
+      </w:pPr>
+      <w:r>
+        <w:rPr>
+          <w:rtl w:val="0"/>
+        </w:rPr>
+        <w:t>&lt;th&gt;Hodnota&lt;/th&gt;</w:t>
+      </w:r>
+    </w:p>
+    <w:p>
+      <w:pPr>
+        <w:pStyle w:val="Text A"/>
+      </w:pPr>
+      <w:r>
+        <w:rPr>
+          <w:rtl w:val="0"/>
+        </w:rPr>
+        <w:t>&lt;/tr&gt;</w:t>
+      </w:r>
+    </w:p>
+    <w:p>
+      <w:pPr>
+        <w:pStyle w:val="Text A"/>
+      </w:pPr>
+      <w:r>
+        <w:rPr>
+          <w:rtl w:val="0"/>
+        </w:rPr>
+        <w:t>&lt;tr&gt;</w:t>
+      </w:r>
+    </w:p>
+    <w:p>
+      <w:pPr>
+        <w:pStyle w:val="Text A"/>
+      </w:pPr>
+      <w:r>
+        <w:rPr>
+          <w:rtl w:val="0"/>
+        </w:rPr>
+        <w:t>&lt;td&gt;Typ&lt;/td&gt;</w:t>
+      </w:r>
+    </w:p>
+    <w:p>
+      <w:pPr>
+        <w:pStyle w:val="Text A"/>
+      </w:pPr>
+      <w:r>
+        <w:rPr>
+          <w:rtl w:val="0"/>
+        </w:rPr>
+        <w:t>&lt;td&gt;{typ_produktu}&lt;/td&gt;</w:t>
+      </w:r>
+    </w:p>
+    <w:p>
+      <w:pPr>
+        <w:pStyle w:val="Text A"/>
+      </w:pPr>
+      <w:r>
+        <w:rPr>
+          <w:rtl w:val="0"/>
+        </w:rPr>
+        <w:t>&lt;/tr&gt;</w:t>
+      </w:r>
+    </w:p>
+    <w:p>
+      <w:pPr>
+        <w:pStyle w:val="Text A"/>
+      </w:pPr>
+      <w:r>
+        <w:rPr>
+          <w:rtl w:val="0"/>
+        </w:rPr>
+        <w:t>&lt;tr&gt;</w:t>
+      </w:r>
+    </w:p>
+    <w:p>
+      <w:pPr>
+        <w:pStyle w:val="Text A"/>
+      </w:pPr>
+      <w:r>
+        <w:rPr>
+          <w:rtl w:val="0"/>
+        </w:rPr>
+        <w:t>&lt;td&gt;V</w:t>
+      </w:r>
+      <w:r>
+        <w:rPr>
+          <w:rtl w:val="0"/>
+        </w:rPr>
+        <w:t>ý</w:t>
+      </w:r>
+      <w:r>
+        <w:rPr>
+          <w:rtl w:val="0"/>
+        </w:rPr>
+        <w:t>robca&lt;/td&gt;</w:t>
+      </w:r>
+    </w:p>
+    <w:p>
+      <w:pPr>
+        <w:pStyle w:val="Text A"/>
+      </w:pPr>
+      <w:r>
+        <w:rPr>
+          <w:rtl w:val="0"/>
+        </w:rPr>
+        <w:t>&lt;td&gt;{vyrobce}&lt;/td&gt;</w:t>
+      </w:r>
+    </w:p>
+    <w:p>
+      <w:pPr>
+        <w:pStyle w:val="Text A"/>
+      </w:pPr>
+      <w:r>
+        <w:rPr>
+          <w:rtl w:val="0"/>
+        </w:rPr>
+        <w:t>&lt;/tr&gt;</w:t>
+      </w:r>
+    </w:p>
+    <w:p>
+      <w:pPr>
+        <w:pStyle w:val="Text A"/>
+      </w:pPr>
+      <w:r>
+        <w:rPr>
+          <w:rtl w:val="0"/>
+        </w:rPr>
+        <w:t>&lt;tr&gt;</w:t>
+      </w:r>
+    </w:p>
+    <w:p>
+      <w:pPr>
+        <w:pStyle w:val="Text A"/>
+      </w:pPr>
+      <w:r>
+        <w:rPr>
+          <w:rtl w:val="0"/>
+        </w:rPr>
+        <w:t>&lt;td&gt;Objem / Rozmer&lt;/td&gt;</w:t>
+      </w:r>
+    </w:p>
+    <w:p>
+      <w:pPr>
+        <w:pStyle w:val="Text A"/>
+      </w:pPr>
+      <w:r>
+        <w:rPr>
+          <w:rtl w:val="0"/>
+        </w:rPr>
+        <w:t>&lt;td&gt;{objem_rozmer}&lt;/td&gt;</w:t>
+      </w:r>
+    </w:p>
+    <w:p>
+      <w:pPr>
+        <w:pStyle w:val="Text A"/>
+      </w:pPr>
+      <w:r>
+        <w:rPr>
+          <w:rtl w:val="0"/>
+        </w:rPr>
+        <w:t>&lt;/tr&gt;</w:t>
+      </w:r>
+    </w:p>
+    <w:p>
+      <w:pPr>
+        <w:pStyle w:val="Text A"/>
+      </w:pPr>
+      <w:r>
+        <w:rPr>
+          <w:rtl w:val="0"/>
+        </w:rPr>
+        <w:t>&lt;tr&gt;</w:t>
+      </w:r>
+    </w:p>
+    <w:p>
+      <w:pPr>
+        <w:pStyle w:val="Text A"/>
+      </w:pPr>
+      <w:r>
+        <w:rPr>
+          <w:rtl w:val="0"/>
+        </w:rPr>
+        <w:t>&lt;td&gt;Vhodn</w:t>
+      </w:r>
+      <w:r>
+        <w:rPr>
+          <w:rtl w:val="0"/>
+        </w:rPr>
+        <w:t xml:space="preserve">é </w:t>
+      </w:r>
+      <w:r>
+        <w:rPr>
+          <w:rtl w:val="0"/>
+        </w:rPr>
+        <w:t>pre&lt;/td&gt;</w:t>
+      </w:r>
+    </w:p>
+    <w:p>
+      <w:pPr>
+        <w:pStyle w:val="Text A"/>
+      </w:pPr>
+      <w:r>
+        <w:rPr>
+          <w:rtl w:val="0"/>
+        </w:rPr>
+        <w:t>&lt;td&gt;{vhodne_pro}&lt;/td&gt;</w:t>
+      </w:r>
+    </w:p>
+    <w:p>
+      <w:pPr>
+        <w:pStyle w:val="Text A"/>
+      </w:pPr>
+      <w:r>
+        <w:rPr>
+          <w:rtl w:val="0"/>
+        </w:rPr>
+        <w:t>&lt;/tr&gt;</w:t>
+      </w:r>
+    </w:p>
+    <w:p>
+      <w:pPr>
+        <w:pStyle w:val="Text A"/>
+      </w:pPr>
+      <w:r>
+        <w:rPr>
+          <w:rtl w:val="0"/>
+        </w:rPr>
+        <w:t>&lt;tr&gt;</w:t>
+      </w:r>
+    </w:p>
+    <w:p>
+      <w:pPr>
+        <w:pStyle w:val="Text A"/>
+      </w:pPr>
+      <w:r>
+        <w:rPr>
+          <w:rtl w:val="0"/>
+        </w:rPr>
+        <w:t>&lt;td&gt;</w:t>
+      </w:r>
+      <w:r>
+        <w:rPr>
+          <w:rtl w:val="0"/>
         </w:rPr>
         <w:t>Š</w:t>
       </w:r>
       <w:r>
         <w:rPr>
           <w:rtl w:val="0"/>
-          <w:lang w:val="da-DK"/>
-        </w:rPr>
-        <w:t>ABL</w:t>
-      </w:r>
-      <w:r>
-        <w:rPr>
-          <w:rtl w:val="0"/>
-          <w:lang w:val="en-US"/>
-        </w:rPr>
-        <w:t>Ó</w:t>
-      </w:r>
-      <w:r>
-        <w:rPr>
-          <w:rtl w:val="0"/>
-          <w:lang w:val="en-US"/>
-        </w:rPr>
-        <w:t>NY) --&gt;</w:t>
-      </w:r>
-    </w:p>
-    <w:p>
-      <w:pPr>
-        <w:pStyle w:val="Text A"/>
-      </w:pPr>
-      <w:r>
-        <w:rPr>
-          <w:rtl w:val="0"/>
-          <w:lang w:val="en-US"/>
+        </w:rPr>
+        <w:t>peci</w:t>
+      </w:r>
+      <w:r>
+        <w:rPr>
+          <w:rtl w:val="0"/>
+        </w:rPr>
+        <w:t>á</w:t>
+      </w:r>
+      <w:r>
+        <w:rPr>
+          <w:rtl w:val="0"/>
+        </w:rPr>
+        <w:t>lne vlastnosti&lt;/td&gt;</w:t>
+      </w:r>
+    </w:p>
+    <w:p>
+      <w:pPr>
+        <w:pStyle w:val="Text A"/>
+      </w:pPr>
+      <w:r>
+        <w:rPr>
+          <w:rtl w:val="0"/>
+        </w:rPr>
+        <w:t>&lt;td&gt;{specialni_vlastnosti}&lt;/td&gt;</w:t>
+      </w:r>
+    </w:p>
+    <w:p>
+      <w:pPr>
+        <w:pStyle w:val="Text A"/>
+      </w:pPr>
+      <w:r>
+        <w:rPr>
+          <w:rtl w:val="0"/>
+        </w:rPr>
+        <w:t>&lt;/tr&gt;</w:t>
+      </w:r>
+    </w:p>
+    <w:p>
+      <w:pPr>
+        <w:pStyle w:val="Text A"/>
+      </w:pPr>
+      <w:r>
+        <w:rPr>
+          <w:rtl w:val="0"/>
+        </w:rPr>
+        <w:t>&lt;/tbody&gt;</w:t>
+      </w:r>
+    </w:p>
+    <w:p>
+      <w:pPr>
+        <w:pStyle w:val="Text A"/>
+      </w:pPr>
+      <w:r>
+        <w:rPr>
+          <w:rtl w:val="0"/>
+        </w:rPr>
+        <w:t>&lt;/table&gt;</w:t>
+      </w:r>
+    </w:p>
+    <w:p>
+      <w:pPr>
+        <w:pStyle w:val="Text A"/>
+      </w:pPr>
+      <w:r>
+        <w:rPr>
+          <w:rtl w:val="0"/>
+        </w:rPr>
+        <w:t>&lt;/div&gt;</w:t>
+      </w:r>
+    </w:p>
+    <w:p>
+      <w:pPr>
+        <w:pStyle w:val="Text A"/>
+      </w:pPr>
+      <w:r>
+        <w:rPr>
+          <w:rtl w:val="0"/>
+        </w:rPr>
+        <w:t>&lt;/div&gt;</w:t>
+      </w:r>
+    </w:p>
+    <w:p>
+      <w:pPr>
+        <w:pStyle w:val="Text A"/>
+      </w:pPr>
+    </w:p>
+    <w:p>
+      <w:pPr>
+        <w:pStyle w:val="Text A"/>
+      </w:pPr>
+      <w:r>
+        <w:rPr>
+          <w:rtl w:val="0"/>
+        </w:rPr>
+        <w:t>&lt;!-- TIPY A TRIKY --&gt;</w:t>
+      </w:r>
+    </w:p>
+    <w:p>
+      <w:pPr>
+        <w:pStyle w:val="Text A"/>
+      </w:pPr>
+      <w:r>
+        <w:rPr>
+          <w:rtl w:val="0"/>
         </w:rPr>
         <w:t>&lt;div class="section"&gt;</w:t>
       </w:r>
@@ -2341,437 +2447,963 @@
       <w:r>
         <w:rPr>
           <w:rtl w:val="0"/>
-          <w:lang w:val="en-US"/>
-        </w:rPr>
-        <w:t>&lt;h2&gt;Technick</w:t>
-      </w:r>
-      <w:r>
-        <w:rPr>
-          <w:rtl w:val="0"/>
-          <w:lang w:val="fr-FR"/>
+        </w:rPr>
+        <w:t>&lt;h2&gt;Tipy a triky&lt;/h2&gt;</w:t>
+      </w:r>
+    </w:p>
+    <w:p>
+      <w:pPr>
+        <w:pStyle w:val="Text A"/>
+      </w:pPr>
+      <w:r>
+        <w:rPr>
+          <w:rtl w:val="0"/>
+        </w:rPr>
+        <w:t>&lt;div class="card-table"&gt;</w:t>
+      </w:r>
+    </w:p>
+    <w:p>
+      <w:pPr>
+        <w:pStyle w:val="Text A"/>
+      </w:pPr>
+      <w:r>
+        <w:rPr>
+          <w:rtl w:val="0"/>
+        </w:rPr>
+        <w:t>&lt;table&gt;</w:t>
+      </w:r>
+    </w:p>
+    <w:p>
+      <w:pPr>
+        <w:pStyle w:val="Text A"/>
+      </w:pPr>
+      <w:r>
+        <w:rPr>
+          <w:rtl w:val="0"/>
+        </w:rPr>
+        <w:t>&lt;tbody&gt;</w:t>
+      </w:r>
+    </w:p>
+    <w:p>
+      <w:pPr>
+        <w:pStyle w:val="Text A"/>
+      </w:pPr>
+      <w:r>
+        <w:rPr>
+          <w:rtl w:val="0"/>
+        </w:rPr>
+        <w:t>&lt;tr&gt;</w:t>
+      </w:r>
+    </w:p>
+    <w:p>
+      <w:pPr>
+        <w:pStyle w:val="Text A"/>
+      </w:pPr>
+      <w:r>
+        <w:rPr>
+          <w:rtl w:val="0"/>
+        </w:rPr>
+        <w:t>&lt;th&gt;Kateg</w:t>
+      </w:r>
+      <w:r>
+        <w:rPr>
+          <w:rtl w:val="0"/>
+        </w:rPr>
+        <w:t>ó</w:t>
+      </w:r>
+      <w:r>
+        <w:rPr>
+          <w:rtl w:val="0"/>
+        </w:rPr>
+        <w:t>ria&lt;/th&gt;</w:t>
+      </w:r>
+    </w:p>
+    <w:p>
+      <w:pPr>
+        <w:pStyle w:val="Text A"/>
+      </w:pPr>
+      <w:r>
+        <w:rPr>
+          <w:rtl w:val="0"/>
+        </w:rPr>
+        <w:t>&lt;th&gt;Popis&lt;/th&gt;</w:t>
+      </w:r>
+    </w:p>
+    <w:p>
+      <w:pPr>
+        <w:pStyle w:val="Text A"/>
+      </w:pPr>
+      <w:r>
+        <w:rPr>
+          <w:rtl w:val="0"/>
+        </w:rPr>
+        <w:t>&lt;/tr&gt;</w:t>
+      </w:r>
+    </w:p>
+    <w:p>
+      <w:pPr>
+        <w:pStyle w:val="Text A"/>
+      </w:pPr>
+      <w:r>
+        <w:rPr>
+          <w:rtl w:val="0"/>
+        </w:rPr>
+        <w:t>&lt;tr&gt;</w:t>
+      </w:r>
+    </w:p>
+    <w:p>
+      <w:pPr>
+        <w:pStyle w:val="Text A"/>
+      </w:pPr>
+      <w:r>
+        <w:rPr>
+          <w:rtl w:val="0"/>
+        </w:rPr>
+        <w:t>&lt;td&gt;Pou</w:t>
+      </w:r>
+      <w:r>
+        <w:rPr>
+          <w:rtl w:val="0"/>
+        </w:rPr>
+        <w:t>ž</w:t>
+      </w:r>
+      <w:r>
+        <w:rPr>
+          <w:rtl w:val="0"/>
+        </w:rPr>
+        <w:t>itie&lt;/td&gt;</w:t>
+      </w:r>
+    </w:p>
+    <w:p>
+      <w:pPr>
+        <w:pStyle w:val="Text A"/>
+      </w:pPr>
+      <w:r>
+        <w:rPr>
+          <w:rtl w:val="0"/>
+        </w:rPr>
+        <w:t>&lt;td&gt;{doporucene_pouziti_tabulka}&lt;/td&gt;</w:t>
+      </w:r>
+    </w:p>
+    <w:p>
+      <w:pPr>
+        <w:pStyle w:val="Text A"/>
+      </w:pPr>
+      <w:r>
+        <w:rPr>
+          <w:rtl w:val="0"/>
+        </w:rPr>
+        <w:t>&lt;/tr&gt;</w:t>
+      </w:r>
+    </w:p>
+    <w:p>
+      <w:pPr>
+        <w:pStyle w:val="Text A"/>
+      </w:pPr>
+      <w:r>
+        <w:rPr>
+          <w:rtl w:val="0"/>
+        </w:rPr>
+        <w:t>&lt;tr&gt;</w:t>
+      </w:r>
+    </w:p>
+    <w:p>
+      <w:pPr>
+        <w:pStyle w:val="Text A"/>
+      </w:pPr>
+      <w:r>
+        <w:rPr>
+          <w:rtl w:val="0"/>
+        </w:rPr>
+        <w:t>&lt;td&gt;V</w:t>
+      </w:r>
+      <w:r>
+        <w:rPr>
+          <w:rtl w:val="0"/>
+        </w:rPr>
+        <w:t>ý</w:t>
+      </w:r>
+      <w:r>
+        <w:rPr>
+          <w:rtl w:val="0"/>
+        </w:rPr>
+        <w:t>hody&lt;/td&gt;</w:t>
+      </w:r>
+    </w:p>
+    <w:p>
+      <w:pPr>
+        <w:pStyle w:val="Text A"/>
+      </w:pPr>
+      <w:r>
+        <w:rPr>
+          <w:rtl w:val="0"/>
+        </w:rPr>
+        <w:t>&lt;td&gt;{vyhody}&lt;/td&gt;</w:t>
+      </w:r>
+    </w:p>
+    <w:p>
+      <w:pPr>
+        <w:pStyle w:val="Text A"/>
+      </w:pPr>
+      <w:r>
+        <w:rPr>
+          <w:rtl w:val="0"/>
+        </w:rPr>
+        <w:t>&lt;/tr&gt;</w:t>
+      </w:r>
+    </w:p>
+    <w:p>
+      <w:pPr>
+        <w:pStyle w:val="Text A"/>
+      </w:pPr>
+      <w:r>
+        <w:rPr>
+          <w:rtl w:val="0"/>
+        </w:rPr>
+        <w:t>&lt;tr&gt;</w:t>
+      </w:r>
+    </w:p>
+    <w:p>
+      <w:pPr>
+        <w:pStyle w:val="Text A"/>
+      </w:pPr>
+      <w:r>
+        <w:rPr>
+          <w:rtl w:val="0"/>
+        </w:rPr>
+        <w:t>&lt;td&gt;Slabiny&lt;/td&gt;</w:t>
+      </w:r>
+    </w:p>
+    <w:p>
+      <w:pPr>
+        <w:pStyle w:val="Text A"/>
+      </w:pPr>
+      <w:r>
+        <w:rPr>
+          <w:rtl w:val="0"/>
+        </w:rPr>
+        <w:t>&lt;td&gt;{slabiny}&lt;/td&gt;</w:t>
+      </w:r>
+    </w:p>
+    <w:p>
+      <w:pPr>
+        <w:pStyle w:val="Text A"/>
+      </w:pPr>
+      <w:r>
+        <w:rPr>
+          <w:rtl w:val="0"/>
+        </w:rPr>
+        <w:t>&lt;/tr&gt;</w:t>
+      </w:r>
+    </w:p>
+    <w:p>
+      <w:pPr>
+        <w:pStyle w:val="Text A"/>
+      </w:pPr>
+      <w:r>
+        <w:rPr>
+          <w:rtl w:val="0"/>
+        </w:rPr>
+        <w:t>&lt;tr&gt;</w:t>
+      </w:r>
+    </w:p>
+    <w:p>
+      <w:pPr>
+        <w:pStyle w:val="Text A"/>
+      </w:pPr>
+      <w:r>
+        <w:rPr>
+          <w:rtl w:val="0"/>
+        </w:rPr>
+        <w:t>&lt;td&gt;Kombin</w:t>
+      </w:r>
+      <w:r>
+        <w:rPr>
+          <w:rtl w:val="0"/>
+        </w:rPr>
+        <w:t>á</w:t>
+      </w:r>
+      <w:r>
+        <w:rPr>
+          <w:rtl w:val="0"/>
+        </w:rPr>
+        <w:t>cia&lt;/td&gt;</w:t>
+      </w:r>
+    </w:p>
+    <w:p>
+      <w:pPr>
+        <w:pStyle w:val="Text A"/>
+      </w:pPr>
+      <w:r>
+        <w:rPr>
+          <w:rtl w:val="0"/>
+        </w:rPr>
+        <w:t>&lt;td&gt;{doporucene_kombinace}&lt;/td&gt;</w:t>
+      </w:r>
+    </w:p>
+    <w:p>
+      <w:pPr>
+        <w:pStyle w:val="Text A"/>
+      </w:pPr>
+      <w:r>
+        <w:rPr>
+          <w:rtl w:val="0"/>
+        </w:rPr>
+        <w:t>&lt;/tr&gt;</w:t>
+      </w:r>
+    </w:p>
+    <w:p>
+      <w:pPr>
+        <w:pStyle w:val="Text A"/>
+      </w:pPr>
+      <w:r>
+        <w:rPr>
+          <w:rtl w:val="0"/>
+        </w:rPr>
+        <w:t>&lt;tr&gt;</w:t>
+      </w:r>
+    </w:p>
+    <w:p>
+      <w:pPr>
+        <w:pStyle w:val="Text A"/>
+      </w:pPr>
+      <w:r>
+        <w:rPr>
+          <w:rtl w:val="0"/>
+        </w:rPr>
+        <w:t>&lt;td&gt;Tip&lt;/td&gt;</w:t>
+      </w:r>
+    </w:p>
+    <w:p>
+      <w:pPr>
+        <w:pStyle w:val="Text A"/>
+      </w:pPr>
+      <w:r>
+        <w:rPr>
+          <w:rtl w:val="0"/>
+        </w:rPr>
+        <w:t>&lt;td&gt;{prakticky_tip}&lt;/td&gt;</w:t>
+      </w:r>
+    </w:p>
+    <w:p>
+      <w:pPr>
+        <w:pStyle w:val="Text A"/>
+      </w:pPr>
+      <w:r>
+        <w:rPr>
+          <w:rtl w:val="0"/>
+        </w:rPr>
+        <w:t>&lt;/tr&gt;</w:t>
+      </w:r>
+    </w:p>
+    <w:p>
+      <w:pPr>
+        <w:pStyle w:val="Text A"/>
+      </w:pPr>
+      <w:r>
+        <w:rPr>
+          <w:rtl w:val="0"/>
+        </w:rPr>
+        <w:t>&lt;/tbody&gt;</w:t>
+      </w:r>
+    </w:p>
+    <w:p>
+      <w:pPr>
+        <w:pStyle w:val="Text A"/>
+      </w:pPr>
+      <w:r>
+        <w:rPr>
+          <w:rtl w:val="0"/>
+        </w:rPr>
+        <w:t>&lt;/table&gt;</w:t>
+      </w:r>
+    </w:p>
+    <w:p>
+      <w:pPr>
+        <w:pStyle w:val="Text A"/>
+      </w:pPr>
+      <w:r>
+        <w:rPr>
+          <w:rtl w:val="0"/>
+        </w:rPr>
+        <w:t>&lt;/div&gt;</w:t>
+      </w:r>
+    </w:p>
+    <w:p>
+      <w:pPr>
+        <w:pStyle w:val="Text A"/>
+      </w:pPr>
+      <w:r>
+        <w:rPr>
+          <w:rtl w:val="0"/>
+        </w:rPr>
+        <w:t>&lt;/div&gt;</w:t>
+      </w:r>
+    </w:p>
+    <w:p>
+      <w:pPr>
+        <w:pStyle w:val="Text A"/>
+      </w:pPr>
+    </w:p>
+    <w:p>
+      <w:pPr>
+        <w:pStyle w:val="Text A"/>
+      </w:pPr>
+      <w:r>
+        <w:rPr>
+          <w:rtl w:val="0"/>
+        </w:rPr>
+        <w:t>&lt;!-- OBSAH BALENIA --&gt;</w:t>
+      </w:r>
+    </w:p>
+    <w:p>
+      <w:pPr>
+        <w:pStyle w:val="Text A"/>
+      </w:pPr>
+      <w:r>
+        <w:rPr>
+          <w:rtl w:val="0"/>
+        </w:rPr>
+        <w:t>&lt;div class="section"&gt;</w:t>
+      </w:r>
+    </w:p>
+    <w:p>
+      <w:pPr>
+        <w:pStyle w:val="Text A"/>
+      </w:pPr>
+      <w:r>
+        <w:rPr>
+          <w:rtl w:val="0"/>
+        </w:rPr>
+        <w:t>&lt;h2&gt;Obsah balenia&lt;/h2&gt;</w:t>
+      </w:r>
+    </w:p>
+    <w:p>
+      <w:pPr>
+        <w:pStyle w:val="Text A"/>
+      </w:pPr>
+      <w:r>
+        <w:rPr>
+          <w:rtl w:val="0"/>
+        </w:rPr>
+        <w:t>&lt;div class="card-table"&gt;</w:t>
+      </w:r>
+    </w:p>
+    <w:p>
+      <w:pPr>
+        <w:pStyle w:val="Text A"/>
+      </w:pPr>
+      <w:r>
+        <w:rPr>
+          <w:rtl w:val="0"/>
+        </w:rPr>
+        <w:t>&lt;table&gt;</w:t>
+      </w:r>
+    </w:p>
+    <w:p>
+      <w:pPr>
+        <w:pStyle w:val="Text A"/>
+      </w:pPr>
+      <w:r>
+        <w:rPr>
+          <w:rtl w:val="0"/>
+        </w:rPr>
+        <w:t>&lt;tbody&gt;</w:t>
+      </w:r>
+    </w:p>
+    <w:p>
+      <w:pPr>
+        <w:pStyle w:val="Text A"/>
+      </w:pPr>
+      <w:r>
+        <w:rPr>
+          <w:rtl w:val="0"/>
+        </w:rPr>
+        <w:t>&lt;tr&gt;</w:t>
+      </w:r>
+    </w:p>
+    <w:p>
+      <w:pPr>
+        <w:pStyle w:val="Text A"/>
+      </w:pPr>
+      <w:r>
+        <w:rPr>
+          <w:rtl w:val="0"/>
+        </w:rPr>
+        <w:t>&lt;th&gt;Kateg</w:t>
+      </w:r>
+      <w:r>
+        <w:rPr>
+          <w:rtl w:val="0"/>
+        </w:rPr>
+        <w:t>ó</w:t>
+      </w:r>
+      <w:r>
+        <w:rPr>
+          <w:rtl w:val="0"/>
+        </w:rPr>
+        <w:t>ria&lt;/th&gt;</w:t>
+      </w:r>
+    </w:p>
+    <w:p>
+      <w:pPr>
+        <w:pStyle w:val="Text A"/>
+      </w:pPr>
+      <w:r>
+        <w:rPr>
+          <w:rtl w:val="0"/>
+        </w:rPr>
+        <w:t>&lt;th&gt;Obsah&lt;/th&gt;</w:t>
+      </w:r>
+    </w:p>
+    <w:p>
+      <w:pPr>
+        <w:pStyle w:val="Text A"/>
+      </w:pPr>
+      <w:r>
+        <w:rPr>
+          <w:rtl w:val="0"/>
+        </w:rPr>
+        <w:t>&lt;/tr&gt;</w:t>
+      </w:r>
+    </w:p>
+    <w:p>
+      <w:pPr>
+        <w:pStyle w:val="Text A"/>
+      </w:pPr>
+      <w:r>
+        <w:rPr>
+          <w:rtl w:val="0"/>
+        </w:rPr>
+        <w:t>&lt;tr&gt;</w:t>
+      </w:r>
+    </w:p>
+    <w:p>
+      <w:pPr>
+        <w:pStyle w:val="Text A"/>
+      </w:pPr>
+      <w:r>
+        <w:rPr>
+          <w:rtl w:val="0"/>
+        </w:rPr>
+        <w:t>&lt;td&gt;Produkt&lt;/td&gt;</w:t>
+      </w:r>
+    </w:p>
+    <w:p>
+      <w:pPr>
+        <w:pStyle w:val="Text A"/>
+      </w:pPr>
+      <w:r>
+        <w:rPr>
+          <w:rtl w:val="0"/>
+        </w:rPr>
+        <w:t>&lt;td&gt;{obsah_produktu}&lt;/td&gt;</w:t>
+      </w:r>
+    </w:p>
+    <w:p>
+      <w:pPr>
+        <w:pStyle w:val="Text A"/>
+      </w:pPr>
+      <w:r>
+        <w:rPr>
+          <w:rtl w:val="0"/>
+        </w:rPr>
+        <w:t>&lt;/tr&gt;</w:t>
+      </w:r>
+    </w:p>
+    <w:p>
+      <w:pPr>
+        <w:pStyle w:val="Text A"/>
+      </w:pPr>
+      <w:r>
+        <w:rPr>
+          <w:rtl w:val="0"/>
+        </w:rPr>
+        <w:t>&lt;tr&gt;</w:t>
+      </w:r>
+    </w:p>
+    <w:p>
+      <w:pPr>
+        <w:pStyle w:val="Text A"/>
+      </w:pPr>
+      <w:r>
+        <w:rPr>
+          <w:rtl w:val="0"/>
+        </w:rPr>
+        <w:t>&lt;td&gt;Pr</w:t>
+      </w:r>
+      <w:r>
+        <w:rPr>
+          <w:rtl w:val="0"/>
+        </w:rPr>
+        <w:t>í</w:t>
+      </w:r>
+      <w:r>
+        <w:rPr>
+          <w:rtl w:val="0"/>
+        </w:rPr>
+        <w:t>slu</w:t>
+      </w:r>
+      <w:r>
+        <w:rPr>
+          <w:rtl w:val="0"/>
+        </w:rPr>
+        <w:t>š</w:t>
+      </w:r>
+      <w:r>
+        <w:rPr>
+          <w:rtl w:val="0"/>
+        </w:rPr>
+        <w:t>enstvo&lt;/td&gt;</w:t>
+      </w:r>
+    </w:p>
+    <w:p>
+      <w:pPr>
+        <w:pStyle w:val="Text A"/>
+      </w:pPr>
+      <w:r>
+        <w:rPr>
+          <w:rtl w:val="0"/>
+        </w:rPr>
+        <w:t>&lt;td&gt;{doporucene_prislusenstvi}&lt;/td&gt;</w:t>
+      </w:r>
+    </w:p>
+    <w:p>
+      <w:pPr>
+        <w:pStyle w:val="Text A"/>
+      </w:pPr>
+      <w:r>
+        <w:rPr>
+          <w:rtl w:val="0"/>
+        </w:rPr>
+        <w:t>&lt;/tr&gt;</w:t>
+      </w:r>
+    </w:p>
+    <w:p>
+      <w:pPr>
+        <w:pStyle w:val="Text A"/>
+      </w:pPr>
+      <w:r>
+        <w:rPr>
+          <w:rtl w:val="0"/>
+        </w:rPr>
+        <w:t>&lt;/tbody&gt;</w:t>
+      </w:r>
+    </w:p>
+    <w:p>
+      <w:pPr>
+        <w:pStyle w:val="Text A"/>
+      </w:pPr>
+      <w:r>
+        <w:rPr>
+          <w:rtl w:val="0"/>
+        </w:rPr>
+        <w:t>&lt;/table&gt;</w:t>
+      </w:r>
+    </w:p>
+    <w:p>
+      <w:pPr>
+        <w:pStyle w:val="Text A"/>
+      </w:pPr>
+      <w:r>
+        <w:rPr>
+          <w:rtl w:val="0"/>
+        </w:rPr>
+        <w:t>&lt;/div&gt;</w:t>
+      </w:r>
+    </w:p>
+    <w:p>
+      <w:pPr>
+        <w:pStyle w:val="Text A"/>
+      </w:pPr>
+      <w:r>
+        <w:rPr>
+          <w:rtl w:val="0"/>
+        </w:rPr>
+        <w:t>&lt;!-- UPOZORNENIE NA ODTIE</w:t>
+      </w:r>
+      <w:r>
+        <w:rPr>
+          <w:rtl w:val="0"/>
+        </w:rPr>
+        <w:t xml:space="preserve">Ň </w:t>
+      </w:r>
+      <w:r>
+        <w:rPr>
+          <w:rtl w:val="0"/>
+        </w:rPr>
+        <w:t>--&gt;</w:t>
+      </w:r>
+    </w:p>
+    <w:p>
+      <w:pPr>
+        <w:pStyle w:val="Text A"/>
+      </w:pPr>
+      <w:r>
+        <w:rPr>
+          <w:rtl w:val="0"/>
+        </w:rPr>
+        <w:t>&lt;div class="section notice"&gt;</w:t>
+      </w:r>
+    </w:p>
+    <w:p>
+      <w:pPr>
+        <w:pStyle w:val="Text A"/>
+      </w:pPr>
+      <w:r>
+        <w:rPr>
+          <w:rtl w:val="0"/>
+        </w:rPr>
+        <w:t xml:space="preserve">  &lt;p&gt;&lt;strong&gt;Upozornenie:&lt;/strong&gt; Farby zobrazen</w:t>
+      </w:r>
+      <w:r>
+        <w:rPr>
+          <w:rtl w:val="0"/>
         </w:rPr>
         <w:t xml:space="preserve">é </w:t>
       </w:r>
       <w:r>
         <w:rPr>
           <w:rtl w:val="0"/>
-          <w:lang w:val="en-US"/>
-        </w:rPr>
-        <w:t>parametre&lt;/h2&gt;</w:t>
-      </w:r>
-    </w:p>
-    <w:p>
-      <w:pPr>
-        <w:pStyle w:val="Text A"/>
-      </w:pPr>
-      <w:r>
-        <w:rPr>
-          <w:rtl w:val="0"/>
-          <w:lang w:val="en-US"/>
-        </w:rPr>
-        <w:t>&lt;div class="card-table"&gt;</w:t>
-      </w:r>
-    </w:p>
-    <w:p>
-      <w:pPr>
-        <w:pStyle w:val="Text A"/>
-      </w:pPr>
-      <w:r>
-        <w:rPr>
-          <w:rtl w:val="0"/>
-          <w:lang w:val="en-US"/>
-        </w:rPr>
-        <w:t>&lt;table&gt;</w:t>
-      </w:r>
-    </w:p>
-    <w:p>
-      <w:pPr>
-        <w:pStyle w:val="Text A"/>
-      </w:pPr>
-      <w:r>
-        <w:rPr>
-          <w:rtl w:val="0"/>
-          <w:lang w:val="en-US"/>
-        </w:rPr>
-        <w:t>&lt;tbody&gt;</w:t>
-      </w:r>
-    </w:p>
-    <w:p>
-      <w:pPr>
-        <w:pStyle w:val="Text A"/>
-      </w:pPr>
-      <w:r>
-        <w:rPr>
-          <w:rtl w:val="0"/>
-          <w:lang w:val="en-US"/>
-        </w:rPr>
-        <w:t>&lt;tr&gt;</w:t>
-      </w:r>
-    </w:p>
-    <w:p>
-      <w:pPr>
-        <w:pStyle w:val="Text A"/>
-      </w:pPr>
-      <w:r>
-        <w:rPr>
-          <w:rtl w:val="0"/>
-          <w:lang w:val="en-US"/>
-        </w:rPr>
-        <w:t>&lt;th&gt;Parameter&lt;/th&gt;</w:t>
-      </w:r>
-    </w:p>
-    <w:p>
-      <w:pPr>
-        <w:pStyle w:val="Text A"/>
-      </w:pPr>
-      <w:r>
-        <w:rPr>
-          <w:rtl w:val="0"/>
-          <w:lang w:val="en-US"/>
-        </w:rPr>
-        <w:t>&lt;th&gt;Hodnota&lt;/th&gt;</w:t>
-      </w:r>
-    </w:p>
-    <w:p>
-      <w:pPr>
-        <w:pStyle w:val="Text A"/>
-      </w:pPr>
-      <w:r>
-        <w:rPr>
-          <w:rtl w:val="0"/>
-          <w:lang w:val="en-US"/>
-        </w:rPr>
-        <w:t>&lt;/tr&gt;</w:t>
-      </w:r>
-    </w:p>
-    <w:p>
-      <w:pPr>
-        <w:pStyle w:val="Text A"/>
-      </w:pPr>
-      <w:r>
-        <w:rPr>
-          <w:rtl w:val="0"/>
-          <w:lang w:val="en-US"/>
-        </w:rPr>
-        <w:t>&lt;tr&gt;</w:t>
-      </w:r>
-    </w:p>
-    <w:p>
-      <w:pPr>
-        <w:pStyle w:val="Text A"/>
-      </w:pPr>
-      <w:r>
-        <w:rPr>
-          <w:rtl w:val="0"/>
-          <w:lang w:val="en-US"/>
-        </w:rPr>
-        <w:t>&lt;td&gt;Typ&lt;/td&gt;</w:t>
-      </w:r>
-    </w:p>
-    <w:p>
-      <w:pPr>
-        <w:pStyle w:val="Text A"/>
-      </w:pPr>
-      <w:r>
-        <w:rPr>
-          <w:rtl w:val="0"/>
-          <w:lang w:val="en-US"/>
-        </w:rPr>
-        <w:t>&lt;td&gt;{typ_produktu}&lt;/td&gt;</w:t>
-      </w:r>
-    </w:p>
-    <w:p>
-      <w:pPr>
-        <w:pStyle w:val="Text A"/>
-      </w:pPr>
-      <w:r>
-        <w:rPr>
-          <w:rtl w:val="0"/>
-          <w:lang w:val="en-US"/>
-        </w:rPr>
-        <w:t>&lt;/tr&gt;</w:t>
-      </w:r>
-    </w:p>
-    <w:p>
-      <w:pPr>
-        <w:pStyle w:val="Text A"/>
-      </w:pPr>
-      <w:r>
-        <w:rPr>
-          <w:rtl w:val="0"/>
-          <w:lang w:val="en-US"/>
-        </w:rPr>
-        <w:t>&lt;tr&gt;</w:t>
-      </w:r>
-    </w:p>
-    <w:p>
-      <w:pPr>
-        <w:pStyle w:val="Text A"/>
-      </w:pPr>
-      <w:r>
-        <w:rPr>
-          <w:rtl w:val="0"/>
-          <w:lang w:val="en-US"/>
-        </w:rPr>
-        <w:t>&lt;td&gt;V</w:t>
-      </w:r>
-      <w:r>
-        <w:rPr>
-          <w:rtl w:val="0"/>
-          <w:lang w:val="en-US"/>
+        </w:rPr>
+        <w:t>na monitore sa m</w:t>
+      </w:r>
+      <w:r>
+        <w:rPr>
+          <w:rtl w:val="0"/>
+        </w:rPr>
+        <w:t>ôž</w:t>
+      </w:r>
+      <w:r>
+        <w:rPr>
+          <w:rtl w:val="0"/>
+        </w:rPr>
+        <w:t>u mierne l</w:t>
+      </w:r>
+      <w:r>
+        <w:rPr>
+          <w:rtl w:val="0"/>
+        </w:rPr>
+        <w:t>íš</w:t>
+      </w:r>
+      <w:r>
+        <w:rPr>
+          <w:rtl w:val="0"/>
+        </w:rPr>
+        <w:t>i</w:t>
+      </w:r>
+      <w:r>
+        <w:rPr>
+          <w:rtl w:val="0"/>
+        </w:rPr>
+        <w:t xml:space="preserve">ť </w:t>
+      </w:r>
+      <w:r>
+        <w:rPr>
+          <w:rtl w:val="0"/>
+        </w:rPr>
+        <w:t>od skuto</w:t>
+      </w:r>
+      <w:r>
+        <w:rPr>
+          <w:rtl w:val="0"/>
+        </w:rPr>
+        <w:t>č</w:t>
+      </w:r>
+      <w:r>
+        <w:rPr>
+          <w:rtl w:val="0"/>
+        </w:rPr>
+        <w:t>n</w:t>
+      </w:r>
+      <w:r>
+        <w:rPr>
+          <w:rtl w:val="0"/>
+        </w:rPr>
+        <w:t>é</w:t>
+      </w:r>
+      <w:r>
+        <w:rPr>
+          <w:rtl w:val="0"/>
+        </w:rPr>
+        <w:t>ho odtie</w:t>
+      </w:r>
+      <w:r>
+        <w:rPr>
+          <w:rtl w:val="0"/>
+        </w:rPr>
+        <w:t>ň</w:t>
+      </w:r>
+      <w:r>
+        <w:rPr>
+          <w:rtl w:val="0"/>
+        </w:rPr>
+        <w:t>a farby v realite. Z</w:t>
+      </w:r>
+      <w:r>
+        <w:rPr>
+          <w:rtl w:val="0"/>
+        </w:rPr>
+        <w:t>á</w:t>
+      </w:r>
+      <w:r>
+        <w:rPr>
+          <w:rtl w:val="0"/>
+        </w:rPr>
+        <w:t>vis</w:t>
+      </w:r>
+      <w:r>
+        <w:rPr>
+          <w:rtl w:val="0"/>
+        </w:rPr>
+        <w:t xml:space="preserve">í </w:t>
+      </w:r>
+      <w:r>
+        <w:rPr>
+          <w:rtl w:val="0"/>
+        </w:rPr>
+        <w:t>to od nastavenia jasu, kontrastu a farebn</w:t>
+      </w:r>
+      <w:r>
+        <w:rPr>
+          <w:rtl w:val="0"/>
+        </w:rPr>
+        <w:t>é</w:t>
+      </w:r>
+      <w:r>
+        <w:rPr>
+          <w:rtl w:val="0"/>
+        </w:rPr>
+        <w:t>ho profilu v</w:t>
+      </w:r>
+      <w:r>
+        <w:rPr>
+          <w:rtl w:val="0"/>
+        </w:rPr>
+        <w:t>áš</w:t>
+      </w:r>
+      <w:r>
+        <w:rPr>
+          <w:rtl w:val="0"/>
+        </w:rPr>
+        <w:t xml:space="preserve">ho zariadenia. Pre </w:t>
+      </w:r>
+      <w:r>
+        <w:rPr>
+          <w:rtl w:val="0"/>
+        </w:rPr>
+        <w:t>č</w:t>
+      </w:r>
+      <w:r>
+        <w:rPr>
+          <w:rtl w:val="0"/>
+        </w:rPr>
+        <w:t>o najpresnej</w:t>
+      </w:r>
+      <w:r>
+        <w:rPr>
+          <w:rtl w:val="0"/>
+        </w:rPr>
+        <w:t>š</w:t>
+      </w:r>
+      <w:r>
+        <w:rPr>
+          <w:rtl w:val="0"/>
+        </w:rPr>
+        <w:t>iu predstavu odpor</w:t>
+      </w:r>
+      <w:r>
+        <w:rPr>
+          <w:rtl w:val="0"/>
+        </w:rPr>
+        <w:t>úč</w:t>
+      </w:r>
+      <w:r>
+        <w:rPr>
+          <w:rtl w:val="0"/>
+        </w:rPr>
+        <w:t>ame farbu vysk</w:t>
+      </w:r>
+      <w:r>
+        <w:rPr>
+          <w:rtl w:val="0"/>
+        </w:rPr>
+        <w:t>úš</w:t>
+      </w:r>
+      <w:r>
+        <w:rPr>
+          <w:rtl w:val="0"/>
+        </w:rPr>
+        <w:t>a</w:t>
+      </w:r>
+      <w:r>
+        <w:rPr>
+          <w:rtl w:val="0"/>
+        </w:rPr>
+        <w:t xml:space="preserve">ť </w:t>
+      </w:r>
+      <w:r>
+        <w:rPr>
+          <w:rtl w:val="0"/>
+        </w:rPr>
+        <w:t>na testovacom modeli alebo sa in</w:t>
+      </w:r>
+      <w:r>
+        <w:rPr>
+          <w:rtl w:val="0"/>
+        </w:rPr>
+        <w:t>š</w:t>
+      </w:r>
+      <w:r>
+        <w:rPr>
+          <w:rtl w:val="0"/>
+        </w:rPr>
+        <w:t>pirova</w:t>
+      </w:r>
+      <w:r>
+        <w:rPr>
+          <w:rtl w:val="0"/>
+        </w:rPr>
+        <w:t xml:space="preserve">ť </w:t>
+      </w:r>
+      <w:r>
+        <w:rPr>
+          <w:rtl w:val="0"/>
+        </w:rPr>
+        <w:t>komunitn</w:t>
+      </w:r>
+      <w:r>
+        <w:rPr>
+          <w:rtl w:val="0"/>
         </w:rPr>
         <w:t>ý</w:t>
       </w:r>
       <w:r>
         <w:rPr>
           <w:rtl w:val="0"/>
-          <w:lang w:val="en-US"/>
-        </w:rPr>
-        <w:t>robca&lt;/td&gt;</w:t>
-      </w:r>
-    </w:p>
-    <w:p>
-      <w:pPr>
-        <w:pStyle w:val="Text A"/>
-      </w:pPr>
-      <w:r>
-        <w:rPr>
-          <w:rtl w:val="0"/>
-          <w:lang w:val="en-US"/>
-        </w:rPr>
-        <w:t>&lt;td&gt;{vyrobce}&lt;/td&gt;</w:t>
-      </w:r>
-    </w:p>
-    <w:p>
-      <w:pPr>
-        <w:pStyle w:val="Text A"/>
-      </w:pPr>
-      <w:r>
-        <w:rPr>
-          <w:rtl w:val="0"/>
-          <w:lang w:val="en-US"/>
-        </w:rPr>
-        <w:t>&lt;/tr&gt;</w:t>
-      </w:r>
-    </w:p>
-    <w:p>
-      <w:pPr>
-        <w:pStyle w:val="Text A"/>
-      </w:pPr>
-      <w:r>
-        <w:rPr>
-          <w:rtl w:val="0"/>
-          <w:lang w:val="en-US"/>
-        </w:rPr>
-        <w:t>&lt;tr&gt;</w:t>
-      </w:r>
-    </w:p>
-    <w:p>
-      <w:pPr>
-        <w:pStyle w:val="Text A"/>
-      </w:pPr>
-      <w:r>
-        <w:rPr>
-          <w:rtl w:val="0"/>
-          <w:lang w:val="en-US"/>
-        </w:rPr>
-        <w:t>&lt;td&gt;Objem / Rozmer&lt;/td&gt;</w:t>
-      </w:r>
-    </w:p>
-    <w:p>
-      <w:pPr>
-        <w:pStyle w:val="Text A"/>
-      </w:pPr>
-      <w:r>
-        <w:rPr>
-          <w:rtl w:val="0"/>
-          <w:lang w:val="en-US"/>
-        </w:rPr>
-        <w:t>&lt;td&gt;{objem_rozmer}&lt;/td&gt;</w:t>
-      </w:r>
-    </w:p>
-    <w:p>
-      <w:pPr>
-        <w:pStyle w:val="Text A"/>
-      </w:pPr>
-      <w:r>
-        <w:rPr>
-          <w:rtl w:val="0"/>
-          <w:lang w:val="en-US"/>
-        </w:rPr>
-        <w:t>&lt;/tr&gt;</w:t>
-      </w:r>
-    </w:p>
-    <w:p>
-      <w:pPr>
-        <w:pStyle w:val="Text A"/>
-      </w:pPr>
-      <w:r>
-        <w:rPr>
-          <w:rtl w:val="0"/>
-          <w:lang w:val="en-US"/>
-        </w:rPr>
-        <w:t>&lt;tr&gt;</w:t>
-      </w:r>
-    </w:p>
-    <w:p>
-      <w:pPr>
-        <w:pStyle w:val="Text A"/>
-      </w:pPr>
-      <w:r>
-        <w:rPr>
-          <w:rtl w:val="0"/>
-          <w:lang w:val="en-US"/>
-        </w:rPr>
-        <w:t>&lt;td&gt;Vhodn</w:t>
-      </w:r>
-      <w:r>
-        <w:rPr>
-          <w:rtl w:val="0"/>
-          <w:lang w:val="fr-FR"/>
-        </w:rPr>
-        <w:t xml:space="preserve">é </w:t>
-      </w:r>
-      <w:r>
-        <w:rPr>
-          <w:rtl w:val="0"/>
-          <w:lang w:val="en-US"/>
-        </w:rPr>
-        <w:t>pre&lt;/td&gt;</w:t>
-      </w:r>
-    </w:p>
-    <w:p>
-      <w:pPr>
-        <w:pStyle w:val="Text A"/>
-      </w:pPr>
-      <w:r>
-        <w:rPr>
-          <w:rtl w:val="0"/>
-          <w:lang w:val="en-US"/>
-        </w:rPr>
-        <w:t>&lt;td&gt;{vhodne_pro}&lt;/td&gt;</w:t>
-      </w:r>
-    </w:p>
-    <w:p>
-      <w:pPr>
-        <w:pStyle w:val="Text A"/>
-      </w:pPr>
-      <w:r>
-        <w:rPr>
-          <w:rtl w:val="0"/>
-          <w:lang w:val="en-US"/>
-        </w:rPr>
-        <w:t>&lt;/tr&gt;</w:t>
-      </w:r>
-    </w:p>
-    <w:p>
-      <w:pPr>
-        <w:pStyle w:val="Text A"/>
-      </w:pPr>
-      <w:r>
-        <w:rPr>
-          <w:rtl w:val="0"/>
-          <w:lang w:val="en-US"/>
-        </w:rPr>
-        <w:t>&lt;tr&gt;</w:t>
-      </w:r>
-    </w:p>
-    <w:p>
-      <w:pPr>
-        <w:pStyle w:val="Text A"/>
-      </w:pPr>
-      <w:r>
-        <w:rPr>
-          <w:rtl w:val="0"/>
-          <w:lang w:val="en-US"/>
-        </w:rPr>
-        <w:t>&lt;td&gt;</w:t>
-      </w:r>
-      <w:r>
-        <w:rPr>
-          <w:rtl w:val="0"/>
-          <w:lang w:val="en-US"/>
-        </w:rPr>
-        <w:t>Š</w:t>
-      </w:r>
-      <w:r>
-        <w:rPr>
-          <w:rtl w:val="0"/>
-          <w:lang w:val="en-US"/>
-        </w:rPr>
-        <w:t>peci</w:t>
-      </w:r>
-      <w:r>
-        <w:rPr>
-          <w:rtl w:val="0"/>
-          <w:lang w:val="en-US"/>
-        </w:rPr>
-        <w:t>á</w:t>
-      </w:r>
-      <w:r>
-        <w:rPr>
-          <w:rtl w:val="0"/>
-          <w:lang w:val="en-US"/>
-        </w:rPr>
-        <w:t>lne vlastnosti&lt;/td&gt;</w:t>
-      </w:r>
-    </w:p>
-    <w:p>
-      <w:pPr>
-        <w:pStyle w:val="Text A"/>
-      </w:pPr>
-      <w:r>
-        <w:rPr>
-          <w:rtl w:val="0"/>
-          <w:lang w:val="en-US"/>
-        </w:rPr>
-        <w:t>&lt;td&gt;{specialni_vlastnosti}&lt;/td&gt;</w:t>
-      </w:r>
-    </w:p>
-    <w:p>
-      <w:pPr>
-        <w:pStyle w:val="Text A"/>
-      </w:pPr>
-      <w:r>
-        <w:rPr>
-          <w:rtl w:val="0"/>
-          <w:lang w:val="en-US"/>
-        </w:rPr>
-        <w:t>&lt;/tr&gt;</w:t>
-      </w:r>
-    </w:p>
-    <w:p>
-      <w:pPr>
-        <w:pStyle w:val="Text A"/>
-      </w:pPr>
-      <w:r>
-        <w:rPr>
-          <w:rtl w:val="0"/>
-          <w:lang w:val="en-US"/>
-        </w:rPr>
-        <w:t>&lt;/tbody&gt;</w:t>
-      </w:r>
-    </w:p>
-    <w:p>
-      <w:pPr>
-        <w:pStyle w:val="Text A"/>
-      </w:pPr>
-      <w:r>
-        <w:rPr>
-          <w:rtl w:val="0"/>
-          <w:lang w:val="en-US"/>
-        </w:rPr>
-        <w:t>&lt;/table&gt;</w:t>
-      </w:r>
-    </w:p>
-    <w:p>
-      <w:pPr>
-        <w:pStyle w:val="Text A"/>
-      </w:pPr>
-      <w:r>
-        <w:rPr>
-          <w:rtl w:val="0"/>
-          <w:lang w:val="en-US"/>
+        </w:rPr>
+        <w:t>mi uk</w:t>
+      </w:r>
+      <w:r>
+        <w:rPr>
+          <w:rtl w:val="0"/>
+        </w:rPr>
+        <w:t>áž</w:t>
+      </w:r>
+      <w:r>
+        <w:rPr>
+          <w:rtl w:val="0"/>
+        </w:rPr>
+        <w:t>kami.&lt;/p&gt;</w:t>
+      </w:r>
+    </w:p>
+    <w:p>
+      <w:pPr>
+        <w:pStyle w:val="Text A"/>
+      </w:pPr>
+      <w:r>
+        <w:rPr>
+          <w:rtl w:val="0"/>
         </w:rPr>
         <w:t>&lt;/div&gt;</w:t>
       </w:r>
@@ -2783,1157 +3415,6 @@
       <w:r>
         <w:rPr>
           <w:rtl w:val="0"/>
-          <w:lang w:val="en-US"/>
-        </w:rPr>
-        <w:t>&lt;/div&gt;</w:t>
-      </w:r>
-    </w:p>
-    <w:p>
-      <w:pPr>
-        <w:pStyle w:val="Text A"/>
-      </w:pPr>
-    </w:p>
-    <w:p>
-      <w:pPr>
-        <w:pStyle w:val="Text A"/>
-      </w:pPr>
-      <w:r>
-        <w:rPr>
-          <w:rtl w:val="0"/>
-          <w:lang w:val="en-US"/>
-        </w:rPr>
-        <w:t>&lt;!-- TIPY A TRIKY --&gt;</w:t>
-      </w:r>
-    </w:p>
-    <w:p>
-      <w:pPr>
-        <w:pStyle w:val="Text A"/>
-      </w:pPr>
-      <w:r>
-        <w:rPr>
-          <w:rtl w:val="0"/>
-          <w:lang w:val="en-US"/>
-        </w:rPr>
-        <w:t>&lt;div class="section"&gt;</w:t>
-      </w:r>
-    </w:p>
-    <w:p>
-      <w:pPr>
-        <w:pStyle w:val="Text A"/>
-      </w:pPr>
-      <w:r>
-        <w:rPr>
-          <w:rtl w:val="0"/>
-          <w:lang w:val="en-US"/>
-        </w:rPr>
-        <w:t>&lt;h2&gt;Tipy a triky&lt;/h2&gt;</w:t>
-      </w:r>
-    </w:p>
-    <w:p>
-      <w:pPr>
-        <w:pStyle w:val="Text A"/>
-      </w:pPr>
-      <w:r>
-        <w:rPr>
-          <w:rtl w:val="0"/>
-          <w:lang w:val="en-US"/>
-        </w:rPr>
-        <w:t>&lt;div class="card-table"&gt;</w:t>
-      </w:r>
-    </w:p>
-    <w:p>
-      <w:pPr>
-        <w:pStyle w:val="Text A"/>
-      </w:pPr>
-      <w:r>
-        <w:rPr>
-          <w:rtl w:val="0"/>
-          <w:lang w:val="en-US"/>
-        </w:rPr>
-        <w:t>&lt;table&gt;</w:t>
-      </w:r>
-    </w:p>
-    <w:p>
-      <w:pPr>
-        <w:pStyle w:val="Text A"/>
-      </w:pPr>
-      <w:r>
-        <w:rPr>
-          <w:rtl w:val="0"/>
-          <w:lang w:val="en-US"/>
-        </w:rPr>
-        <w:t>&lt;tbody&gt;</w:t>
-      </w:r>
-    </w:p>
-    <w:p>
-      <w:pPr>
-        <w:pStyle w:val="Text A"/>
-      </w:pPr>
-      <w:r>
-        <w:rPr>
-          <w:rtl w:val="0"/>
-          <w:lang w:val="en-US"/>
-        </w:rPr>
-        <w:t>&lt;tr&gt;</w:t>
-      </w:r>
-    </w:p>
-    <w:p>
-      <w:pPr>
-        <w:pStyle w:val="Text A"/>
-      </w:pPr>
-      <w:r>
-        <w:rPr>
-          <w:rtl w:val="0"/>
-          <w:lang w:val="en-US"/>
-        </w:rPr>
-        <w:t>&lt;th&gt;Kateg</w:t>
-      </w:r>
-      <w:r>
-        <w:rPr>
-          <w:rtl w:val="0"/>
-          <w:lang w:val="es-ES_tradnl"/>
-        </w:rPr>
-        <w:t>ó</w:t>
-      </w:r>
-      <w:r>
-        <w:rPr>
-          <w:rtl w:val="0"/>
-          <w:lang w:val="en-US"/>
-        </w:rPr>
-        <w:t>ria&lt;/th&gt;</w:t>
-      </w:r>
-    </w:p>
-    <w:p>
-      <w:pPr>
-        <w:pStyle w:val="Text A"/>
-      </w:pPr>
-      <w:r>
-        <w:rPr>
-          <w:rtl w:val="0"/>
-          <w:lang w:val="en-US"/>
-        </w:rPr>
-        <w:t>&lt;th&gt;Popis&lt;/th&gt;</w:t>
-      </w:r>
-    </w:p>
-    <w:p>
-      <w:pPr>
-        <w:pStyle w:val="Text A"/>
-      </w:pPr>
-      <w:r>
-        <w:rPr>
-          <w:rtl w:val="0"/>
-          <w:lang w:val="en-US"/>
-        </w:rPr>
-        <w:t>&lt;/tr&gt;</w:t>
-      </w:r>
-    </w:p>
-    <w:p>
-      <w:pPr>
-        <w:pStyle w:val="Text A"/>
-      </w:pPr>
-      <w:r>
-        <w:rPr>
-          <w:rtl w:val="0"/>
-          <w:lang w:val="en-US"/>
-        </w:rPr>
-        <w:t>&lt;tr&gt;</w:t>
-      </w:r>
-    </w:p>
-    <w:p>
-      <w:pPr>
-        <w:pStyle w:val="Text A"/>
-      </w:pPr>
-      <w:r>
-        <w:rPr>
-          <w:rtl w:val="0"/>
-          <w:lang w:val="fr-FR"/>
-        </w:rPr>
-        <w:t>&lt;td&gt;Pou</w:t>
-      </w:r>
-      <w:r>
-        <w:rPr>
-          <w:rtl w:val="0"/>
-          <w:lang w:val="en-US"/>
-        </w:rPr>
-        <w:t>ž</w:t>
-      </w:r>
-      <w:r>
-        <w:rPr>
-          <w:rtl w:val="0"/>
-          <w:lang w:val="en-US"/>
-        </w:rPr>
-        <w:t>itie&lt;/td&gt;</w:t>
-      </w:r>
-    </w:p>
-    <w:p>
-      <w:pPr>
-        <w:pStyle w:val="Text A"/>
-      </w:pPr>
-      <w:r>
-        <w:rPr>
-          <w:rtl w:val="0"/>
-          <w:lang w:val="en-US"/>
-        </w:rPr>
-        <w:t>&lt;td&gt;{doporucene</w:t>
-      </w:r>
-      <w:r>
-        <w:rPr>
-          <w:rtl w:val="0"/>
-          <w:lang w:val="fr-FR"/>
-        </w:rPr>
-        <w:t>_pou</w:t>
-      </w:r>
-      <w:r>
-        <w:rPr>
-          <w:rtl w:val="0"/>
-          <w:lang w:val="en-US"/>
-        </w:rPr>
-        <w:t>ziti_tabulka}&lt;/td&gt;</w:t>
-      </w:r>
-    </w:p>
-    <w:p>
-      <w:pPr>
-        <w:pStyle w:val="Text A"/>
-      </w:pPr>
-      <w:r>
-        <w:rPr>
-          <w:rtl w:val="0"/>
-          <w:lang w:val="en-US"/>
-        </w:rPr>
-        <w:t>&lt;/tr&gt;</w:t>
-      </w:r>
-    </w:p>
-    <w:p>
-      <w:pPr>
-        <w:pStyle w:val="Text A"/>
-      </w:pPr>
-      <w:r>
-        <w:rPr>
-          <w:rtl w:val="0"/>
-          <w:lang w:val="en-US"/>
-        </w:rPr>
-        <w:t>&lt;tr&gt;</w:t>
-      </w:r>
-    </w:p>
-    <w:p>
-      <w:pPr>
-        <w:pStyle w:val="Text A"/>
-      </w:pPr>
-      <w:r>
-        <w:rPr>
-          <w:rtl w:val="0"/>
-          <w:lang w:val="en-US"/>
-        </w:rPr>
-        <w:t>&lt;td&gt;V</w:t>
-      </w:r>
-      <w:r>
-        <w:rPr>
-          <w:rtl w:val="0"/>
-          <w:lang w:val="en-US"/>
-        </w:rPr>
-        <w:t>ý</w:t>
-      </w:r>
-      <w:r>
-        <w:rPr>
-          <w:rtl w:val="0"/>
-          <w:lang w:val="en-US"/>
-        </w:rPr>
-        <w:t>hody&lt;/td&gt;</w:t>
-      </w:r>
-    </w:p>
-    <w:p>
-      <w:pPr>
-        <w:pStyle w:val="Text A"/>
-      </w:pPr>
-      <w:r>
-        <w:rPr>
-          <w:rtl w:val="0"/>
-          <w:lang w:val="en-US"/>
-        </w:rPr>
-        <w:t>&lt;td&gt;{vyhody}&lt;/td&gt;</w:t>
-      </w:r>
-    </w:p>
-    <w:p>
-      <w:pPr>
-        <w:pStyle w:val="Text A"/>
-      </w:pPr>
-      <w:r>
-        <w:rPr>
-          <w:rtl w:val="0"/>
-          <w:lang w:val="en-US"/>
-        </w:rPr>
-        <w:t>&lt;/tr&gt;</w:t>
-      </w:r>
-    </w:p>
-    <w:p>
-      <w:pPr>
-        <w:pStyle w:val="Text A"/>
-      </w:pPr>
-      <w:r>
-        <w:rPr>
-          <w:rtl w:val="0"/>
-          <w:lang w:val="en-US"/>
-        </w:rPr>
-        <w:t>&lt;tr&gt;</w:t>
-      </w:r>
-    </w:p>
-    <w:p>
-      <w:pPr>
-        <w:pStyle w:val="Text A"/>
-      </w:pPr>
-      <w:r>
-        <w:rPr>
-          <w:rtl w:val="0"/>
-          <w:lang w:val="en-US"/>
-        </w:rPr>
-        <w:t>&lt;td&gt;Slabiny&lt;/td&gt;</w:t>
-      </w:r>
-    </w:p>
-    <w:p>
-      <w:pPr>
-        <w:pStyle w:val="Text A"/>
-      </w:pPr>
-      <w:r>
-        <w:rPr>
-          <w:rtl w:val="0"/>
-          <w:lang w:val="en-US"/>
-        </w:rPr>
-        <w:t>&lt;td&gt;{slabiny}&lt;/td&gt;</w:t>
-      </w:r>
-    </w:p>
-    <w:p>
-      <w:pPr>
-        <w:pStyle w:val="Text A"/>
-      </w:pPr>
-      <w:r>
-        <w:rPr>
-          <w:rtl w:val="0"/>
-          <w:lang w:val="en-US"/>
-        </w:rPr>
-        <w:t>&lt;/tr&gt;</w:t>
-      </w:r>
-    </w:p>
-    <w:p>
-      <w:pPr>
-        <w:pStyle w:val="Text A"/>
-      </w:pPr>
-      <w:r>
-        <w:rPr>
-          <w:rtl w:val="0"/>
-          <w:lang w:val="en-US"/>
-        </w:rPr>
-        <w:t>&lt;tr&gt;</w:t>
-      </w:r>
-    </w:p>
-    <w:p>
-      <w:pPr>
-        <w:pStyle w:val="Text A"/>
-      </w:pPr>
-      <w:r>
-        <w:rPr>
-          <w:rtl w:val="0"/>
-          <w:lang w:val="en-US"/>
-        </w:rPr>
-        <w:t>&lt;td&gt;Kombin</w:t>
-      </w:r>
-      <w:r>
-        <w:rPr>
-          <w:rtl w:val="0"/>
-          <w:lang w:val="en-US"/>
-        </w:rPr>
-        <w:t>á</w:t>
-      </w:r>
-      <w:r>
-        <w:rPr>
-          <w:rtl w:val="0"/>
-          <w:lang w:val="en-US"/>
-        </w:rPr>
-        <w:t>cia&lt;/td&gt;</w:t>
-      </w:r>
-    </w:p>
-    <w:p>
-      <w:pPr>
-        <w:pStyle w:val="Text A"/>
-      </w:pPr>
-      <w:r>
-        <w:rPr>
-          <w:rtl w:val="0"/>
-          <w:lang w:val="en-US"/>
-        </w:rPr>
-        <w:t>&lt;td&gt;{doporucene_kombinace}&lt;/td&gt;</w:t>
-      </w:r>
-    </w:p>
-    <w:p>
-      <w:pPr>
-        <w:pStyle w:val="Text A"/>
-      </w:pPr>
-      <w:r>
-        <w:rPr>
-          <w:rtl w:val="0"/>
-          <w:lang w:val="en-US"/>
-        </w:rPr>
-        <w:t>&lt;/tr&gt;</w:t>
-      </w:r>
-    </w:p>
-    <w:p>
-      <w:pPr>
-        <w:pStyle w:val="Text A"/>
-      </w:pPr>
-      <w:r>
-        <w:rPr>
-          <w:rtl w:val="0"/>
-          <w:lang w:val="en-US"/>
-        </w:rPr>
-        <w:t>&lt;tr&gt;</w:t>
-      </w:r>
-    </w:p>
-    <w:p>
-      <w:pPr>
-        <w:pStyle w:val="Text A"/>
-      </w:pPr>
-      <w:r>
-        <w:rPr>
-          <w:rtl w:val="0"/>
-          <w:lang w:val="en-US"/>
-        </w:rPr>
-        <w:t>&lt;td&gt;Tip&lt;/td&gt;</w:t>
-      </w:r>
-    </w:p>
-    <w:p>
-      <w:pPr>
-        <w:pStyle w:val="Text A"/>
-      </w:pPr>
-      <w:r>
-        <w:rPr>
-          <w:rtl w:val="0"/>
-          <w:lang w:val="en-US"/>
-        </w:rPr>
-        <w:t>&lt;td&gt;{prakticky_tip}&lt;/td&gt;</w:t>
-      </w:r>
-    </w:p>
-    <w:p>
-      <w:pPr>
-        <w:pStyle w:val="Text A"/>
-      </w:pPr>
-      <w:r>
-        <w:rPr>
-          <w:rtl w:val="0"/>
-          <w:lang w:val="en-US"/>
-        </w:rPr>
-        <w:t>&lt;/tr&gt;</w:t>
-      </w:r>
-    </w:p>
-    <w:p>
-      <w:pPr>
-        <w:pStyle w:val="Text A"/>
-      </w:pPr>
-      <w:r>
-        <w:rPr>
-          <w:rtl w:val="0"/>
-          <w:lang w:val="en-US"/>
-        </w:rPr>
-        <w:t>&lt;/tbody&gt;</w:t>
-      </w:r>
-    </w:p>
-    <w:p>
-      <w:pPr>
-        <w:pStyle w:val="Text A"/>
-      </w:pPr>
-      <w:r>
-        <w:rPr>
-          <w:rtl w:val="0"/>
-          <w:lang w:val="en-US"/>
-        </w:rPr>
-        <w:t>&lt;/table&gt;</w:t>
-      </w:r>
-    </w:p>
-    <w:p>
-      <w:pPr>
-        <w:pStyle w:val="Text A"/>
-      </w:pPr>
-      <w:r>
-        <w:rPr>
-          <w:rtl w:val="0"/>
-          <w:lang w:val="en-US"/>
-        </w:rPr>
-        <w:t>&lt;/div&gt;</w:t>
-      </w:r>
-    </w:p>
-    <w:p>
-      <w:pPr>
-        <w:pStyle w:val="Text A"/>
-      </w:pPr>
-      <w:r>
-        <w:rPr>
-          <w:rtl w:val="0"/>
-          <w:lang w:val="en-US"/>
-        </w:rPr>
-        <w:t>&lt;/div&gt;</w:t>
-      </w:r>
-    </w:p>
-    <w:p>
-      <w:pPr>
-        <w:pStyle w:val="Text A"/>
-      </w:pPr>
-    </w:p>
-    <w:p>
-      <w:pPr>
-        <w:pStyle w:val="Text A"/>
-      </w:pPr>
-      <w:r>
-        <w:rPr>
-          <w:rtl w:val="0"/>
-          <w:lang w:val="en-US"/>
-        </w:rPr>
-        <w:t>&lt;!-- OBSAH BALENIA --&gt;</w:t>
-      </w:r>
-    </w:p>
-    <w:p>
-      <w:pPr>
-        <w:pStyle w:val="Text A"/>
-      </w:pPr>
-      <w:r>
-        <w:rPr>
-          <w:rtl w:val="0"/>
-          <w:lang w:val="en-US"/>
-        </w:rPr>
-        <w:t>&lt;div class="section"&gt;</w:t>
-      </w:r>
-    </w:p>
-    <w:p>
-      <w:pPr>
-        <w:pStyle w:val="Text A"/>
-      </w:pPr>
-      <w:r>
-        <w:rPr>
-          <w:rtl w:val="0"/>
-          <w:lang w:val="en-US"/>
-        </w:rPr>
-        <w:t>&lt;h2&gt;Obsah balenia&lt;/h2&gt;</w:t>
-      </w:r>
-    </w:p>
-    <w:p>
-      <w:pPr>
-        <w:pStyle w:val="Text A"/>
-      </w:pPr>
-      <w:r>
-        <w:rPr>
-          <w:rtl w:val="0"/>
-          <w:lang w:val="en-US"/>
-        </w:rPr>
-        <w:t>&lt;div class="card-table"&gt;</w:t>
-      </w:r>
-    </w:p>
-    <w:p>
-      <w:pPr>
-        <w:pStyle w:val="Text A"/>
-      </w:pPr>
-      <w:r>
-        <w:rPr>
-          <w:rtl w:val="0"/>
-          <w:lang w:val="en-US"/>
-        </w:rPr>
-        <w:t>&lt;table&gt;</w:t>
-      </w:r>
-    </w:p>
-    <w:p>
-      <w:pPr>
-        <w:pStyle w:val="Text A"/>
-      </w:pPr>
-      <w:r>
-        <w:rPr>
-          <w:rtl w:val="0"/>
-          <w:lang w:val="en-US"/>
-        </w:rPr>
-        <w:t>&lt;tbody&gt;</w:t>
-      </w:r>
-    </w:p>
-    <w:p>
-      <w:pPr>
-        <w:pStyle w:val="Text A"/>
-      </w:pPr>
-      <w:r>
-        <w:rPr>
-          <w:rtl w:val="0"/>
-          <w:lang w:val="en-US"/>
-        </w:rPr>
-        <w:t>&lt;tr&gt;</w:t>
-      </w:r>
-    </w:p>
-    <w:p>
-      <w:pPr>
-        <w:pStyle w:val="Text A"/>
-      </w:pPr>
-      <w:r>
-        <w:rPr>
-          <w:rtl w:val="0"/>
-          <w:lang w:val="en-US"/>
-        </w:rPr>
-        <w:t>&lt;th&gt;Kateg</w:t>
-      </w:r>
-      <w:r>
-        <w:rPr>
-          <w:rtl w:val="0"/>
-          <w:lang w:val="es-ES_tradnl"/>
-        </w:rPr>
-        <w:t>ó</w:t>
-      </w:r>
-      <w:r>
-        <w:rPr>
-          <w:rtl w:val="0"/>
-          <w:lang w:val="en-US"/>
-        </w:rPr>
-        <w:t>ria&lt;/th&gt;</w:t>
-      </w:r>
-    </w:p>
-    <w:p>
-      <w:pPr>
-        <w:pStyle w:val="Text A"/>
-      </w:pPr>
-      <w:r>
-        <w:rPr>
-          <w:rtl w:val="0"/>
-          <w:lang w:val="en-US"/>
-        </w:rPr>
-        <w:t>&lt;th&gt;Obsah&lt;/th&gt;</w:t>
-      </w:r>
-    </w:p>
-    <w:p>
-      <w:pPr>
-        <w:pStyle w:val="Text A"/>
-      </w:pPr>
-      <w:r>
-        <w:rPr>
-          <w:rtl w:val="0"/>
-          <w:lang w:val="en-US"/>
-        </w:rPr>
-        <w:t>&lt;/tr&gt;</w:t>
-      </w:r>
-    </w:p>
-    <w:p>
-      <w:pPr>
-        <w:pStyle w:val="Text A"/>
-      </w:pPr>
-      <w:r>
-        <w:rPr>
-          <w:rtl w:val="0"/>
-          <w:lang w:val="en-US"/>
-        </w:rPr>
-        <w:t>&lt;tr&gt;</w:t>
-      </w:r>
-    </w:p>
-    <w:p>
-      <w:pPr>
-        <w:pStyle w:val="Text A"/>
-      </w:pPr>
-      <w:r>
-        <w:rPr>
-          <w:rtl w:val="0"/>
-          <w:lang w:val="en-US"/>
-        </w:rPr>
-        <w:t>&lt;td&gt;Produkt&lt;/td&gt;</w:t>
-      </w:r>
-    </w:p>
-    <w:p>
-      <w:pPr>
-        <w:pStyle w:val="Text A"/>
-      </w:pPr>
-      <w:r>
-        <w:rPr>
-          <w:rtl w:val="0"/>
-          <w:lang w:val="en-US"/>
-        </w:rPr>
-        <w:t>&lt;td&gt;{obsah_produktu}&lt;/td&gt;</w:t>
-      </w:r>
-    </w:p>
-    <w:p>
-      <w:pPr>
-        <w:pStyle w:val="Text A"/>
-      </w:pPr>
-      <w:r>
-        <w:rPr>
-          <w:rtl w:val="0"/>
-          <w:lang w:val="en-US"/>
-        </w:rPr>
-        <w:t>&lt;/tr&gt;</w:t>
-      </w:r>
-    </w:p>
-    <w:p>
-      <w:pPr>
-        <w:pStyle w:val="Text A"/>
-      </w:pPr>
-      <w:r>
-        <w:rPr>
-          <w:rtl w:val="0"/>
-          <w:lang w:val="en-US"/>
-        </w:rPr>
-        <w:t>&lt;tr&gt;</w:t>
-      </w:r>
-    </w:p>
-    <w:p>
-      <w:pPr>
-        <w:pStyle w:val="Text A"/>
-      </w:pPr>
-      <w:r>
-        <w:rPr>
-          <w:rtl w:val="0"/>
-          <w:lang w:val="en-US"/>
-        </w:rPr>
-        <w:t>&lt;td&gt;Pr</w:t>
-      </w:r>
-      <w:r>
-        <w:rPr>
-          <w:rtl w:val="0"/>
-          <w:lang w:val="en-US"/>
-        </w:rPr>
-        <w:t>í</w:t>
-      </w:r>
-      <w:r>
-        <w:rPr>
-          <w:rtl w:val="0"/>
-          <w:lang w:val="da-DK"/>
-        </w:rPr>
-        <w:t>slu</w:t>
-      </w:r>
-      <w:r>
-        <w:rPr>
-          <w:rtl w:val="0"/>
-          <w:lang w:val="en-US"/>
-        </w:rPr>
-        <w:t>š</w:t>
-      </w:r>
-      <w:r>
-        <w:rPr>
-          <w:rtl w:val="0"/>
-          <w:lang w:val="en-US"/>
-        </w:rPr>
-        <w:t>enstvo&lt;/td&gt;</w:t>
-      </w:r>
-    </w:p>
-    <w:p>
-      <w:pPr>
-        <w:pStyle w:val="Text A"/>
-      </w:pPr>
-      <w:r>
-        <w:rPr>
-          <w:rtl w:val="0"/>
-          <w:lang w:val="en-US"/>
-        </w:rPr>
-        <w:t>&lt;td&gt;{doporucene_prislusenstvi}&lt;/td&gt;</w:t>
-      </w:r>
-    </w:p>
-    <w:p>
-      <w:pPr>
-        <w:pStyle w:val="Text A"/>
-      </w:pPr>
-      <w:r>
-        <w:rPr>
-          <w:rtl w:val="0"/>
-          <w:lang w:val="en-US"/>
-        </w:rPr>
-        <w:t>&lt;/tr&gt;</w:t>
-      </w:r>
-    </w:p>
-    <w:p>
-      <w:pPr>
-        <w:pStyle w:val="Text A"/>
-      </w:pPr>
-      <w:r>
-        <w:rPr>
-          <w:rtl w:val="0"/>
-          <w:lang w:val="en-US"/>
-        </w:rPr>
-        <w:t>&lt;/tbody&gt;</w:t>
-      </w:r>
-    </w:p>
-    <w:p>
-      <w:pPr>
-        <w:pStyle w:val="Text A"/>
-      </w:pPr>
-      <w:r>
-        <w:rPr>
-          <w:rtl w:val="0"/>
-          <w:lang w:val="en-US"/>
-        </w:rPr>
-        <w:t>&lt;/table&gt;</w:t>
-      </w:r>
-    </w:p>
-    <w:p>
-      <w:pPr>
-        <w:pStyle w:val="Text A"/>
-      </w:pPr>
-      <w:r>
-        <w:rPr>
-          <w:rtl w:val="0"/>
-          <w:lang w:val="en-US"/>
-        </w:rPr>
-        <w:t>&lt;/div&gt;</w:t>
-      </w:r>
-    </w:p>
-    <w:p>
-      <w:pPr>
-        <w:pStyle w:val="Text A"/>
-      </w:pPr>
-      <w:r>
-        <w:rPr>
-          <w:rtl w:val="0"/>
-          <w:lang w:val="de-DE"/>
-        </w:rPr>
-        <w:t>&lt;!-- UPOZORNENIE NA ODTIE</w:t>
-      </w:r>
-      <w:r>
-        <w:rPr>
-          <w:rtl w:val="0"/>
-          <w:lang w:val="en-US"/>
-        </w:rPr>
-        <w:t xml:space="preserve">Ň </w:t>
-      </w:r>
-      <w:r>
-        <w:rPr>
-          <w:rtl w:val="0"/>
-          <w:lang w:val="en-US"/>
-        </w:rPr>
-        <w:t>--&gt;</w:t>
-      </w:r>
-    </w:p>
-    <w:p>
-      <w:pPr>
-        <w:pStyle w:val="Text A"/>
-      </w:pPr>
-      <w:r>
-        <w:rPr>
-          <w:rtl w:val="0"/>
-          <w:lang w:val="en-US"/>
-        </w:rPr>
-        <w:t>&lt;div class="section notice"&gt;</w:t>
-      </w:r>
-    </w:p>
-    <w:p>
-      <w:pPr>
-        <w:pStyle w:val="Text A"/>
-      </w:pPr>
-      <w:r>
-        <w:rPr>
-          <w:rtl w:val="0"/>
-          <w:lang w:val="en-US"/>
-        </w:rPr>
-        <w:t xml:space="preserve">  &lt;p&gt;&lt;strong&gt;Upozornenie:&lt;/strong&gt; Farby zobrazen</w:t>
-      </w:r>
-      <w:r>
-        <w:rPr>
-          <w:rtl w:val="0"/>
-          <w:lang w:val="fr-FR"/>
-        </w:rPr>
-        <w:t xml:space="preserve">é </w:t>
-      </w:r>
-      <w:r>
-        <w:rPr>
-          <w:rtl w:val="0"/>
-          <w:lang w:val="en-US"/>
-        </w:rPr>
-        <w:t>na monitore sa m</w:t>
-      </w:r>
-      <w:r>
-        <w:rPr>
-          <w:rtl w:val="0"/>
-          <w:lang w:val="en-US"/>
-        </w:rPr>
-        <w:t>ôž</w:t>
-      </w:r>
-      <w:r>
-        <w:rPr>
-          <w:rtl w:val="0"/>
-          <w:lang w:val="en-US"/>
-        </w:rPr>
-        <w:t>u mierne l</w:t>
-      </w:r>
-      <w:r>
-        <w:rPr>
-          <w:rtl w:val="0"/>
-          <w:lang w:val="en-US"/>
-        </w:rPr>
-        <w:t>íš</w:t>
-      </w:r>
-      <w:r>
-        <w:rPr>
-          <w:rtl w:val="0"/>
-          <w:lang w:val="en-US"/>
-        </w:rPr>
-        <w:t>i</w:t>
-      </w:r>
-      <w:r>
-        <w:rPr>
-          <w:rtl w:val="0"/>
-          <w:lang w:val="en-US"/>
-        </w:rPr>
-        <w:t xml:space="preserve">ť </w:t>
-      </w:r>
-      <w:r>
-        <w:rPr>
-          <w:rtl w:val="0"/>
-          <w:lang w:val="en-US"/>
-        </w:rPr>
-        <w:t>od skuto</w:t>
-      </w:r>
-      <w:r>
-        <w:rPr>
-          <w:rtl w:val="0"/>
-          <w:lang w:val="en-US"/>
-        </w:rPr>
-        <w:t>č</w:t>
-      </w:r>
-      <w:r>
-        <w:rPr>
-          <w:rtl w:val="0"/>
-          <w:lang w:val="en-US"/>
-        </w:rPr>
-        <w:t>n</w:t>
-      </w:r>
-      <w:r>
-        <w:rPr>
-          <w:rtl w:val="0"/>
-          <w:lang w:val="fr-FR"/>
-        </w:rPr>
-        <w:t>é</w:t>
-      </w:r>
-      <w:r>
-        <w:rPr>
-          <w:rtl w:val="0"/>
-          <w:lang w:val="en-US"/>
-        </w:rPr>
-        <w:t>ho odtie</w:t>
-      </w:r>
-      <w:r>
-        <w:rPr>
-          <w:rtl w:val="0"/>
-          <w:lang w:val="en-US"/>
-        </w:rPr>
-        <w:t>ň</w:t>
-      </w:r>
-      <w:r>
-        <w:rPr>
-          <w:rtl w:val="0"/>
-          <w:lang w:val="en-US"/>
-        </w:rPr>
-        <w:t>a farby v re</w:t>
-      </w:r>
-      <w:r>
-        <w:rPr>
-          <w:rtl w:val="0"/>
-          <w:lang w:val="en-US"/>
-        </w:rPr>
-        <w:t>á</w:t>
-      </w:r>
-      <w:r>
-        <w:rPr>
-          <w:rtl w:val="0"/>
-          <w:lang w:val="it-IT"/>
-        </w:rPr>
-        <w:t>le. Z</w:t>
-      </w:r>
-      <w:r>
-        <w:rPr>
-          <w:rtl w:val="0"/>
-          <w:lang w:val="en-US"/>
-        </w:rPr>
-        <w:t>á</w:t>
-      </w:r>
-      <w:r>
-        <w:rPr>
-          <w:rtl w:val="0"/>
-          <w:lang w:val="en-US"/>
-        </w:rPr>
-        <w:t>vis</w:t>
-      </w:r>
-      <w:r>
-        <w:rPr>
-          <w:rtl w:val="0"/>
-          <w:lang w:val="en-US"/>
-        </w:rPr>
-        <w:t xml:space="preserve">í </w:t>
-      </w:r>
-      <w:r>
-        <w:rPr>
-          <w:rtl w:val="0"/>
-          <w:lang w:val="en-US"/>
-        </w:rPr>
-        <w:t>to od nastavenia jasu, kontrastu a farebn</w:t>
-      </w:r>
-      <w:r>
-        <w:rPr>
-          <w:rtl w:val="0"/>
-          <w:lang w:val="fr-FR"/>
-        </w:rPr>
-        <w:t>é</w:t>
-      </w:r>
-      <w:r>
-        <w:rPr>
-          <w:rtl w:val="0"/>
-          <w:lang w:val="en-US"/>
-        </w:rPr>
-        <w:t>ho profilu v</w:t>
-      </w:r>
-      <w:r>
-        <w:rPr>
-          <w:rtl w:val="0"/>
-          <w:lang w:val="en-US"/>
-        </w:rPr>
-        <w:t>áš</w:t>
-      </w:r>
-      <w:r>
-        <w:rPr>
-          <w:rtl w:val="0"/>
-          <w:lang w:val="en-US"/>
-        </w:rPr>
-        <w:t xml:space="preserve">ho zariadenia. Pre </w:t>
-      </w:r>
-      <w:r>
-        <w:rPr>
-          <w:rtl w:val="0"/>
-          <w:lang w:val="en-US"/>
-        </w:rPr>
-        <w:t>č</w:t>
-      </w:r>
-      <w:r>
-        <w:rPr>
-          <w:rtl w:val="0"/>
-          <w:lang w:val="en-US"/>
-        </w:rPr>
-        <w:t>o najpresnej</w:t>
-      </w:r>
-      <w:r>
-        <w:rPr>
-          <w:rtl w:val="0"/>
-          <w:lang w:val="en-US"/>
-        </w:rPr>
-        <w:t>š</w:t>
-      </w:r>
-      <w:r>
-        <w:rPr>
-          <w:rtl w:val="0"/>
-          <w:lang w:val="en-US"/>
-        </w:rPr>
-        <w:t>iu predstavu odpor</w:t>
-      </w:r>
-      <w:r>
-        <w:rPr>
-          <w:rtl w:val="0"/>
-          <w:lang w:val="en-US"/>
-        </w:rPr>
-        <w:t>úč</w:t>
-      </w:r>
-      <w:r>
-        <w:rPr>
-          <w:rtl w:val="0"/>
-          <w:lang w:val="en-US"/>
-        </w:rPr>
-        <w:t>ame vysk</w:t>
-      </w:r>
-      <w:r>
-        <w:rPr>
-          <w:rtl w:val="0"/>
-          <w:lang w:val="en-US"/>
-        </w:rPr>
-        <w:t>úš</w:t>
-      </w:r>
-      <w:r>
-        <w:rPr>
-          <w:rtl w:val="0"/>
-          <w:lang w:val="en-US"/>
-        </w:rPr>
-        <w:t>a</w:t>
-      </w:r>
-      <w:r>
-        <w:rPr>
-          <w:rtl w:val="0"/>
-          <w:lang w:val="en-US"/>
-        </w:rPr>
-        <w:t xml:space="preserve">ť </w:t>
-      </w:r>
-      <w:r>
-        <w:rPr>
-          <w:rtl w:val="0"/>
-          <w:lang w:val="en-US"/>
-        </w:rPr>
-        <w:t>farbu na testovacom modeli alebo sa in</w:t>
-      </w:r>
-      <w:r>
-        <w:rPr>
-          <w:rtl w:val="0"/>
-          <w:lang w:val="en-US"/>
-        </w:rPr>
-        <w:t>š</w:t>
-      </w:r>
-      <w:r>
-        <w:rPr>
-          <w:rtl w:val="0"/>
-          <w:lang w:val="en-US"/>
-        </w:rPr>
-        <w:t>pirova</w:t>
-      </w:r>
-      <w:r>
-        <w:rPr>
-          <w:rtl w:val="0"/>
-          <w:lang w:val="en-US"/>
-        </w:rPr>
-        <w:t xml:space="preserve">ť </w:t>
-      </w:r>
-      <w:r>
-        <w:rPr>
-          <w:rtl w:val="0"/>
-          <w:lang w:val="en-US"/>
-        </w:rPr>
-        <w:t>komunitn</w:t>
-      </w:r>
-      <w:r>
-        <w:rPr>
-          <w:rtl w:val="0"/>
-          <w:lang w:val="en-US"/>
-        </w:rPr>
-        <w:t>ý</w:t>
-      </w:r>
-      <w:r>
-        <w:rPr>
-          <w:rtl w:val="0"/>
-          <w:lang w:val="en-US"/>
-        </w:rPr>
-        <w:t>mi uk</w:t>
-      </w:r>
-      <w:r>
-        <w:rPr>
-          <w:rtl w:val="0"/>
-          <w:lang w:val="en-US"/>
-        </w:rPr>
-        <w:t>áž</w:t>
-      </w:r>
-      <w:r>
-        <w:rPr>
-          <w:rtl w:val="0"/>
-          <w:lang w:val="en-US"/>
-        </w:rPr>
-        <w:t>kami.&lt;/p&gt;</w:t>
-      </w:r>
-    </w:p>
-    <w:p>
-      <w:pPr>
-        <w:pStyle w:val="Text A"/>
-      </w:pPr>
-      <w:r>
-        <w:rPr>
-          <w:rtl w:val="0"/>
-          <w:lang w:val="en-US"/>
-        </w:rPr>
-        <w:t>&lt;/div&gt;</w:t>
-      </w:r>
-    </w:p>
-    <w:p>
-      <w:pPr>
-        <w:pStyle w:val="Text A"/>
-      </w:pPr>
-      <w:r>
-        <w:rPr>
-          <w:rtl w:val="0"/>
-          <w:lang w:val="en-US"/>
         </w:rPr>
         <w:t>&lt;/div&gt;</w:t>
       </w:r>
